--- a/por/docx/008.content.docx
+++ b/por/docx/008.content.docx
@@ -150,26 +150,6 @@
           <w:lang w:val="pt_PT" w:bidi="pt_PT"/>
         </w:rPr>
         <w:t>F</w:t>
-      </w:r>
-      <w:r>
-        <w:rPr>
-          <w:lang w:val="pt_PT" w:bidi="pt_PT"/>
-        </w:rPr>
-      </w:r>
-    </w:p>
-    <w:p>
-      <w:pPr/>
-      <w:r>
-        <w:rPr>
-          <w:lang w:val="pt_PT" w:bidi="pt_PT"/>
-        </w:rPr>
-      </w:r>
-      <w:r>
-        <w:rPr>
-          <w:i/>
-          <w:lang w:val="pt_PT" w:bidi="pt_PT"/>
-        </w:rPr>
-        <w:t>Falsos profetas, Família, comunidade e pecado sexual, Fé e boas obras, Fome</w:t>
       </w:r>
       <w:r>
         <w:rPr>

--- a/por/docx/008.content.docx
+++ b/por/docx/008.content.docx
@@ -19,7 +19,7 @@
         <w:rPr>
           <w:lang w:val="pt_PT" w:bidi="pt_PT"/>
         </w:rPr>
-        <w:t>Resource: Study Notes - Themes (Tyndale)</w:t>
+        <w:t>Resource: Tyndale Open Study Notes</w:t>
       </w:r>
       <w:r>
         <w:rPr>
@@ -112,7 +112,7 @@
         <w:rPr>
           <w:lang w:val="pt_PT" w:bidi="pt_PT"/>
         </w:rPr>
-        <w:t>Study Notes - Themes (Tyndale)</w:t>
+        <w:t>Tyndale Open Study Notes</w:t>
       </w:r>
     </w:p>
     <w:p>

--- a/por/docx/008.content.docx
+++ b/por/docx/008.content.docx
@@ -149,7 +149,7 @@
         <w:rPr>
           <w:lang w:val="pt_PT" w:bidi="pt_PT"/>
         </w:rPr>
-        <w:t>F</w:t>
+        <w:t>H</w:t>
       </w:r>
       <w:r>
         <w:rPr>
@@ -212,7 +212,7 @@
         <w:rPr>
           <w:lang w:val="pt_PT" w:bidi="pt_PT"/>
         </w:rPr>
-        <w:t>Falsos profetas</w:t>
+        <w:t>Herdando a terra</w:t>
       </w:r>
       <w:r>
         <w:rPr>
@@ -231,43 +231,7 @@
         <w:rPr>
           <w:lang w:val="pt_PT" w:bidi="pt_PT"/>
         </w:rPr>
-        <w:t xml:space="preserve">A Bíblia descreve muitas pessoas que afirmavam ser profetas sem ter autoridade e um verdadeiro chamado de Deus. Elas falavam como se representassem a Deus. As pessoas frequentemente achavam difícil distinguir os verdadeiros profetas dos falsos. Falsos profetas geralmente diziam às pessoas o que elas queriam ouvir (veja, por exemplo, </w:t>
-      </w:r>
-      <w:hyperlink r:id="rId13">
-        <w:r>
-          <w:rPr>
-            <w:lang w:val="pt_PT" w:bidi="pt_PT"/>
-          </w:rPr>
-          <w:rPr>
-            <w:color w:val="0000EE"/>
-            <w:u w:val="single"/>
-          </w:rPr>
-          <w:t>1 Reis 22.10–14</w:t>
-        </w:r>
-      </w:hyperlink>
-      <w:r>
-        <w:rPr>
-          <w:lang w:val="pt_PT" w:bidi="pt_PT"/>
-        </w:rPr>
-        <w:t xml:space="preserve">; </w:t>
-      </w:r>
-      <w:hyperlink r:id="rId14">
-        <w:r>
-          <w:rPr>
-            <w:lang w:val="pt_PT" w:bidi="pt_PT"/>
-          </w:rPr>
-          <w:rPr>
-            <w:color w:val="0000EE"/>
-            <w:u w:val="single"/>
-          </w:rPr>
-          <w:t>Jeremias 28.1–4</w:t>
-        </w:r>
-      </w:hyperlink>
-      <w:r>
-        <w:rPr>
-          <w:lang w:val="pt_PT" w:bidi="pt_PT"/>
-        </w:rPr>
-        <w:t>).</w:t>
+        <w:t>O mundo físico é ruim? São o espírito, a alma e a energia o verdadeiro bem que buscamos em nossa jornada de vida? Só seremos verdadeiramente espirituais e felizes quando estivermos livres de nossos corpos terrenos?</w:t>
       </w:r>
     </w:p>
     <w:p>
@@ -281,9 +245,9 @@
         <w:rPr>
           <w:lang w:val="pt_PT" w:bidi="pt_PT"/>
         </w:rPr>
-        <w:t xml:space="preserve">Devido a essa dificuldade e ao misericordioso atraso do Senhor em julgar seu povo rebelde, muitos duvidaram que a mensagem de Deus através de seus verdadeiros profetas se realizaria (veja </w:t>
-      </w:r>
-      <w:hyperlink r:id="rId15">
+        <w:t>A Bíblia responde a estas e a perguntas semelhantes com um enfático "Não!" O universo, incluindo a terra e todas as criaturas vivas, veio das mãos habilidosas de um criador amoroso. Ele considerou isso "muito bom" (</w:t>
+      </w:r>
+      <w:hyperlink r:id="rId13">
         <w:r>
           <w:rPr>
             <w:lang w:val="pt_PT" w:bidi="pt_PT"/>
@@ -292,14 +256,32 @@
             <w:color w:val="0000EE"/>
             <w:u w:val="single"/>
           </w:rPr>
-          <w:t>Isaías 5.19</w:t>
+          <w:t>Gênesis 1.31</w:t>
         </w:r>
       </w:hyperlink>
       <w:r>
         <w:rPr>
           <w:lang w:val="pt_PT" w:bidi="pt_PT"/>
         </w:rPr>
-        <w:t>). Outros negaram que algo aconteceria durante suas vidas. Será que o castigo frequentemente adiado poderia esperar um pouco mais?</w:t>
+        <w:t xml:space="preserve">). Por causa do pecado humano, este mundo físico precisa de redenção. Pela graça de Deus, ele compartilhará da redenção de Deus no fim dos tempos (veja </w:t>
+      </w:r>
+      <w:hyperlink r:id="rId14">
+        <w:r>
+          <w:rPr>
+            <w:lang w:val="pt_PT" w:bidi="pt_PT"/>
+          </w:rPr>
+          <w:rPr>
+            <w:color w:val="0000EE"/>
+            <w:u w:val="single"/>
+          </w:rPr>
+          <w:t>Romanos 8.19–21</w:t>
+        </w:r>
+      </w:hyperlink>
+      <w:r>
+        <w:rPr>
+          <w:lang w:val="pt_PT" w:bidi="pt_PT"/>
+        </w:rPr>
+        <w:t>).</w:t>
       </w:r>
     </w:p>
     <w:p>
@@ -313,43 +295,7 @@
         <w:rPr>
           <w:lang w:val="pt_PT" w:bidi="pt_PT"/>
         </w:rPr>
-        <w:t>Ezequiel profetizou que no próximo julgamento sobre Jerusalém, Deus removeria os falsos profetas. Isso ajudaria as pessoas a identificar os verdadeiros profetas (</w:t>
-      </w:r>
-      <w:hyperlink r:id="rId16">
-        <w:r>
-          <w:rPr>
-            <w:lang w:val="pt_PT" w:bidi="pt_PT"/>
-          </w:rPr>
-          <w:rPr>
-            <w:color w:val="0000EE"/>
-            <w:u w:val="single"/>
-          </w:rPr>
-          <w:t>Ezequiel 13.8–9</w:t>
-        </w:r>
-      </w:hyperlink>
-      <w:r>
-        <w:rPr>
-          <w:lang w:val="pt_PT" w:bidi="pt_PT"/>
-        </w:rPr>
-        <w:t>). O julgamento de Deus aconteceria sem demora — o Senhor logo cumpriria suas palavras (</w:t>
-      </w:r>
-      <w:hyperlink r:id="rId17">
-        <w:r>
-          <w:rPr>
-            <w:lang w:val="pt_PT" w:bidi="pt_PT"/>
-          </w:rPr>
-          <w:rPr>
-            <w:color w:val="0000EE"/>
-            <w:u w:val="single"/>
-          </w:rPr>
-          <w:t>13.11</w:t>
-        </w:r>
-      </w:hyperlink>
-      <w:r>
-        <w:rPr>
-          <w:lang w:val="pt_PT" w:bidi="pt_PT"/>
-        </w:rPr>
-        <w:t>). Todos então saberiam quais palavras eram realmente de Deus e quais palavras os falsos profetas imaginaram.</w:t>
+        <w:t>As escrituras destacam a bondade e a importância do mundo, enfatizando o que Deus diz sobre a terra. Toda a terra pertence a Deus. Deus removeu o povo cananeu da terra prometida devido à sua maldade. Ele trouxe Israel para aquela terra por causa de suas promessas aos patriarcas israelitas. Ele também deseja que os humanos cuidem da terra em harmonia com seu criador.</w:t>
       </w:r>
     </w:p>
     <w:p>
@@ -363,79 +309,7 @@
         <w:rPr>
           <w:lang w:val="pt_PT" w:bidi="pt_PT"/>
         </w:rPr>
-        <w:t>Jesus alertou que falsos profetas apareceriam no futuro (</w:t>
-      </w:r>
-      <w:hyperlink r:id="rId18">
-        <w:r>
-          <w:rPr>
-            <w:lang w:val="pt_PT" w:bidi="pt_PT"/>
-          </w:rPr>
-          <w:rPr>
-            <w:color w:val="0000EE"/>
-            <w:u w:val="single"/>
-          </w:rPr>
-          <w:t>Mateus 24.11–28</w:t>
-        </w:r>
-      </w:hyperlink>
-      <w:r>
-        <w:rPr>
-          <w:lang w:val="pt_PT" w:bidi="pt_PT"/>
-        </w:rPr>
-        <w:t xml:space="preserve">). Seus primeiros seguidores encontraram muitos falsos profetas (veja, por exemplo, </w:t>
-      </w:r>
-      <w:hyperlink r:id="rId19">
-        <w:r>
-          <w:rPr>
-            <w:lang w:val="pt_PT" w:bidi="pt_PT"/>
-          </w:rPr>
-          <w:rPr>
-            <w:color w:val="0000EE"/>
-            <w:u w:val="single"/>
-          </w:rPr>
-          <w:t>Atos 13.6–12</w:t>
-        </w:r>
-      </w:hyperlink>
-      <w:r>
-        <w:rPr>
-          <w:lang w:val="pt_PT" w:bidi="pt_PT"/>
-        </w:rPr>
-        <w:t xml:space="preserve">; </w:t>
-      </w:r>
-      <w:hyperlink r:id="rId20">
-        <w:r>
-          <w:rPr>
-            <w:lang w:val="pt_PT" w:bidi="pt_PT"/>
-          </w:rPr>
-          <w:rPr>
-            <w:color w:val="0000EE"/>
-            <w:u w:val="single"/>
-          </w:rPr>
-          <w:t>2 Pedro 2.1–3</w:t>
-        </w:r>
-      </w:hyperlink>
-      <w:r>
-        <w:rPr>
-          <w:lang w:val="pt_PT" w:bidi="pt_PT"/>
-        </w:rPr>
-        <w:t>). Os cristãos muitas vezes podem identificar falsos profetas por seus ensinamentos incorretos sobre Cristo. Esses ensinamentos mostram que o Espírito de Deus não os guia (</w:t>
-      </w:r>
-      <w:hyperlink r:id="rId21">
-        <w:r>
-          <w:rPr>
-            <w:lang w:val="pt_PT" w:bidi="pt_PT"/>
-          </w:rPr>
-          <w:rPr>
-            <w:color w:val="0000EE"/>
-            <w:u w:val="single"/>
-          </w:rPr>
-          <w:t>1 João 4.1–3</w:t>
-        </w:r>
-      </w:hyperlink>
-      <w:r>
-        <w:rPr>
-          <w:lang w:val="pt_PT" w:bidi="pt_PT"/>
-        </w:rPr>
-        <w:t>).</w:t>
+        <w:t>Na antiga Israel, cada família recebia uma porção para viver. A atribuição da terra por Deus, e não a terra em si, era o que ele confiava a eles para gerenciarem. Os pais passavam essa atribuição de terra para seus filhos como a principal parte das heranças familiares.</w:t>
       </w:r>
     </w:p>
     <w:p>
@@ -447,10 +321,9 @@
       </w:r>
       <w:r>
         <w:rPr>
-          <w:u w:val="single"/>
-          <w:lang w:val="pt_PT" w:bidi="pt_PT"/>
-        </w:rPr>
-        <w:t>Passagens para estudo complementar</w:t>
+          <w:lang w:val="pt_PT" w:bidi="pt_PT"/>
+        </w:rPr>
+        <w:t>Seguindo esses princípios e as instruções de Deus, Josué dividiu a terra entre as tribos. As tribos, por sua vez, a dividiram entre clãs, famílias e lares individuais. O dom de Deus de gestão sobre uma porção específica de terra era, essencialmente, um presente de vida para cada lar.</w:t>
       </w:r>
     </w:p>
     <w:p>
@@ -460,279 +333,12 @@
           <w:lang w:val="pt_PT" w:bidi="pt_PT"/>
         </w:rPr>
       </w:r>
-      <w:hyperlink r:id="rId22">
-        <w:r>
-          <w:rPr>
-            <w:lang w:val="pt_PT" w:bidi="pt_PT"/>
-          </w:rPr>
-          <w:rPr>
-            <w:color w:val="0000EE"/>
-            <w:u w:val="single"/>
-          </w:rPr>
-          <w:t>Deuteronômio 13.1–5</w:t>
-        </w:r>
-      </w:hyperlink>
-      <w:r>
-        <w:rPr>
-          <w:lang w:val="pt_PT" w:bidi="pt_PT"/>
-        </w:rPr>
-        <w:t xml:space="preserve">; </w:t>
-      </w:r>
-      <w:hyperlink r:id="rId23">
-        <w:r>
-          <w:rPr>
-            <w:lang w:val="pt_PT" w:bidi="pt_PT"/>
-          </w:rPr>
-          <w:rPr>
-            <w:color w:val="0000EE"/>
-            <w:u w:val="single"/>
-          </w:rPr>
-          <w:t>18.22</w:t>
-        </w:r>
-      </w:hyperlink>
-      <w:r>
-        <w:rPr>
-          <w:lang w:val="pt_PT" w:bidi="pt_PT"/>
-        </w:rPr>
-        <w:t xml:space="preserve">; </w:t>
-      </w:r>
-      <w:hyperlink r:id="rId24">
-        <w:r>
-          <w:rPr>
-            <w:lang w:val="pt_PT" w:bidi="pt_PT"/>
-          </w:rPr>
-          <w:rPr>
-            <w:color w:val="0000EE"/>
-            <w:u w:val="single"/>
-          </w:rPr>
-          <w:t>1 Reis 22.8–28</w:t>
-        </w:r>
-      </w:hyperlink>
-      <w:r>
-        <w:rPr>
-          <w:lang w:val="pt_PT" w:bidi="pt_PT"/>
-        </w:rPr>
-        <w:t xml:space="preserve">; </w:t>
-      </w:r>
-      <w:hyperlink r:id="rId25">
-        <w:r>
-          <w:rPr>
-            <w:lang w:val="pt_PT" w:bidi="pt_PT"/>
-          </w:rPr>
-          <w:rPr>
-            <w:color w:val="0000EE"/>
-            <w:u w:val="single"/>
-          </w:rPr>
-          <w:t>Jeremias 6.13–15</w:t>
-        </w:r>
-      </w:hyperlink>
-      <w:r>
-        <w:rPr>
-          <w:lang w:val="pt_PT" w:bidi="pt_PT"/>
-        </w:rPr>
-        <w:t xml:space="preserve">; </w:t>
-      </w:r>
-      <w:hyperlink r:id="rId26">
-        <w:r>
-          <w:rPr>
-            <w:lang w:val="pt_PT" w:bidi="pt_PT"/>
-          </w:rPr>
-          <w:rPr>
-            <w:color w:val="0000EE"/>
-            <w:u w:val="single"/>
-          </w:rPr>
-          <w:t>14.13–16</w:t>
-        </w:r>
-      </w:hyperlink>
-      <w:r>
-        <w:rPr>
-          <w:lang w:val="pt_PT" w:bidi="pt_PT"/>
-        </w:rPr>
-        <w:t xml:space="preserve">; </w:t>
-      </w:r>
-      <w:hyperlink r:id="rId27">
-        <w:r>
-          <w:rPr>
-            <w:lang w:val="pt_PT" w:bidi="pt_PT"/>
-          </w:rPr>
-          <w:rPr>
-            <w:color w:val="0000EE"/>
-            <w:u w:val="single"/>
-          </w:rPr>
-          <w:t>20.1–6</w:t>
-        </w:r>
-      </w:hyperlink>
-      <w:r>
-        <w:rPr>
-          <w:lang w:val="pt_PT" w:bidi="pt_PT"/>
-        </w:rPr>
-        <w:t xml:space="preserve">; </w:t>
-      </w:r>
-      <w:hyperlink r:id="rId28">
-        <w:r>
-          <w:rPr>
-            <w:lang w:val="pt_PT" w:bidi="pt_PT"/>
-          </w:rPr>
-          <w:rPr>
-            <w:color w:val="0000EE"/>
-            <w:u w:val="single"/>
-          </w:rPr>
-          <w:t>28.1–17</w:t>
-        </w:r>
-      </w:hyperlink>
-      <w:r>
-        <w:rPr>
-          <w:lang w:val="pt_PT" w:bidi="pt_PT"/>
-        </w:rPr>
-        <w:t xml:space="preserve">; </w:t>
-      </w:r>
-      <w:hyperlink r:id="rId29">
-        <w:r>
-          <w:rPr>
-            <w:lang w:val="pt_PT" w:bidi="pt_PT"/>
-          </w:rPr>
-          <w:rPr>
-            <w:color w:val="0000EE"/>
-            <w:u w:val="single"/>
-          </w:rPr>
-          <w:t>29.21–32</w:t>
-        </w:r>
-      </w:hyperlink>
-      <w:r>
-        <w:rPr>
-          <w:lang w:val="pt_PT" w:bidi="pt_PT"/>
-        </w:rPr>
-        <w:t xml:space="preserve">; </w:t>
-      </w:r>
-      <w:hyperlink r:id="rId30">
-        <w:r>
-          <w:rPr>
-            <w:lang w:val="pt_PT" w:bidi="pt_PT"/>
-          </w:rPr>
-          <w:rPr>
-            <w:color w:val="0000EE"/>
-            <w:u w:val="single"/>
-          </w:rPr>
-          <w:t>50.6</w:t>
-        </w:r>
-      </w:hyperlink>
-      <w:r>
-        <w:rPr>
-          <w:lang w:val="pt_PT" w:bidi="pt_PT"/>
-        </w:rPr>
-        <w:t xml:space="preserve">; </w:t>
-      </w:r>
-      <w:hyperlink r:id="rId31">
-        <w:r>
-          <w:rPr>
-            <w:lang w:val="pt_PT" w:bidi="pt_PT"/>
-          </w:rPr>
-          <w:rPr>
-            <w:color w:val="0000EE"/>
-            <w:u w:val="single"/>
-          </w:rPr>
-          <w:t>Ezequiel 13.1–23</w:t>
-        </w:r>
-      </w:hyperlink>
-      <w:r>
-        <w:rPr>
-          <w:lang w:val="pt_PT" w:bidi="pt_PT"/>
-        </w:rPr>
-        <w:t xml:space="preserve">; </w:t>
-      </w:r>
-      <w:hyperlink r:id="rId32">
-        <w:r>
-          <w:rPr>
-            <w:lang w:val="pt_PT" w:bidi="pt_PT"/>
-          </w:rPr>
-          <w:rPr>
-            <w:color w:val="0000EE"/>
-            <w:u w:val="single"/>
-          </w:rPr>
-          <w:t>22.28</w:t>
-        </w:r>
-      </w:hyperlink>
-      <w:r>
-        <w:rPr>
-          <w:lang w:val="pt_PT" w:bidi="pt_PT"/>
-        </w:rPr>
-        <w:t xml:space="preserve">; </w:t>
-      </w:r>
-      <w:hyperlink r:id="rId33">
-        <w:r>
-          <w:rPr>
-            <w:lang w:val="pt_PT" w:bidi="pt_PT"/>
-          </w:rPr>
-          <w:rPr>
-            <w:color w:val="0000EE"/>
-            <w:u w:val="single"/>
-          </w:rPr>
-          <w:t>Miquéias 3.5</w:t>
-        </w:r>
-      </w:hyperlink>
-      <w:r>
-        <w:rPr>
-          <w:lang w:val="pt_PT" w:bidi="pt_PT"/>
-        </w:rPr>
-        <w:t xml:space="preserve">; </w:t>
-      </w:r>
-      <w:hyperlink r:id="rId34">
-        <w:r>
-          <w:rPr>
-            <w:lang w:val="pt_PT" w:bidi="pt_PT"/>
-          </w:rPr>
-          <w:rPr>
-            <w:color w:val="0000EE"/>
-            <w:u w:val="single"/>
-          </w:rPr>
-          <w:t>2 Coríntios 11.13–15</w:t>
-        </w:r>
-      </w:hyperlink>
-      <w:r>
-        <w:rPr>
-          <w:lang w:val="pt_PT" w:bidi="pt_PT"/>
-        </w:rPr>
-        <w:t xml:space="preserve">; </w:t>
-      </w:r>
-      <w:hyperlink r:id="rId35">
-        <w:r>
-          <w:rPr>
-            <w:lang w:val="pt_PT" w:bidi="pt_PT"/>
-          </w:rPr>
-          <w:rPr>
-            <w:color w:val="0000EE"/>
-            <w:u w:val="single"/>
-          </w:rPr>
-          <w:t>2 Timóteo 4.3–4</w:t>
-        </w:r>
-      </w:hyperlink>
-      <w:r>
-        <w:rPr>
-          <w:lang w:val="pt_PT" w:bidi="pt_PT"/>
-        </w:rPr>
-        <w:t xml:space="preserve">; </w:t>
-      </w:r>
-      <w:hyperlink r:id="rId20">
-        <w:r>
-          <w:rPr>
-            <w:lang w:val="pt_PT" w:bidi="pt_PT"/>
-          </w:rPr>
-          <w:rPr>
-            <w:color w:val="0000EE"/>
-            <w:u w:val="single"/>
-          </w:rPr>
-          <w:t>2 Pedro 2.1–3</w:t>
-        </w:r>
-      </w:hyperlink>
-      <w:r>
-        <w:rPr>
-          <w:lang w:val="pt_PT" w:bidi="pt_PT"/>
-        </w:rPr>
-      </w:r>
-      <w:r>
-        <w:rPr>
-          <w:lang w:val="pt_PT" w:bidi="pt_PT"/>
-        </w:rPr>
+      <w:r>
+        <w:rPr>
+          <w:u w:val="single"/>
+          <w:lang w:val="pt_PT" w:bidi="pt_PT"/>
+        </w:rPr>
+        <w:t>Passagens para estudo complementar</w:t>
       </w:r>
     </w:p>
     <w:p>
@@ -742,16 +348,202 @@
           <w:lang w:val="pt_PT" w:bidi="pt_PT"/>
         </w:rPr>
       </w:r>
-    </w:p>
-    <w:p>
-      <w:pPr>
-        <w:pStyle w:val="Heading2"/>
-      </w:pPr>
-      <w:r>
-        <w:rPr>
-          <w:lang w:val="pt_PT" w:bidi="pt_PT"/>
-        </w:rPr>
-        <w:t>Família, comunidade e pecado sexual</w:t>
+      <w:hyperlink r:id="rId13">
+        <w:r>
+          <w:rPr>
+            <w:lang w:val="pt_PT" w:bidi="pt_PT"/>
+          </w:rPr>
+          <w:rPr>
+            <w:color w:val="0000EE"/>
+            <w:u w:val="single"/>
+          </w:rPr>
+          <w:t>Gênesis 1.31</w:t>
+        </w:r>
+      </w:hyperlink>
+      <w:r>
+        <w:rPr>
+          <w:lang w:val="pt_PT" w:bidi="pt_PT"/>
+        </w:rPr>
+        <w:t xml:space="preserve">; </w:t>
+      </w:r>
+      <w:hyperlink r:id="rId15">
+        <w:r>
+          <w:rPr>
+            <w:lang w:val="pt_PT" w:bidi="pt_PT"/>
+          </w:rPr>
+          <w:rPr>
+            <w:color w:val="0000EE"/>
+            <w:u w:val="single"/>
+          </w:rPr>
+          <w:t>12.7</w:t>
+        </w:r>
+      </w:hyperlink>
+      <w:r>
+        <w:rPr>
+          <w:lang w:val="pt_PT" w:bidi="pt_PT"/>
+        </w:rPr>
+        <w:t xml:space="preserve">; </w:t>
+      </w:r>
+      <w:hyperlink r:id="rId16">
+        <w:r>
+          <w:rPr>
+            <w:lang w:val="pt_PT" w:bidi="pt_PT"/>
+          </w:rPr>
+          <w:rPr>
+            <w:color w:val="0000EE"/>
+            <w:u w:val="single"/>
+          </w:rPr>
+          <w:t>13.14–17</w:t>
+        </w:r>
+      </w:hyperlink>
+      <w:r>
+        <w:rPr>
+          <w:lang w:val="pt_PT" w:bidi="pt_PT"/>
+        </w:rPr>
+        <w:t xml:space="preserve">; </w:t>
+      </w:r>
+      <w:hyperlink r:id="rId17">
+        <w:r>
+          <w:rPr>
+            <w:lang w:val="pt_PT" w:bidi="pt_PT"/>
+          </w:rPr>
+          <w:rPr>
+            <w:color w:val="0000EE"/>
+            <w:u w:val="single"/>
+          </w:rPr>
+          <w:t>15.12–21</w:t>
+        </w:r>
+      </w:hyperlink>
+      <w:r>
+        <w:rPr>
+          <w:lang w:val="pt_PT" w:bidi="pt_PT"/>
+        </w:rPr>
+        <w:t xml:space="preserve">; </w:t>
+      </w:r>
+      <w:hyperlink r:id="rId18">
+        <w:r>
+          <w:rPr>
+            <w:lang w:val="pt_PT" w:bidi="pt_PT"/>
+          </w:rPr>
+          <w:rPr>
+            <w:color w:val="0000EE"/>
+            <w:u w:val="single"/>
+          </w:rPr>
+          <w:t>17.7–8</w:t>
+        </w:r>
+      </w:hyperlink>
+      <w:r>
+        <w:rPr>
+          <w:lang w:val="pt_PT" w:bidi="pt_PT"/>
+        </w:rPr>
+        <w:t xml:space="preserve">; </w:t>
+      </w:r>
+      <w:hyperlink r:id="rId19">
+        <w:r>
+          <w:rPr>
+            <w:lang w:val="pt_PT" w:bidi="pt_PT"/>
+          </w:rPr>
+          <w:rPr>
+            <w:color w:val="0000EE"/>
+            <w:u w:val="single"/>
+          </w:rPr>
+          <w:t>35.11–13</w:t>
+        </w:r>
+      </w:hyperlink>
+      <w:r>
+        <w:rPr>
+          <w:lang w:val="pt_PT" w:bidi="pt_PT"/>
+        </w:rPr>
+        <w:t xml:space="preserve">; </w:t>
+      </w:r>
+      <w:hyperlink r:id="rId20">
+        <w:r>
+          <w:rPr>
+            <w:lang w:val="pt_PT" w:bidi="pt_PT"/>
+          </w:rPr>
+          <w:rPr>
+            <w:color w:val="0000EE"/>
+            <w:u w:val="single"/>
+          </w:rPr>
+          <w:t>50.24</w:t>
+        </w:r>
+      </w:hyperlink>
+      <w:r>
+        <w:rPr>
+          <w:lang w:val="pt_PT" w:bidi="pt_PT"/>
+        </w:rPr>
+        <w:t xml:space="preserve">; </w:t>
+      </w:r>
+      <w:hyperlink r:id="rId21">
+        <w:r>
+          <w:rPr>
+            <w:lang w:val="pt_PT" w:bidi="pt_PT"/>
+          </w:rPr>
+          <w:rPr>
+            <w:color w:val="0000EE"/>
+            <w:u w:val="single"/>
+          </w:rPr>
+          <w:t>Josué 13.1–21.45</w:t>
+        </w:r>
+      </w:hyperlink>
+      <w:r>
+        <w:rPr>
+          <w:lang w:val="pt_PT" w:bidi="pt_PT"/>
+        </w:rPr>
+        <w:t xml:space="preserve">; </w:t>
+      </w:r>
+      <w:hyperlink r:id="rId22">
+        <w:r>
+          <w:rPr>
+            <w:lang w:val="pt_PT" w:bidi="pt_PT"/>
+          </w:rPr>
+          <w:rPr>
+            <w:color w:val="0000EE"/>
+            <w:u w:val="single"/>
+          </w:rPr>
+          <w:t>Salmos 37.9–34</w:t>
+        </w:r>
+      </w:hyperlink>
+      <w:r>
+        <w:rPr>
+          <w:lang w:val="pt_PT" w:bidi="pt_PT"/>
+        </w:rPr>
+        <w:t xml:space="preserve">; </w:t>
+      </w:r>
+      <w:hyperlink r:id="rId23">
+        <w:r>
+          <w:rPr>
+            <w:lang w:val="pt_PT" w:bidi="pt_PT"/>
+          </w:rPr>
+          <w:rPr>
+            <w:color w:val="0000EE"/>
+            <w:u w:val="single"/>
+          </w:rPr>
+          <w:t>Lucas 12.22–34</w:t>
+        </w:r>
+      </w:hyperlink>
+      <w:r>
+        <w:rPr>
+          <w:lang w:val="pt_PT" w:bidi="pt_PT"/>
+        </w:rPr>
+        <w:t xml:space="preserve">; </w:t>
+      </w:r>
+      <w:hyperlink r:id="rId24">
+        <w:r>
+          <w:rPr>
+            <w:lang w:val="pt_PT" w:bidi="pt_PT"/>
+          </w:rPr>
+          <w:rPr>
+            <w:color w:val="0000EE"/>
+            <w:u w:val="single"/>
+          </w:rPr>
+          <w:t>16.9–11</w:t>
+        </w:r>
+      </w:hyperlink>
+      <w:r>
+        <w:rPr>
+          <w:lang w:val="pt_PT" w:bidi="pt_PT"/>
+        </w:rPr>
       </w:r>
       <w:r>
         <w:rPr>
@@ -766,11 +558,32 @@
           <w:lang w:val="pt_PT" w:bidi="pt_PT"/>
         </w:rPr>
       </w:r>
-      <w:r>
-        <w:rPr>
-          <w:lang w:val="pt_PT" w:bidi="pt_PT"/>
-        </w:rPr>
-        <w:t>Em Israel, a família era a base da unidade da comunidade. Cada uma das doze tribos era um grupo composto por famílias e clãs. Juntas, essas tribos formavam toda a nação de Israel.</w:t>
+    </w:p>
+    <w:p>
+      <w:pPr>
+        <w:pStyle w:val="Heading2"/>
+      </w:pPr>
+      <w:r>
+        <w:rPr>
+          <w:lang w:val="pt_PT" w:bidi="pt_PT"/>
+        </w:rPr>
+        <w:t>Heresias cristãs primitivas</w:t>
+      </w:r>
+      <w:r>
+        <w:rPr>
+          <w:lang w:val="pt_PT" w:bidi="pt_PT"/>
+        </w:rPr>
+      </w:r>
+    </w:p>
+    <w:p>
+      <w:pPr>
+        <w:pStyle w:val="Heading3"/>
+      </w:pPr>
+      <w:r>
+        <w:rPr>
+          <w:lang w:val="pt_PT" w:bidi="pt_PT"/>
+        </w:rPr>
+        <w:t>Heresia</w:t>
       </w:r>
     </w:p>
     <w:p>
@@ -784,9 +597,48 @@
         <w:rPr>
           <w:lang w:val="pt_PT" w:bidi="pt_PT"/>
         </w:rPr>
-        <w:t xml:space="preserve">Embora essa identidade unificada possa enfraquecer com a distância da família imediata de uma pessoa, esse conceito de família estava presente em toda a sociedade israelita. Um parente era frequentemente chamado de irmão, o que mostrava o quão próximos eles se sentiam uns dos outros. Estendendo esse modelo familiar, o termo frequentemente traduzido como "irmão" também poderia significar um companheiro israelita (veja </w:t>
-      </w:r>
-      <w:hyperlink r:id="rId36">
+        <w:t xml:space="preserve">A palavra grega </w:t>
+      </w:r>
+      <w:r>
+        <w:rPr>
+          <w:i/>
+          <w:lang w:val="pt_PT" w:bidi="pt_PT"/>
+        </w:rPr>
+        <w:t>hairesis</w:t>
+      </w:r>
+      <w:r>
+        <w:rPr>
+          <w:lang w:val="pt_PT" w:bidi="pt_PT"/>
+        </w:rPr>
+        <w:t xml:space="preserve">, que inicialmente significa "escolha", refere-se a uma </w:t>
+      </w:r>
+      <w:r>
+        <w:rPr>
+          <w:i/>
+          <w:lang w:val="pt_PT" w:bidi="pt_PT"/>
+        </w:rPr>
+        <w:t>seita</w:t>
+      </w:r>
+      <w:r>
+        <w:rPr>
+          <w:lang w:val="pt_PT" w:bidi="pt_PT"/>
+        </w:rPr>
+        <w:t xml:space="preserve"> ou </w:t>
+      </w:r>
+      <w:r>
+        <w:rPr>
+          <w:i/>
+          <w:lang w:val="pt_PT" w:bidi="pt_PT"/>
+        </w:rPr>
+        <w:t>facção</w:t>
+      </w:r>
+      <w:r>
+        <w:rPr>
+          <w:lang w:val="pt_PT" w:bidi="pt_PT"/>
+        </w:rPr>
+        <w:t>. Por exemplo, os saduceus eram uma seita dentro do judaísmo, assim como os fariseus (</w:t>
+      </w:r>
+      <w:hyperlink r:id="rId25">
         <w:r>
           <w:rPr>
             <w:lang w:val="pt_PT" w:bidi="pt_PT"/>
@@ -795,16 +647,16 @@
             <w:color w:val="0000EE"/>
             <w:u w:val="single"/>
           </w:rPr>
-          <w:t>Deuteronômio 1.16</w:t>
+          <w:t>Atos 5.17</w:t>
         </w:r>
       </w:hyperlink>
       <w:r>
         <w:rPr>
           <w:lang w:val="pt_PT" w:bidi="pt_PT"/>
         </w:rPr>
-        <w:t xml:space="preserve">, "um homem e seu irmão"; </w:t>
-      </w:r>
-      <w:hyperlink r:id="rId37">
+        <w:t xml:space="preserve">; </w:t>
+      </w:r>
+      <w:hyperlink r:id="rId26">
         <w:r>
           <w:rPr>
             <w:lang w:val="pt_PT" w:bidi="pt_PT"/>
@@ -813,14 +665,45 @@
             <w:color w:val="0000EE"/>
             <w:u w:val="single"/>
           </w:rPr>
-          <w:t>Deuteronômio 3.18</w:t>
+          <w:t>15.5</w:t>
         </w:r>
       </w:hyperlink>
       <w:r>
         <w:rPr>
           <w:lang w:val="pt_PT" w:bidi="pt_PT"/>
         </w:rPr>
-        <w:t>, "seus irmãos, os israelitas").</w:t>
+        <w:t>). Eles chamavam os primeiros crentes em Jesus como o Messias de "a seita dos Nazarenos" (</w:t>
+      </w:r>
+      <w:hyperlink r:id="rId27">
+        <w:r>
+          <w:rPr>
+            <w:lang w:val="pt_PT" w:bidi="pt_PT"/>
+          </w:rPr>
+          <w:rPr>
+            <w:color w:val="0000EE"/>
+            <w:u w:val="single"/>
+          </w:rPr>
+          <w:t>Atos 24.5</w:t>
+        </w:r>
+      </w:hyperlink>
+      <w:r>
+        <w:rPr>
+          <w:lang w:val="pt_PT" w:bidi="pt_PT"/>
+        </w:rPr>
+        <w:t xml:space="preserve">). Em cada um desses versículos, </w:t>
+      </w:r>
+      <w:r>
+        <w:rPr>
+          <w:i/>
+          <w:lang w:val="pt_PT" w:bidi="pt_PT"/>
+        </w:rPr>
+        <w:t>hairesis</w:t>
+      </w:r>
+      <w:r>
+        <w:rPr>
+          <w:lang w:val="pt_PT" w:bidi="pt_PT"/>
+        </w:rPr>
+        <w:t xml:space="preserve"> simplesmente significa uma seita ou denominação.</w:t>
       </w:r>
     </w:p>
     <w:p>
@@ -834,9 +717,35 @@
         <w:rPr>
           <w:lang w:val="pt_PT" w:bidi="pt_PT"/>
         </w:rPr>
-        <w:t xml:space="preserve">No antigo Israel, a comunidade era como uma grande família. Assim, a integridade do lar era importante. Crimes como incesto (relações sexuais entre membros próximos da família) e adultério (quando uma pessoa casada tem uma relação sexual com alguém que não é seu cônjuge) tinham punições severas porque prejudicavam as relações familiares. O incesto danificava a confiança entre os membros da família, destruía o ambiente seguro que um lar deveria proporcionar e quebrava os laços especiais que os membros da família deveriam compartilhar. O adultério prejudicava as famílias ao fazer com que as pessoas dessem lealdade a alguém que não fosse seu cônjuge. Essas ameaças à unidade familiar enfraqueciam o clã e a tribo, e, finalmente, a unidade da nação (veja </w:t>
-      </w:r>
-      <w:hyperlink r:id="rId38">
+        <w:t xml:space="preserve">À medida que a igreja se expandia, eles chamavam qualquer grupo divisivo dentro de uma igreja local de </w:t>
+      </w:r>
+      <w:r>
+        <w:rPr>
+          <w:i/>
+          <w:lang w:val="pt_PT" w:bidi="pt_PT"/>
+        </w:rPr>
+        <w:t>hairesis</w:t>
+      </w:r>
+      <w:r>
+        <w:rPr>
+          <w:lang w:val="pt_PT" w:bidi="pt_PT"/>
+        </w:rPr>
+        <w:t xml:space="preserve">. Este termo refere-se a uma seita com crenças que se opõem às verdades ensinadas pelos apóstolos. Paulo advertiu a igreja de Corinto que </w:t>
+      </w:r>
+      <w:r>
+        <w:rPr>
+          <w:i/>
+          <w:lang w:val="pt_PT" w:bidi="pt_PT"/>
+        </w:rPr>
+        <w:t>seitas</w:t>
+      </w:r>
+      <w:r>
+        <w:rPr>
+          <w:lang w:val="pt_PT" w:bidi="pt_PT"/>
+        </w:rPr>
+        <w:t xml:space="preserve"> divisivas se formariam entre eles (</w:t>
+      </w:r>
+      <w:hyperlink r:id="rId28">
         <w:r>
           <w:rPr>
             <w:lang w:val="pt_PT" w:bidi="pt_PT"/>
@@ -845,7 +754,7 @@
             <w:color w:val="0000EE"/>
             <w:u w:val="single"/>
           </w:rPr>
-          <w:t>Levítico 18.6–23</w:t>
+          <w:t>1 Coríntios 11.19</w:t>
         </w:r>
       </w:hyperlink>
       <w:r>
@@ -866,9 +775,22 @@
         <w:rPr>
           <w:lang w:val="pt_PT" w:bidi="pt_PT"/>
         </w:rPr>
-        <w:t xml:space="preserve">Pecados sexuais, mesmo aqueles aos quais ambas as pessoas concordam, não estão isentos de vítimas. Eles podem eventualmente prejudicar a comunidade. As leis do Antigo Testamento enfatizam esses crimes, e o Novo Testamento também adverte contra a imoralidade sexual (veja especialmente </w:t>
-      </w:r>
-      <w:hyperlink r:id="rId39">
+        <w:t xml:space="preserve">Eventualmente, a palavra </w:t>
+      </w:r>
+      <w:r>
+        <w:rPr>
+          <w:i/>
+          <w:lang w:val="pt_PT" w:bidi="pt_PT"/>
+        </w:rPr>
+        <w:t>heresia</w:t>
+      </w:r>
+      <w:r>
+        <w:rPr>
+          <w:lang w:val="pt_PT" w:bidi="pt_PT"/>
+        </w:rPr>
+        <w:t xml:space="preserve"> passou a significar ensinamentos que se afastam da norma e fazem com que as pessoas deixem a ortodoxia (crenças tradicionais e estabelecidas). Pedro alertou os cristãos sobre falsos mestres que tentariam enganar os fiéis com "heresias destruidoras" (</w:t>
+      </w:r>
+      <w:hyperlink r:id="rId29">
         <w:r>
           <w:rPr>
             <w:lang w:val="pt_PT" w:bidi="pt_PT"/>
@@ -877,140 +799,38 @@
             <w:color w:val="0000EE"/>
             <w:u w:val="single"/>
           </w:rPr>
-          <w:t>1 Coríntios 5.1–2</w:t>
+          <w:t>2 Pedro 2.1</w:t>
         </w:r>
       </w:hyperlink>
       <w:r>
         <w:rPr>
           <w:lang w:val="pt_PT" w:bidi="pt_PT"/>
         </w:rPr>
-        <w:t xml:space="preserve">; </w:t>
-      </w:r>
-      <w:hyperlink r:id="rId40">
-        <w:r>
-          <w:rPr>
-            <w:lang w:val="pt_PT" w:bidi="pt_PT"/>
-          </w:rPr>
-          <w:rPr>
-            <w:color w:val="0000EE"/>
-            <w:u w:val="single"/>
-          </w:rPr>
-          <w:t>6.13–20</w:t>
-        </w:r>
-      </w:hyperlink>
-      <w:r>
-        <w:rPr>
-          <w:lang w:val="pt_PT" w:bidi="pt_PT"/>
-        </w:rPr>
-        <w:t xml:space="preserve">; </w:t>
-      </w:r>
-      <w:hyperlink r:id="rId41">
-        <w:r>
-          <w:rPr>
-            <w:lang w:val="pt_PT" w:bidi="pt_PT"/>
-          </w:rPr>
-          <w:rPr>
-            <w:color w:val="0000EE"/>
-            <w:u w:val="single"/>
-          </w:rPr>
-          <w:t>7.2</w:t>
-        </w:r>
-      </w:hyperlink>
-      <w:r>
-        <w:rPr>
-          <w:lang w:val="pt_PT" w:bidi="pt_PT"/>
-        </w:rPr>
-        <w:t xml:space="preserve">; </w:t>
-      </w:r>
-      <w:hyperlink r:id="rId42">
-        <w:r>
-          <w:rPr>
-            <w:lang w:val="pt_PT" w:bidi="pt_PT"/>
-          </w:rPr>
-          <w:rPr>
-            <w:color w:val="0000EE"/>
-            <w:u w:val="single"/>
-          </w:rPr>
-          <w:t>Gálatas 5.19–21</w:t>
-        </w:r>
-      </w:hyperlink>
-      <w:r>
-        <w:rPr>
-          <w:lang w:val="pt_PT" w:bidi="pt_PT"/>
-        </w:rPr>
-        <w:t xml:space="preserve">; </w:t>
-      </w:r>
-      <w:hyperlink r:id="rId43">
-        <w:r>
-          <w:rPr>
-            <w:lang w:val="pt_PT" w:bidi="pt_PT"/>
-          </w:rPr>
-          <w:rPr>
-            <w:color w:val="0000EE"/>
-            <w:u w:val="single"/>
-          </w:rPr>
-          <w:t>Efésios 5.3</w:t>
-        </w:r>
-      </w:hyperlink>
-      <w:r>
-        <w:rPr>
-          <w:lang w:val="pt_PT" w:bidi="pt_PT"/>
-        </w:rPr>
-        <w:t xml:space="preserve">; </w:t>
-      </w:r>
-      <w:hyperlink r:id="rId44">
-        <w:r>
-          <w:rPr>
-            <w:lang w:val="pt_PT" w:bidi="pt_PT"/>
-          </w:rPr>
-          <w:rPr>
-            <w:color w:val="0000EE"/>
-            <w:u w:val="single"/>
-          </w:rPr>
-          <w:t>Judas 1.7</w:t>
-        </w:r>
-      </w:hyperlink>
-      <w:r>
-        <w:rPr>
-          <w:lang w:val="pt_PT" w:bidi="pt_PT"/>
-        </w:rPr>
-        <w:t xml:space="preserve">; </w:t>
-      </w:r>
-      <w:hyperlink r:id="rId45">
-        <w:r>
-          <w:rPr>
-            <w:lang w:val="pt_PT" w:bidi="pt_PT"/>
-          </w:rPr>
-          <w:rPr>
-            <w:color w:val="0000EE"/>
-            <w:u w:val="single"/>
-          </w:rPr>
-          <w:t>Apocalipse 2.14–16</w:t>
-        </w:r>
-      </w:hyperlink>
-      <w:r>
-        <w:rPr>
-          <w:lang w:val="pt_PT" w:bidi="pt_PT"/>
-        </w:rPr>
-        <w:t>,</w:t>
-      </w:r>
-      <w:hyperlink r:id="rId46">
-        <w:r>
-          <w:rPr>
-            <w:lang w:val="pt_PT" w:bidi="pt_PT"/>
-          </w:rPr>
-          <w:rPr>
-            <w:color w:val="0000EE"/>
-            <w:u w:val="single"/>
-          </w:rPr>
-          <w:t>20</w:t>
-        </w:r>
-      </w:hyperlink>
-      <w:r>
-        <w:rPr>
-          <w:lang w:val="pt_PT" w:bidi="pt_PT"/>
-        </w:rPr>
-        <w:t>).</w:t>
+        <w:t xml:space="preserve">). Hoje, é assim que a palavra </w:t>
+      </w:r>
+      <w:r>
+        <w:rPr>
+          <w:i/>
+          <w:lang w:val="pt_PT" w:bidi="pt_PT"/>
+        </w:rPr>
+        <w:t>heresia</w:t>
+      </w:r>
+      <w:r>
+        <w:rPr>
+          <w:lang w:val="pt_PT" w:bidi="pt_PT"/>
+        </w:rPr>
+        <w:t xml:space="preserve"> é geralmente entendida. Refere-se a ensinamentos falsos que prejudicam a fé de alguns cristãos e criam divisões dentro da igreja.</w:t>
+      </w:r>
+    </w:p>
+    <w:p>
+      <w:pPr>
+        <w:pStyle w:val="Heading3"/>
+      </w:pPr>
+      <w:r>
+        <w:rPr>
+          <w:lang w:val="pt_PT" w:bidi="pt_PT"/>
+        </w:rPr>
+        <w:t>Duas heresias iniciais</w:t>
       </w:r>
     </w:p>
     <w:p>
@@ -1022,10 +842,20 @@
       </w:r>
       <w:r>
         <w:rPr>
-          <w:u w:val="single"/>
-          <w:lang w:val="pt_PT" w:bidi="pt_PT"/>
-        </w:rPr>
-        <w:t>Passagens para estudo complementar</w:t>
+          <w:lang w:val="pt_PT" w:bidi="pt_PT"/>
+        </w:rPr>
+        <w:t>Duas grandes heresias eram comuns na igreja durante o tempo do apóstolo João: o gnosticismo e o docetismo.</w:t>
+      </w:r>
+    </w:p>
+    <w:p>
+      <w:pPr>
+        <w:pStyle w:val="Heading4"/>
+      </w:pPr>
+      <w:r>
+        <w:rPr>
+          <w:lang w:val="pt_PT" w:bidi="pt_PT"/>
+        </w:rPr>
+        <w:t>Gnosticismo</w:t>
       </w:r>
     </w:p>
     <w:p>
@@ -1035,279 +865,11 @@
           <w:lang w:val="pt_PT" w:bidi="pt_PT"/>
         </w:rPr>
       </w:r>
-      <w:hyperlink r:id="rId47">
-        <w:r>
-          <w:rPr>
-            <w:lang w:val="pt_PT" w:bidi="pt_PT"/>
-          </w:rPr>
-          <w:rPr>
-            <w:color w:val="0000EE"/>
-            <w:u w:val="single"/>
-          </w:rPr>
-          <w:t>Gênesis 19.30–38</w:t>
-        </w:r>
-      </w:hyperlink>
-      <w:r>
-        <w:rPr>
-          <w:lang w:val="pt_PT" w:bidi="pt_PT"/>
-        </w:rPr>
-        <w:t xml:space="preserve">; </w:t>
-      </w:r>
-      <w:hyperlink r:id="rId48">
-        <w:r>
-          <w:rPr>
-            <w:lang w:val="pt_PT" w:bidi="pt_PT"/>
-          </w:rPr>
-          <w:rPr>
-            <w:color w:val="0000EE"/>
-            <w:u w:val="single"/>
-          </w:rPr>
-          <w:t>49.3–4</w:t>
-        </w:r>
-      </w:hyperlink>
-      <w:r>
-        <w:rPr>
-          <w:lang w:val="pt_PT" w:bidi="pt_PT"/>
-        </w:rPr>
-        <w:t xml:space="preserve">; </w:t>
-      </w:r>
-      <w:hyperlink r:id="rId49">
-        <w:r>
-          <w:rPr>
-            <w:lang w:val="pt_PT" w:bidi="pt_PT"/>
-          </w:rPr>
-          <w:rPr>
-            <w:color w:val="0000EE"/>
-            <w:u w:val="single"/>
-          </w:rPr>
-          <w:t>Levítico 18.6–30</w:t>
-        </w:r>
-      </w:hyperlink>
-      <w:r>
-        <w:rPr>
-          <w:lang w:val="pt_PT" w:bidi="pt_PT"/>
-        </w:rPr>
-        <w:t xml:space="preserve">; </w:t>
-      </w:r>
-      <w:hyperlink r:id="rId50">
-        <w:r>
-          <w:rPr>
-            <w:lang w:val="pt_PT" w:bidi="pt_PT"/>
-          </w:rPr>
-          <w:rPr>
-            <w:color w:val="0000EE"/>
-            <w:u w:val="single"/>
-          </w:rPr>
-          <w:t>20.14</w:t>
-        </w:r>
-      </w:hyperlink>
-      <w:r>
-        <w:rPr>
-          <w:lang w:val="pt_PT" w:bidi="pt_PT"/>
-        </w:rPr>
-        <w:t xml:space="preserve">, </w:t>
-      </w:r>
-      <w:hyperlink r:id="rId51">
-        <w:r>
-          <w:rPr>
-            <w:lang w:val="pt_PT" w:bidi="pt_PT"/>
-          </w:rPr>
-          <w:rPr>
-            <w:color w:val="0000EE"/>
-            <w:u w:val="single"/>
-          </w:rPr>
-          <w:t>21</w:t>
-        </w:r>
-      </w:hyperlink>
-      <w:r>
-        <w:rPr>
-          <w:lang w:val="pt_PT" w:bidi="pt_PT"/>
-        </w:rPr>
-        <w:t xml:space="preserve">; </w:t>
-      </w:r>
-      <w:hyperlink r:id="rId52">
-        <w:r>
-          <w:rPr>
-            <w:lang w:val="pt_PT" w:bidi="pt_PT"/>
-          </w:rPr>
-          <w:rPr>
-            <w:color w:val="0000EE"/>
-            <w:u w:val="single"/>
-          </w:rPr>
-          <w:t>2 Samuel 13.1–39</w:t>
-        </w:r>
-      </w:hyperlink>
-      <w:r>
-        <w:rPr>
-          <w:lang w:val="pt_PT" w:bidi="pt_PT"/>
-        </w:rPr>
-        <w:t xml:space="preserve">; </w:t>
-      </w:r>
-      <w:hyperlink r:id="rId53">
-        <w:r>
-          <w:rPr>
-            <w:lang w:val="pt_PT" w:bidi="pt_PT"/>
-          </w:rPr>
-          <w:rPr>
-            <w:color w:val="0000EE"/>
-            <w:u w:val="single"/>
-          </w:rPr>
-          <w:t>Mateus 14.3–5</w:t>
-        </w:r>
-      </w:hyperlink>
-      <w:r>
-        <w:rPr>
-          <w:lang w:val="pt_PT" w:bidi="pt_PT"/>
-        </w:rPr>
-        <w:t xml:space="preserve">; </w:t>
-      </w:r>
-      <w:hyperlink r:id="rId39">
-        <w:r>
-          <w:rPr>
-            <w:lang w:val="pt_PT" w:bidi="pt_PT"/>
-          </w:rPr>
-          <w:rPr>
-            <w:color w:val="0000EE"/>
-            <w:u w:val="single"/>
-          </w:rPr>
-          <w:t>1 Coríntios 5.1–2</w:t>
-        </w:r>
-      </w:hyperlink>
-      <w:r>
-        <w:rPr>
-          <w:lang w:val="pt_PT" w:bidi="pt_PT"/>
-        </w:rPr>
-        <w:t xml:space="preserve">; </w:t>
-      </w:r>
-      <w:hyperlink r:id="rId40">
-        <w:r>
-          <w:rPr>
-            <w:lang w:val="pt_PT" w:bidi="pt_PT"/>
-          </w:rPr>
-          <w:rPr>
-            <w:color w:val="0000EE"/>
-            <w:u w:val="single"/>
-          </w:rPr>
-          <w:t>6.13–20</w:t>
-        </w:r>
-      </w:hyperlink>
-      <w:r>
-        <w:rPr>
-          <w:lang w:val="pt_PT" w:bidi="pt_PT"/>
-        </w:rPr>
-        <w:t xml:space="preserve">; </w:t>
-      </w:r>
-      <w:hyperlink r:id="rId41">
-        <w:r>
-          <w:rPr>
-            <w:lang w:val="pt_PT" w:bidi="pt_PT"/>
-          </w:rPr>
-          <w:rPr>
-            <w:color w:val="0000EE"/>
-            <w:u w:val="single"/>
-          </w:rPr>
-          <w:t>7.2</w:t>
-        </w:r>
-      </w:hyperlink>
-      <w:r>
-        <w:rPr>
-          <w:lang w:val="pt_PT" w:bidi="pt_PT"/>
-        </w:rPr>
-        <w:t xml:space="preserve">; </w:t>
-      </w:r>
-      <w:hyperlink r:id="rId42">
-        <w:r>
-          <w:rPr>
-            <w:lang w:val="pt_PT" w:bidi="pt_PT"/>
-          </w:rPr>
-          <w:rPr>
-            <w:color w:val="0000EE"/>
-            <w:u w:val="single"/>
-          </w:rPr>
-          <w:t>Gálatas 5.19–21</w:t>
-        </w:r>
-      </w:hyperlink>
-      <w:r>
-        <w:rPr>
-          <w:lang w:val="pt_PT" w:bidi="pt_PT"/>
-        </w:rPr>
-        <w:t xml:space="preserve">; </w:t>
-      </w:r>
-      <w:hyperlink r:id="rId43">
-        <w:r>
-          <w:rPr>
-            <w:lang w:val="pt_PT" w:bidi="pt_PT"/>
-          </w:rPr>
-          <w:rPr>
-            <w:color w:val="0000EE"/>
-            <w:u w:val="single"/>
-          </w:rPr>
-          <w:t>Efésios 5.3</w:t>
-        </w:r>
-      </w:hyperlink>
-      <w:r>
-        <w:rPr>
-          <w:lang w:val="pt_PT" w:bidi="pt_PT"/>
-        </w:rPr>
-        <w:t xml:space="preserve">; </w:t>
-      </w:r>
-      <w:hyperlink r:id="rId44">
-        <w:r>
-          <w:rPr>
-            <w:lang w:val="pt_PT" w:bidi="pt_PT"/>
-          </w:rPr>
-          <w:rPr>
-            <w:color w:val="0000EE"/>
-            <w:u w:val="single"/>
-          </w:rPr>
-          <w:t>Judas 1.7</w:t>
-        </w:r>
-      </w:hyperlink>
-      <w:r>
-        <w:rPr>
-          <w:lang w:val="pt_PT" w:bidi="pt_PT"/>
-        </w:rPr>
-        <w:t xml:space="preserve">; </w:t>
-      </w:r>
-      <w:hyperlink r:id="rId45">
-        <w:r>
-          <w:rPr>
-            <w:lang w:val="pt_PT" w:bidi="pt_PT"/>
-          </w:rPr>
-          <w:rPr>
-            <w:color w:val="0000EE"/>
-            <w:u w:val="single"/>
-          </w:rPr>
-          <w:t>Apocalipse 2.14–16</w:t>
-        </w:r>
-      </w:hyperlink>
-      <w:r>
-        <w:rPr>
-          <w:lang w:val="pt_PT" w:bidi="pt_PT"/>
-        </w:rPr>
-        <w:t>,</w:t>
-      </w:r>
-      <w:hyperlink r:id="rId46">
-        <w:r>
-          <w:rPr>
-            <w:lang w:val="pt_PT" w:bidi="pt_PT"/>
-          </w:rPr>
-          <w:rPr>
-            <w:color w:val="0000EE"/>
-            <w:u w:val="single"/>
-          </w:rPr>
-          <w:t>20</w:t>
-        </w:r>
-      </w:hyperlink>
-      <w:r>
-        <w:rPr>
-          <w:lang w:val="pt_PT" w:bidi="pt_PT"/>
-        </w:rPr>
-      </w:r>
-      <w:r>
-        <w:rPr>
-          <w:lang w:val="pt_PT" w:bidi="pt_PT"/>
-        </w:rPr>
+      <w:r>
+        <w:rPr>
+          <w:lang w:val="pt_PT" w:bidi="pt_PT"/>
+        </w:rPr>
+        <w:t>O gnosticismo afirmava possuir um conhecimento espiritual especial e secreto. Muitos gnósticos acreditavam em uma hierarquia de seres. No topo estava um deus eterno, de quem surgiu uma série de seres espirituais inferiores. Entre eles estava o deus criador, considerado maligno. Este deus criador fez o mundo material, incluindo os humanos.</w:t>
       </w:r>
     </w:p>
     <w:p>
@@ -1317,21 +879,24 @@
           <w:lang w:val="pt_PT" w:bidi="pt_PT"/>
         </w:rPr>
       </w:r>
-    </w:p>
-    <w:p>
-      <w:pPr>
-        <w:pStyle w:val="Heading2"/>
-      </w:pPr>
-      <w:r>
-        <w:rPr>
-          <w:lang w:val="pt_PT" w:bidi="pt_PT"/>
-        </w:rPr>
-        <w:t>Fé e boas obras</w:t>
-      </w:r>
-      <w:r>
-        <w:rPr>
-          <w:lang w:val="pt_PT" w:bidi="pt_PT"/>
-        </w:rPr>
+      <w:r>
+        <w:rPr>
+          <w:lang w:val="pt_PT" w:bidi="pt_PT"/>
+        </w:rPr>
+        <w:t xml:space="preserve">Semelhante aos ensinamentos do filósofo grego Platão, esses gnósticos acreditavam que tudo o que era material era mau. Um reino espiritual mais "real" existia. O objetivo deles era encontrar a "semente" espiritual dentro de si mesmos através do "conhecimento" secreto (grego </w:t>
+      </w:r>
+      <w:r>
+        <w:rPr>
+          <w:i/>
+          <w:lang w:val="pt_PT" w:bidi="pt_PT"/>
+        </w:rPr>
+        <w:t>gnōsis</w:t>
+      </w:r>
+      <w:r>
+        <w:rPr>
+          <w:lang w:val="pt_PT" w:bidi="pt_PT"/>
+        </w:rPr>
+        <w:t>).</w:t>
       </w:r>
     </w:p>
     <w:p>
@@ -1345,61 +910,7 @@
         <w:rPr>
           <w:lang w:val="pt_PT" w:bidi="pt_PT"/>
         </w:rPr>
-        <w:t xml:space="preserve">Jesus não nos ensinou que somos salvos por realizar boas ações ("obras"). Em vez disso, ele ensinou que precisamos ser transformados internamente. Essa mudança (ou conversão) ocorre quando Deus trabalha em nós por meio da sua graça. Quando Deus nos transforma, naturalmente começamos a viver de maneira diferente e a obedecê-lo. Quando alguém tem um relacionamento verdadeiro com Jesus Cristo, suas ações resultarão em boas obras (veja, por exemplo, </w:t>
-      </w:r>
-      <w:hyperlink r:id="rId54">
-        <w:r>
-          <w:rPr>
-            <w:lang w:val="pt_PT" w:bidi="pt_PT"/>
-          </w:rPr>
-          <w:rPr>
-            <w:color w:val="0000EE"/>
-            <w:u w:val="single"/>
-          </w:rPr>
-          <w:t>Mateus 7.15–20</w:t>
-        </w:r>
-      </w:hyperlink>
-      <w:r>
-        <w:rPr>
-          <w:lang w:val="pt_PT" w:bidi="pt_PT"/>
-        </w:rPr>
-        <w:t xml:space="preserve">; </w:t>
-      </w:r>
-      <w:hyperlink r:id="rId55">
-        <w:r>
-          <w:rPr>
-            <w:lang w:val="pt_PT" w:bidi="pt_PT"/>
-          </w:rPr>
-          <w:rPr>
-            <w:color w:val="0000EE"/>
-            <w:u w:val="single"/>
-          </w:rPr>
-          <w:t>12.33–37</w:t>
-        </w:r>
-      </w:hyperlink>
-      <w:r>
-        <w:rPr>
-          <w:lang w:val="pt_PT" w:bidi="pt_PT"/>
-        </w:rPr>
-        <w:t xml:space="preserve">; </w:t>
-      </w:r>
-      <w:hyperlink r:id="rId56">
-        <w:r>
-          <w:rPr>
-            <w:lang w:val="pt_PT" w:bidi="pt_PT"/>
-          </w:rPr>
-          <w:rPr>
-            <w:color w:val="0000EE"/>
-            <w:u w:val="single"/>
-          </w:rPr>
-          <w:t>15.15–20</w:t>
-        </w:r>
-      </w:hyperlink>
-      <w:r>
-        <w:rPr>
-          <w:lang w:val="pt_PT" w:bidi="pt_PT"/>
-        </w:rPr>
-        <w:t>).</w:t>
+        <w:t>Esse conhecimento os ajudaria a deixar o mundo físico e se juntar ao reino espiritual. Essa crença levou a diferentes respostas ao mundo físico. Alguns gnósticos evitavam estritamente o prazer físico. Outros viviam livremente para os desejos físicos, considerando suas ações como sem importância.</w:t>
       </w:r>
     </w:p>
     <w:p>
@@ -1413,169 +924,7 @@
         <w:rPr>
           <w:lang w:val="pt_PT" w:bidi="pt_PT"/>
         </w:rPr>
-        <w:t xml:space="preserve">A parábola das ovelhas e dos bodes ilustra como a fé e as ações estão intimamente conectadas. Essa conexão entre fé, ações e a aprovação final de Deus é um tema recorrente nos ensinamentos de Jesus (por exemplo, </w:t>
-      </w:r>
-      <w:hyperlink r:id="rId57">
-        <w:r>
-          <w:rPr>
-            <w:lang w:val="pt_PT" w:bidi="pt_PT"/>
-          </w:rPr>
-          <w:rPr>
-            <w:color w:val="0000EE"/>
-            <w:u w:val="single"/>
-          </w:rPr>
-          <w:t>Mateus 7.13–27</w:t>
-        </w:r>
-      </w:hyperlink>
-      <w:r>
-        <w:rPr>
-          <w:lang w:val="pt_PT" w:bidi="pt_PT"/>
-        </w:rPr>
-        <w:t xml:space="preserve">; </w:t>
-      </w:r>
-      <w:hyperlink r:id="rId58">
-        <w:r>
-          <w:rPr>
-            <w:lang w:val="pt_PT" w:bidi="pt_PT"/>
-          </w:rPr>
-          <w:rPr>
-            <w:color w:val="0000EE"/>
-            <w:u w:val="single"/>
-          </w:rPr>
-          <w:t>13.3–9</w:t>
-        </w:r>
-      </w:hyperlink>
-      <w:r>
-        <w:rPr>
-          <w:lang w:val="pt_PT" w:bidi="pt_PT"/>
-        </w:rPr>
-        <w:t>,</w:t>
-      </w:r>
-      <w:hyperlink r:id="rId59">
-        <w:r>
-          <w:rPr>
-            <w:lang w:val="pt_PT" w:bidi="pt_PT"/>
-          </w:rPr>
-          <w:rPr>
-            <w:color w:val="0000EE"/>
-            <w:u w:val="single"/>
-          </w:rPr>
-          <w:t>18–23</w:t>
-        </w:r>
-      </w:hyperlink>
-      <w:r>
-        <w:rPr>
-          <w:lang w:val="pt_PT" w:bidi="pt_PT"/>
-        </w:rPr>
-        <w:t xml:space="preserve">; </w:t>
-      </w:r>
-      <w:hyperlink r:id="rId60">
-        <w:r>
-          <w:rPr>
-            <w:lang w:val="pt_PT" w:bidi="pt_PT"/>
-          </w:rPr>
-          <w:rPr>
-            <w:color w:val="0000EE"/>
-            <w:u w:val="single"/>
-          </w:rPr>
-          <w:t>16.27</w:t>
-        </w:r>
-      </w:hyperlink>
-      <w:r>
-        <w:rPr>
-          <w:lang w:val="pt_PT" w:bidi="pt_PT"/>
-        </w:rPr>
-        <w:t>). Para Jesus, as ações demonstram claramente a fé, que começa com o arrependimento. O arrependimento é uma mudança de coração e mente que leva uma pessoa a parar de pecar e se tornar mais obediente a Deus (</w:t>
-      </w:r>
-      <w:hyperlink r:id="rId61">
-        <w:r>
-          <w:rPr>
-            <w:lang w:val="pt_PT" w:bidi="pt_PT"/>
-          </w:rPr>
-          <w:rPr>
-            <w:color w:val="0000EE"/>
-            <w:u w:val="single"/>
-          </w:rPr>
-          <w:t>Mateus 4.17</w:t>
-        </w:r>
-      </w:hyperlink>
-      <w:r>
-        <w:rPr>
-          <w:lang w:val="pt_PT" w:bidi="pt_PT"/>
-        </w:rPr>
-        <w:t xml:space="preserve">; veja também </w:t>
-      </w:r>
-      <w:hyperlink r:id="rId62">
-        <w:r>
-          <w:rPr>
-            <w:lang w:val="pt_PT" w:bidi="pt_PT"/>
-          </w:rPr>
-          <w:rPr>
-            <w:color w:val="0000EE"/>
-            <w:u w:val="single"/>
-          </w:rPr>
-          <w:t>3.2</w:t>
-        </w:r>
-      </w:hyperlink>
-      <w:r>
-        <w:rPr>
-          <w:lang w:val="pt_PT" w:bidi="pt_PT"/>
-        </w:rPr>
-        <w:t>,</w:t>
-      </w:r>
-      <w:hyperlink r:id="rId63">
-        <w:r>
-          <w:rPr>
-            <w:lang w:val="pt_PT" w:bidi="pt_PT"/>
-          </w:rPr>
-          <w:rPr>
-            <w:color w:val="0000EE"/>
-            <w:u w:val="single"/>
-          </w:rPr>
-          <w:t>8–10</w:t>
-        </w:r>
-      </w:hyperlink>
-      <w:r>
-        <w:rPr>
-          <w:lang w:val="pt_PT" w:bidi="pt_PT"/>
-        </w:rPr>
-        <w:t xml:space="preserve">; </w:t>
-      </w:r>
-      <w:hyperlink r:id="rId64">
-        <w:r>
-          <w:rPr>
-            <w:lang w:val="pt_PT" w:bidi="pt_PT"/>
-          </w:rPr>
-          <w:rPr>
-            <w:color w:val="0000EE"/>
-            <w:u w:val="single"/>
-          </w:rPr>
-          <w:t>11.20–24</w:t>
-        </w:r>
-      </w:hyperlink>
-      <w:r>
-        <w:rPr>
-          <w:lang w:val="pt_PT" w:bidi="pt_PT"/>
-        </w:rPr>
-        <w:t xml:space="preserve">; </w:t>
-      </w:r>
-      <w:hyperlink r:id="rId65">
-        <w:r>
-          <w:rPr>
-            <w:lang w:val="pt_PT" w:bidi="pt_PT"/>
-          </w:rPr>
-          <w:rPr>
-            <w:color w:val="0000EE"/>
-            <w:u w:val="single"/>
-          </w:rPr>
-          <w:t>12.38–42</w:t>
-        </w:r>
-      </w:hyperlink>
-      <w:r>
-        <w:rPr>
-          <w:lang w:val="pt_PT" w:bidi="pt_PT"/>
-        </w:rPr>
-        <w:t>).</w:t>
+        <w:t>O gnosticismo se desenvolveu ao combinar o cristianismo com a filosofia grega. Enfatizava a necessidade de um conhecimento especial que alterava as crenças e práticas cristãs tradicionais. Os gnósticos frequentemente incluíam Cristo em suas crenças. Eles consideravam Cristo como um dos muitos "fluxos" de um ser supremo. Muitos gnósticos acreditavam que Cristo ensinou alguns seguidores a encontrar sua "centelha" espiritual interior e a se conectar com o reino espiritual.</w:t>
       </w:r>
     </w:p>
     <w:p>
@@ -1589,205 +938,18 @@
         <w:rPr>
           <w:lang w:val="pt_PT" w:bidi="pt_PT"/>
         </w:rPr>
-        <w:t xml:space="preserve">Alguns interpretam mal o que significa a salvação pela graça de Deus, o que gerou uma falsa distinção entre fé e obras. A salvação não vem apenas das obras, mas também as inclui (veja </w:t>
-      </w:r>
-      <w:hyperlink r:id="rId66">
-        <w:r>
-          <w:rPr>
-            <w:lang w:val="pt_PT" w:bidi="pt_PT"/>
-          </w:rPr>
-          <w:rPr>
-            <w:color w:val="0000EE"/>
-            <w:u w:val="single"/>
-          </w:rPr>
-          <w:t>Gálatas 5.6,21</w:t>
-        </w:r>
-      </w:hyperlink>
-      <w:r>
-        <w:rPr>
-          <w:lang w:val="pt_PT" w:bidi="pt_PT"/>
-        </w:rPr>
-        <w:t xml:space="preserve">; </w:t>
-      </w:r>
-      <w:hyperlink r:id="rId67">
-        <w:r>
-          <w:rPr>
-            <w:lang w:val="pt_PT" w:bidi="pt_PT"/>
-          </w:rPr>
-          <w:rPr>
-            <w:color w:val="0000EE"/>
-            <w:u w:val="single"/>
-          </w:rPr>
-          <w:t>Efésios 2.10</w:t>
-        </w:r>
-      </w:hyperlink>
-      <w:r>
-        <w:rPr>
-          <w:lang w:val="pt_PT" w:bidi="pt_PT"/>
-        </w:rPr>
-        <w:t xml:space="preserve">; </w:t>
-      </w:r>
-      <w:hyperlink r:id="rId68">
-        <w:r>
-          <w:rPr>
-            <w:lang w:val="pt_PT" w:bidi="pt_PT"/>
-          </w:rPr>
-          <w:rPr>
-            <w:color w:val="0000EE"/>
-            <w:u w:val="single"/>
-          </w:rPr>
-          <w:t>5.5</w:t>
-        </w:r>
-      </w:hyperlink>
-      <w:r>
-        <w:rPr>
-          <w:lang w:val="pt_PT" w:bidi="pt_PT"/>
-        </w:rPr>
-        <w:t xml:space="preserve">; </w:t>
-      </w:r>
-      <w:hyperlink r:id="rId69">
-        <w:r>
-          <w:rPr>
-            <w:lang w:val="pt_PT" w:bidi="pt_PT"/>
-          </w:rPr>
-          <w:rPr>
-            <w:color w:val="0000EE"/>
-            <w:u w:val="single"/>
-          </w:rPr>
-          <w:t>1 João 1.5–10</w:t>
-        </w:r>
-      </w:hyperlink>
-      <w:r>
-        <w:rPr>
-          <w:lang w:val="pt_PT" w:bidi="pt_PT"/>
-        </w:rPr>
-        <w:t xml:space="preserve">; </w:t>
-      </w:r>
-      <w:hyperlink r:id="rId70">
-        <w:r>
-          <w:rPr>
-            <w:lang w:val="pt_PT" w:bidi="pt_PT"/>
-          </w:rPr>
-          <w:rPr>
-            <w:color w:val="0000EE"/>
-            <w:u w:val="single"/>
-          </w:rPr>
-          <w:t>Apocalipse 21.8</w:t>
-        </w:r>
-      </w:hyperlink>
-      <w:r>
-        <w:rPr>
-          <w:lang w:val="pt_PT" w:bidi="pt_PT"/>
-        </w:rPr>
-        <w:t>). Jesus promete bênçãos e recompensas àqueles que obedecem à vontade de Deus (</w:t>
-      </w:r>
-      <w:hyperlink r:id="rId71">
-        <w:r>
-          <w:rPr>
-            <w:lang w:val="pt_PT" w:bidi="pt_PT"/>
-          </w:rPr>
-          <w:rPr>
-            <w:color w:val="0000EE"/>
-            <w:u w:val="single"/>
-          </w:rPr>
-          <w:t>Mateus 5.3–12</w:t>
-        </w:r>
-      </w:hyperlink>
-      <w:r>
-        <w:rPr>
-          <w:lang w:val="pt_PT" w:bidi="pt_PT"/>
-        </w:rPr>
-        <w:t>). Portanto, a justiça é necessária para aqueles que desejam "entrar no reino do céu" (</w:t>
-      </w:r>
-      <w:hyperlink r:id="rId72">
-        <w:r>
-          <w:rPr>
-            <w:lang w:val="pt_PT" w:bidi="pt_PT"/>
-          </w:rPr>
-          <w:rPr>
-            <w:color w:val="0000EE"/>
-            <w:u w:val="single"/>
-          </w:rPr>
-          <w:t>5.20–48</w:t>
-        </w:r>
-      </w:hyperlink>
-      <w:r>
-        <w:rPr>
-          <w:lang w:val="pt_PT" w:bidi="pt_PT"/>
-        </w:rPr>
-        <w:t xml:space="preserve">; </w:t>
-      </w:r>
-      <w:hyperlink r:id="rId73">
-        <w:r>
-          <w:rPr>
-            <w:lang w:val="pt_PT" w:bidi="pt_PT"/>
-          </w:rPr>
-          <w:rPr>
-            <w:color w:val="0000EE"/>
-            <w:u w:val="single"/>
-          </w:rPr>
-          <w:t>7.21</w:t>
-        </w:r>
-      </w:hyperlink>
-      <w:r>
-        <w:rPr>
-          <w:lang w:val="pt_PT" w:bidi="pt_PT"/>
-        </w:rPr>
-        <w:t xml:space="preserve">; </w:t>
-      </w:r>
-      <w:hyperlink r:id="rId74">
-        <w:r>
-          <w:rPr>
-            <w:lang w:val="pt_PT" w:bidi="pt_PT"/>
-          </w:rPr>
-          <w:rPr>
-            <w:color w:val="0000EE"/>
-            <w:u w:val="single"/>
-          </w:rPr>
-          <w:t>22.11–14</w:t>
-        </w:r>
-      </w:hyperlink>
-      <w:r>
-        <w:rPr>
-          <w:lang w:val="pt_PT" w:bidi="pt_PT"/>
-        </w:rPr>
-        <w:t xml:space="preserve">; </w:t>
-      </w:r>
-      <w:hyperlink r:id="rId75">
-        <w:r>
-          <w:rPr>
-            <w:lang w:val="pt_PT" w:bidi="pt_PT"/>
-          </w:rPr>
-          <w:rPr>
-            <w:color w:val="0000EE"/>
-            <w:u w:val="single"/>
-          </w:rPr>
-          <w:t>23.3</w:t>
-        </w:r>
-      </w:hyperlink>
-      <w:r>
-        <w:rPr>
-          <w:lang w:val="pt_PT" w:bidi="pt_PT"/>
-        </w:rPr>
-        <w:t>). A fé que não gera obras não é a verdadeira fé salvífica (</w:t>
-      </w:r>
-      <w:hyperlink r:id="rId76">
-        <w:r>
-          <w:rPr>
-            <w:lang w:val="pt_PT" w:bidi="pt_PT"/>
-          </w:rPr>
-          <w:rPr>
-            <w:color w:val="0000EE"/>
-            <w:u w:val="single"/>
-          </w:rPr>
-          <w:t>Tiago 2.14–26</w:t>
-        </w:r>
-      </w:hyperlink>
-      <w:r>
-        <w:rPr>
-          <w:lang w:val="pt_PT" w:bidi="pt_PT"/>
-        </w:rPr>
-        <w:t>).</w:t>
+        <w:t>Muitos escritos cristãos dos primeiros dois séculos combateram os falsos ensinamentos do gnosticismo.</w:t>
+      </w:r>
+    </w:p>
+    <w:p>
+      <w:pPr>
+        <w:pStyle w:val="Heading4"/>
+      </w:pPr>
+      <w:r>
+        <w:rPr>
+          <w:lang w:val="pt_PT" w:bidi="pt_PT"/>
+        </w:rPr>
+        <w:t>Docetismo</w:t>
       </w:r>
     </w:p>
     <w:p>
@@ -1801,169 +963,20 @@
         <w:rPr>
           <w:lang w:val="pt_PT" w:bidi="pt_PT"/>
         </w:rPr>
-        <w:t>O apóstolo Tiago enfatiza a fidelidade a Deus e argumenta que realizar boas ações demonstra fé (</w:t>
-      </w:r>
-      <w:hyperlink r:id="rId76">
-        <w:r>
-          <w:rPr>
-            <w:lang w:val="pt_PT" w:bidi="pt_PT"/>
-          </w:rPr>
-          <w:rPr>
-            <w:color w:val="0000EE"/>
-            <w:u w:val="single"/>
-          </w:rPr>
-          <w:t>2.14–26</w:t>
-        </w:r>
-      </w:hyperlink>
-      <w:r>
-        <w:rPr>
-          <w:lang w:val="pt_PT" w:bidi="pt_PT"/>
-        </w:rPr>
-        <w:t>). Um relacionamento com Deus não pode depender apenas de acreditar em uma afirmação verdadeira (</w:t>
-      </w:r>
-      <w:hyperlink r:id="rId77">
-        <w:r>
-          <w:rPr>
-            <w:lang w:val="pt_PT" w:bidi="pt_PT"/>
-          </w:rPr>
-          <w:rPr>
-            <w:color w:val="0000EE"/>
-            <w:u w:val="single"/>
-          </w:rPr>
-          <w:t>2.19</w:t>
-        </w:r>
-      </w:hyperlink>
-      <w:r>
-        <w:rPr>
-          <w:lang w:val="pt_PT" w:bidi="pt_PT"/>
-        </w:rPr>
-        <w:t>). A verdadeira fé leva a obras (</w:t>
-      </w:r>
-      <w:hyperlink r:id="rId78">
-        <w:r>
-          <w:rPr>
-            <w:lang w:val="pt_PT" w:bidi="pt_PT"/>
-          </w:rPr>
-          <w:rPr>
-            <w:color w:val="0000EE"/>
-            <w:u w:val="single"/>
-          </w:rPr>
-          <w:t>1.22–25</w:t>
-        </w:r>
-      </w:hyperlink>
-      <w:r>
-        <w:rPr>
-          <w:lang w:val="pt_PT" w:bidi="pt_PT"/>
-        </w:rPr>
-        <w:t xml:space="preserve">; </w:t>
-      </w:r>
-      <w:hyperlink r:id="rId79">
-        <w:r>
-          <w:rPr>
-            <w:lang w:val="pt_PT" w:bidi="pt_PT"/>
-          </w:rPr>
-          <w:rPr>
-            <w:color w:val="0000EE"/>
-            <w:u w:val="single"/>
-          </w:rPr>
-          <w:t>2.14</w:t>
-        </w:r>
-      </w:hyperlink>
-      <w:r>
-        <w:rPr>
-          <w:lang w:val="pt_PT" w:bidi="pt_PT"/>
-        </w:rPr>
-        <w:t>). Atos de fidelidade imitam a Deus, que dá bons presentes com generosidade (</w:t>
-      </w:r>
-      <w:hyperlink r:id="rId80">
-        <w:r>
-          <w:rPr>
-            <w:lang w:val="pt_PT" w:bidi="pt_PT"/>
-          </w:rPr>
-          <w:rPr>
-            <w:color w:val="0000EE"/>
-            <w:u w:val="single"/>
-          </w:rPr>
-          <w:t>1.5</w:t>
-        </w:r>
-      </w:hyperlink>
-      <w:r>
-        <w:rPr>
-          <w:lang w:val="pt_PT" w:bidi="pt_PT"/>
-        </w:rPr>
-        <w:t>,</w:t>
-      </w:r>
-      <w:hyperlink r:id="rId81">
-        <w:r>
-          <w:rPr>
-            <w:lang w:val="pt_PT" w:bidi="pt_PT"/>
-          </w:rPr>
-          <w:rPr>
-            <w:color w:val="0000EE"/>
-            <w:u w:val="single"/>
-          </w:rPr>
-          <w:t>17</w:t>
-        </w:r>
-      </w:hyperlink>
-      <w:r>
-        <w:rPr>
-          <w:lang w:val="pt_PT" w:bidi="pt_PT"/>
-        </w:rPr>
-        <w:t xml:space="preserve">; </w:t>
-      </w:r>
-      <w:hyperlink r:id="rId82">
-        <w:r>
-          <w:rPr>
-            <w:lang w:val="pt_PT" w:bidi="pt_PT"/>
-          </w:rPr>
-          <w:rPr>
-            <w:color w:val="0000EE"/>
-            <w:u w:val="single"/>
-          </w:rPr>
-          <w:t>4.6</w:t>
-        </w:r>
-      </w:hyperlink>
-      <w:r>
-        <w:rPr>
-          <w:lang w:val="pt_PT" w:bidi="pt_PT"/>
-        </w:rPr>
-        <w:t>). Fé e boas obras não podem ser separadas. Como Abraão, boas obras mostram que uma pessoa tem fé completa e é justa diante de Deus (</w:t>
-      </w:r>
-      <w:hyperlink r:id="rId83">
-        <w:r>
-          <w:rPr>
-            <w:lang w:val="pt_PT" w:bidi="pt_PT"/>
-          </w:rPr>
-          <w:rPr>
-            <w:color w:val="0000EE"/>
-            <w:u w:val="single"/>
-          </w:rPr>
-          <w:t>2.23</w:t>
-        </w:r>
-      </w:hyperlink>
-      <w:r>
-        <w:rPr>
-          <w:lang w:val="pt_PT" w:bidi="pt_PT"/>
-        </w:rPr>
-        <w:t xml:space="preserve">; veja </w:t>
-      </w:r>
-      <w:hyperlink r:id="rId84">
-        <w:r>
-          <w:rPr>
-            <w:lang w:val="pt_PT" w:bidi="pt_PT"/>
-          </w:rPr>
-          <w:rPr>
-            <w:color w:val="0000EE"/>
-            <w:u w:val="single"/>
-          </w:rPr>
-          <w:t>Gênesis 15.6</w:t>
-        </w:r>
-      </w:hyperlink>
-      <w:r>
-        <w:rPr>
-          <w:lang w:val="pt_PT" w:bidi="pt_PT"/>
-        </w:rPr>
-        <w:t>).</w:t>
+        <w:t xml:space="preserve">O docetismo era um tipo de gnosticismo. Ele ensinava que Cristo apenas aparentava ter um corpo humano com nascimento físico, morte e ressurreição. </w:t>
+      </w:r>
+      <w:r>
+        <w:rPr>
+          <w:i/>
+          <w:lang w:val="pt_PT" w:bidi="pt_PT"/>
+        </w:rPr>
+        <w:t>Dokeō</w:t>
+      </w:r>
+      <w:r>
+        <w:rPr>
+          <w:lang w:val="pt_PT" w:bidi="pt_PT"/>
+        </w:rPr>
+        <w:t xml:space="preserve"> é um verbo grego que significa "parecer".</w:t>
       </w:r>
     </w:p>
     <w:p>
@@ -1977,9 +990,22 @@
         <w:rPr>
           <w:lang w:val="pt_PT" w:bidi="pt_PT"/>
         </w:rPr>
-        <w:t xml:space="preserve">Jesus ensinou e mostrou que a fé envolve a prática de boas obras (veja </w:t>
-      </w:r>
-      <w:hyperlink r:id="rId85">
+        <w:t xml:space="preserve">Um docetista inicial chamado Cerinto afirmou que o "Cristo" espiritual se uniu ao Jesus humano em seu batismo. Ele permaneceu durante seu ministério, mas partiu antes de seu sofrimento e morte. Este movimento buscava proteger a divindade de Deus de ser manchada pela natureza humana de Jesus. De acordo com a tradição da igreja primitiva, o apóstolo João se opôs fortemente aos ensinamentos de Cerinto (veja Irineu, </w:t>
+      </w:r>
+      <w:r>
+        <w:rPr>
+          <w:i/>
+          <w:lang w:val="pt_PT" w:bidi="pt_PT"/>
+        </w:rPr>
+        <w:t>Contra as Heresias</w:t>
+      </w:r>
+      <w:r>
+        <w:rPr>
+          <w:lang w:val="pt_PT" w:bidi="pt_PT"/>
+        </w:rPr>
+        <w:t xml:space="preserve"> 3.3.4; compare </w:t>
+      </w:r>
+      <w:hyperlink r:id="rId30">
         <w:r>
           <w:rPr>
             <w:lang w:val="pt_PT" w:bidi="pt_PT"/>
@@ -1988,16 +1014,16 @@
             <w:color w:val="0000EE"/>
             <w:u w:val="single"/>
           </w:rPr>
-          <w:t>Mateus 5.13–16</w:t>
+          <w:t>1 João 5.5–8</w:t>
         </w:r>
       </w:hyperlink>
       <w:r>
         <w:rPr>
           <w:lang w:val="pt_PT" w:bidi="pt_PT"/>
         </w:rPr>
-        <w:t>). Paulo também enfatizou a importância das boas obras (</w:t>
-      </w:r>
-      <w:hyperlink r:id="rId86">
+        <w:t xml:space="preserve">; </w:t>
+      </w:r>
+      <w:hyperlink r:id="rId31">
         <w:r>
           <w:rPr>
             <w:lang w:val="pt_PT" w:bidi="pt_PT"/>
@@ -2006,79 +1032,7 @@
             <w:color w:val="0000EE"/>
             <w:u w:val="single"/>
           </w:rPr>
-          <w:t>Romanos 2.6</w:t>
-        </w:r>
-      </w:hyperlink>
-      <w:r>
-        <w:rPr>
-          <w:lang w:val="pt_PT" w:bidi="pt_PT"/>
-        </w:rPr>
-        <w:t xml:space="preserve">; </w:t>
-      </w:r>
-      <w:hyperlink r:id="rId87">
-        <w:r>
-          <w:rPr>
-            <w:lang w:val="pt_PT" w:bidi="pt_PT"/>
-          </w:rPr>
-          <w:rPr>
-            <w:color w:val="0000EE"/>
-            <w:u w:val="single"/>
-          </w:rPr>
-          <w:t>Gálatas 6.5–10</w:t>
-        </w:r>
-      </w:hyperlink>
-      <w:r>
-        <w:rPr>
-          <w:lang w:val="pt_PT" w:bidi="pt_PT"/>
-        </w:rPr>
-        <w:t xml:space="preserve">; </w:t>
-      </w:r>
-      <w:hyperlink r:id="rId67">
-        <w:r>
-          <w:rPr>
-            <w:lang w:val="pt_PT" w:bidi="pt_PT"/>
-          </w:rPr>
-          <w:rPr>
-            <w:color w:val="0000EE"/>
-            <w:u w:val="single"/>
-          </w:rPr>
-          <w:t>Efésios 2.10</w:t>
-        </w:r>
-      </w:hyperlink>
-      <w:r>
-        <w:rPr>
-          <w:lang w:val="pt_PT" w:bidi="pt_PT"/>
-        </w:rPr>
-        <w:t xml:space="preserve">; </w:t>
-      </w:r>
-      <w:hyperlink r:id="rId88">
-        <w:r>
-          <w:rPr>
-            <w:lang w:val="pt_PT" w:bidi="pt_PT"/>
-          </w:rPr>
-          <w:rPr>
-            <w:color w:val="0000EE"/>
-            <w:u w:val="single"/>
-          </w:rPr>
-          <w:t>Filipenses 2.12–13</w:t>
-        </w:r>
-      </w:hyperlink>
-      <w:r>
-        <w:rPr>
-          <w:lang w:val="pt_PT" w:bidi="pt_PT"/>
-        </w:rPr>
-        <w:t xml:space="preserve">; </w:t>
-      </w:r>
-      <w:hyperlink r:id="rId89">
-        <w:r>
-          <w:rPr>
-            <w:lang w:val="pt_PT" w:bidi="pt_PT"/>
-          </w:rPr>
-          <w:rPr>
-            <w:color w:val="0000EE"/>
-            <w:u w:val="single"/>
-          </w:rPr>
-          <w:t>1 Tessalonicenses 1.3</w:t>
+          <w:t>2 João 1.7</w:t>
         </w:r>
       </w:hyperlink>
       <w:r>
@@ -2099,223 +1053,7 @@
         <w:rPr>
           <w:lang w:val="pt_PT" w:bidi="pt_PT"/>
         </w:rPr>
-        <w:t>A carta de Tiago enfatiza ações específicas que demonstram fé. Estas incluem:</w:t>
-      </w:r>
-    </w:p>
-    <w:p>
-      <w:pPr>
-        <w:pStyle w:val="ListBullet"/>
-        <w:spacing w:line="240" w:lineRule="auto"/>
-        <w:ind w:left="720"/>
-      </w:pPr>
-      <w:r>
-        <w:rPr>
-          <w:lang w:val="pt_PT" w:bidi="pt_PT"/>
-        </w:rPr>
-      </w:r>
-      <w:r>
-        <w:rPr>
-          <w:lang w:val="pt_PT" w:bidi="pt_PT"/>
-        </w:rPr>
-        <w:t>Cuidar de órfãos e viúvas (</w:t>
-      </w:r>
-      <w:hyperlink r:id="rId90">
-        <w:r>
-          <w:rPr>
-            <w:lang w:val="pt_PT" w:bidi="pt_PT"/>
-          </w:rPr>
-          <w:rPr>
-            <w:color w:val="0000EE"/>
-            <w:u w:val="single"/>
-          </w:rPr>
-          <w:t>1.27</w:t>
-        </w:r>
-      </w:hyperlink>
-      <w:r>
-        <w:rPr>
-          <w:lang w:val="pt_PT" w:bidi="pt_PT"/>
-        </w:rPr>
-        <w:t>)</w:t>
-      </w:r>
-    </w:p>
-    <w:p>
-      <w:pPr>
-        <w:pStyle w:val="ListBullet"/>
-        <w:spacing w:line="240" w:lineRule="auto"/>
-        <w:ind w:left="720"/>
-      </w:pPr>
-      <w:r>
-        <w:rPr>
-          <w:lang w:val="pt_PT" w:bidi="pt_PT"/>
-        </w:rPr>
-      </w:r>
-      <w:r>
-        <w:rPr>
-          <w:lang w:val="pt_PT" w:bidi="pt_PT"/>
-        </w:rPr>
-        <w:t>Não favorecer os ricos (</w:t>
-      </w:r>
-      <w:hyperlink r:id="rId91">
-        <w:r>
-          <w:rPr>
-            <w:lang w:val="pt_PT" w:bidi="pt_PT"/>
-          </w:rPr>
-          <w:rPr>
-            <w:color w:val="0000EE"/>
-            <w:u w:val="single"/>
-          </w:rPr>
-          <w:t>2.1–7</w:t>
-        </w:r>
-      </w:hyperlink>
-      <w:r>
-        <w:rPr>
-          <w:lang w:val="pt_PT" w:bidi="pt_PT"/>
-        </w:rPr>
-        <w:t>)</w:t>
-      </w:r>
-    </w:p>
-    <w:p>
-      <w:pPr>
-        <w:pStyle w:val="ListBullet"/>
-        <w:spacing w:line="240" w:lineRule="auto"/>
-        <w:ind w:left="720"/>
-      </w:pPr>
-      <w:r>
-        <w:rPr>
-          <w:lang w:val="pt_PT" w:bidi="pt_PT"/>
-        </w:rPr>
-      </w:r>
-      <w:r>
-        <w:rPr>
-          <w:lang w:val="pt_PT" w:bidi="pt_PT"/>
-        </w:rPr>
-        <w:t>Fornecer alimentos e roupas para os pobres (</w:t>
-      </w:r>
-      <w:hyperlink r:id="rId92">
-        <w:r>
-          <w:rPr>
-            <w:lang w:val="pt_PT" w:bidi="pt_PT"/>
-          </w:rPr>
-          <w:rPr>
-            <w:color w:val="0000EE"/>
-            <w:u w:val="single"/>
-          </w:rPr>
-          <w:t>2.15–17</w:t>
-        </w:r>
-      </w:hyperlink>
-      <w:r>
-        <w:rPr>
-          <w:lang w:val="pt_PT" w:bidi="pt_PT"/>
-        </w:rPr>
-        <w:t>)</w:t>
-      </w:r>
-    </w:p>
-    <w:p>
-      <w:pPr>
-        <w:pStyle w:val="ListBullet"/>
-        <w:spacing w:line="240" w:lineRule="auto"/>
-        <w:ind w:left="720"/>
-      </w:pPr>
-      <w:r>
-        <w:rPr>
-          <w:lang w:val="pt_PT" w:bidi="pt_PT"/>
-        </w:rPr>
-      </w:r>
-      <w:r>
-        <w:rPr>
-          <w:lang w:val="pt_PT" w:bidi="pt_PT"/>
-        </w:rPr>
-        <w:t>Controlar o que se fala (</w:t>
-      </w:r>
-      <w:hyperlink r:id="rId93">
-        <w:r>
-          <w:rPr>
-            <w:lang w:val="pt_PT" w:bidi="pt_PT"/>
-          </w:rPr>
-          <w:rPr>
-            <w:color w:val="0000EE"/>
-            <w:u w:val="single"/>
-          </w:rPr>
-          <w:t>3.1–12</w:t>
-        </w:r>
-      </w:hyperlink>
-      <w:r>
-        <w:rPr>
-          <w:lang w:val="pt_PT" w:bidi="pt_PT"/>
-        </w:rPr>
-        <w:t>)</w:t>
-      </w:r>
-    </w:p>
-    <w:p>
-      <w:pPr>
-        <w:pStyle w:val="ListBullet"/>
-        <w:spacing w:line="240" w:lineRule="auto"/>
-        <w:ind w:left="720"/>
-      </w:pPr>
-      <w:r>
-        <w:rPr>
-          <w:lang w:val="pt_PT" w:bidi="pt_PT"/>
-        </w:rPr>
-      </w:r>
-      <w:r>
-        <w:rPr>
-          <w:lang w:val="pt_PT" w:bidi="pt_PT"/>
-        </w:rPr>
-        <w:t>Promover a paz (</w:t>
-      </w:r>
-      <w:hyperlink r:id="rId94">
-        <w:r>
-          <w:rPr>
-            <w:lang w:val="pt_PT" w:bidi="pt_PT"/>
-          </w:rPr>
-          <w:rPr>
-            <w:color w:val="0000EE"/>
-            <w:u w:val="single"/>
-          </w:rPr>
-          <w:t>3.17–18</w:t>
-        </w:r>
-      </w:hyperlink>
-      <w:r>
-        <w:rPr>
-          <w:lang w:val="pt_PT" w:bidi="pt_PT"/>
-        </w:rPr>
-        <w:t>)</w:t>
-      </w:r>
-    </w:p>
-    <w:p>
-      <w:pPr>
-        <w:pStyle w:val="ListBullet"/>
-        <w:spacing w:line="240" w:lineRule="auto"/>
-        <w:ind w:left="720"/>
-      </w:pPr>
-      <w:r>
-        <w:rPr>
-          <w:lang w:val="pt_PT" w:bidi="pt_PT"/>
-        </w:rPr>
-      </w:r>
-      <w:r>
-        <w:rPr>
-          <w:lang w:val="pt_PT" w:bidi="pt_PT"/>
-        </w:rPr>
-        <w:t>Não julgar os outros (</w:t>
-      </w:r>
-      <w:hyperlink r:id="rId95">
-        <w:r>
-          <w:rPr>
-            <w:lang w:val="pt_PT" w:bidi="pt_PT"/>
-          </w:rPr>
-          <w:rPr>
-            <w:color w:val="0000EE"/>
-            <w:u w:val="single"/>
-          </w:rPr>
-          <w:t>4.11–12</w:t>
-        </w:r>
-      </w:hyperlink>
-      <w:r>
-        <w:rPr>
-          <w:lang w:val="pt_PT" w:bidi="pt_PT"/>
-        </w:rPr>
-        <w:t>)</w:t>
+        <w:t>Os verdadeiros cristãos acreditam na encarnação, quando Deus se tornou um ser humano real com carne e sangue na pessoa de Jesus de Nazaré. A humanidade de Jesus era autêntica. Ele era verdadeiramente humano, compartilhando nossa carne e sangue, para que pudesse salvar a humanidade através de sua própria carne e sangue.</w:t>
       </w:r>
     </w:p>
     <w:p>
@@ -2329,25 +1067,7 @@
         <w:rPr>
           <w:lang w:val="pt_PT" w:bidi="pt_PT"/>
         </w:rPr>
-        <w:t>Essas ações são "a fé expressando-se através do amor" (</w:t>
-      </w:r>
-      <w:hyperlink r:id="rId66">
-        <w:r>
-          <w:rPr>
-            <w:lang w:val="pt_PT" w:bidi="pt_PT"/>
-          </w:rPr>
-          <w:rPr>
-            <w:color w:val="0000EE"/>
-            <w:u w:val="single"/>
-          </w:rPr>
-          <w:t>Gálatas 5.6</w:t>
-        </w:r>
-      </w:hyperlink>
-      <w:r>
-        <w:rPr>
-          <w:lang w:val="pt_PT" w:bidi="pt_PT"/>
-        </w:rPr>
-        <w:t>).</w:t>
+        <w:t>Inácio foi aluno do apóstolo João e, mais tarde, bispo de Antioquia. Ele escreveu cartas contra o docetismo. Inácio foi a primeira pessoa, após os escritores do Novo Testamento, a mencionar o nascimento virginal de Jesus. Ele também enfatizou que os apóstolos tocaram o corpo do Senhor ressuscitado. Inácio afirmou que poderia enfrentar o martírio (morrer por suas crenças) corajosamente por causa do sofrimento real de Jesus Cristo na cruz e sua ressurreição física.</w:t>
       </w:r>
     </w:p>
     <w:p>
@@ -2372,7 +1092,7 @@
           <w:lang w:val="pt_PT" w:bidi="pt_PT"/>
         </w:rPr>
       </w:r>
-      <w:hyperlink r:id="rId96">
+      <w:hyperlink r:id="rId32">
         <w:r>
           <w:rPr>
             <w:lang w:val="pt_PT" w:bidi="pt_PT"/>
@@ -2381,7 +1101,7 @@
             <w:color w:val="0000EE"/>
             <w:u w:val="single"/>
           </w:rPr>
-          <w:t>Gênesis 17.1</w:t>
+          <w:t>Atos 8.9–24</w:t>
         </w:r>
       </w:hyperlink>
       <w:r>
@@ -2390,7 +1110,7 @@
         </w:rPr>
         <w:t xml:space="preserve">; </w:t>
       </w:r>
-      <w:hyperlink r:id="rId97">
+      <w:hyperlink r:id="rId33">
         <w:r>
           <w:rPr>
             <w:lang w:val="pt_PT" w:bidi="pt_PT"/>
@@ -2399,7 +1119,7 @@
             <w:color w:val="0000EE"/>
             <w:u w:val="single"/>
           </w:rPr>
-          <w:t>22.1–19</w:t>
+          <w:t>2 Coríntios 11.1–15</w:t>
         </w:r>
       </w:hyperlink>
       <w:r>
@@ -2408,7 +1128,7 @@
         </w:rPr>
         <w:t xml:space="preserve">; </w:t>
       </w:r>
-      <w:hyperlink r:id="rId98">
+      <w:hyperlink r:id="rId34">
         <w:r>
           <w:rPr>
             <w:lang w:val="pt_PT" w:bidi="pt_PT"/>
@@ -2417,7 +1137,7 @@
             <w:color w:val="0000EE"/>
             <w:u w:val="single"/>
           </w:rPr>
-          <w:t>Levítico 22.31</w:t>
+          <w:t>Colossenses 1.23</w:t>
         </w:r>
       </w:hyperlink>
       <w:r>
@@ -2426,7 +1146,7 @@
         </w:rPr>
         <w:t xml:space="preserve">; </w:t>
       </w:r>
-      <w:hyperlink r:id="rId99">
+      <w:hyperlink r:id="rId35">
         <w:r>
           <w:rPr>
             <w:lang w:val="pt_PT" w:bidi="pt_PT"/>
@@ -2435,7 +1155,7 @@
             <w:color w:val="0000EE"/>
             <w:u w:val="single"/>
           </w:rPr>
-          <w:t>Habacuque 2.4</w:t>
+          <w:t>2.6–23</w:t>
         </w:r>
       </w:hyperlink>
       <w:r>
@@ -2444,7 +1164,7 @@
         </w:rPr>
         <w:t xml:space="preserve">; </w:t>
       </w:r>
-      <w:hyperlink r:id="rId62">
+      <w:hyperlink r:id="rId36">
         <w:r>
           <w:rPr>
             <w:lang w:val="pt_PT" w:bidi="pt_PT"/>
@@ -2453,16 +1173,16 @@
             <w:color w:val="0000EE"/>
             <w:u w:val="single"/>
           </w:rPr>
-          <w:t>Mateus 3.2</w:t>
+          <w:t>1 Timóteo 6.20</w:t>
         </w:r>
       </w:hyperlink>
       <w:r>
         <w:rPr>
           <w:lang w:val="pt_PT" w:bidi="pt_PT"/>
         </w:rPr>
-        <w:t>,</w:t>
-      </w:r>
-      <w:hyperlink r:id="rId63">
+        <w:t xml:space="preserve">; </w:t>
+      </w:r>
+      <w:hyperlink r:id="rId37">
         <w:r>
           <w:rPr>
             <w:lang w:val="pt_PT" w:bidi="pt_PT"/>
@@ -2471,7 +1191,7 @@
             <w:color w:val="0000EE"/>
             <w:u w:val="single"/>
           </w:rPr>
-          <w:t>8–10</w:t>
+          <w:t>2 Pedro 2.1–22</w:t>
         </w:r>
       </w:hyperlink>
       <w:r>
@@ -2480,7 +1200,7 @@
         </w:rPr>
         <w:t xml:space="preserve">; </w:t>
       </w:r>
-      <w:hyperlink r:id="rId61">
+      <w:hyperlink r:id="rId38">
         <w:r>
           <w:rPr>
             <w:lang w:val="pt_PT" w:bidi="pt_PT"/>
@@ -2489,7 +1209,7 @@
             <w:color w:val="0000EE"/>
             <w:u w:val="single"/>
           </w:rPr>
-          <w:t>4.17</w:t>
+          <w:t>1 João 4.2–3</w:t>
         </w:r>
       </w:hyperlink>
       <w:r>
@@ -2498,7 +1218,7 @@
         </w:rPr>
         <w:t xml:space="preserve">; </w:t>
       </w:r>
-      <w:hyperlink r:id="rId71">
+      <w:hyperlink r:id="rId30">
         <w:r>
           <w:rPr>
             <w:lang w:val="pt_PT" w:bidi="pt_PT"/>
@@ -2507,16 +1227,16 @@
             <w:color w:val="0000EE"/>
             <w:u w:val="single"/>
           </w:rPr>
-          <w:t>5.3–12</w:t>
+          <w:t>5.5–8</w:t>
         </w:r>
       </w:hyperlink>
       <w:r>
         <w:rPr>
           <w:lang w:val="pt_PT" w:bidi="pt_PT"/>
         </w:rPr>
-        <w:t>,</w:t>
-      </w:r>
-      <w:hyperlink r:id="rId72">
+        <w:t xml:space="preserve">; </w:t>
+      </w:r>
+      <w:hyperlink r:id="rId39">
         <w:r>
           <w:rPr>
             <w:lang w:val="pt_PT" w:bidi="pt_PT"/>
@@ -2525,7 +1245,7 @@
             <w:color w:val="0000EE"/>
             <w:u w:val="single"/>
           </w:rPr>
-          <w:t>20–48</w:t>
+          <w:t>2 João 1.7–11</w:t>
         </w:r>
       </w:hyperlink>
       <w:r>
@@ -2534,7 +1254,7 @@
         </w:rPr>
         <w:t xml:space="preserve">; </w:t>
       </w:r>
-      <w:hyperlink r:id="rId57">
+      <w:hyperlink r:id="rId40">
         <w:r>
           <w:rPr>
             <w:lang w:val="pt_PT" w:bidi="pt_PT"/>
@@ -2543,7 +1263,7 @@
             <w:color w:val="0000EE"/>
             <w:u w:val="single"/>
           </w:rPr>
-          <w:t>7.13–27</w:t>
+          <w:t>3 João 1.9–12</w:t>
         </w:r>
       </w:hyperlink>
       <w:r>
@@ -2552,7 +1272,7 @@
         </w:rPr>
         <w:t xml:space="preserve">; </w:t>
       </w:r>
-      <w:hyperlink r:id="rId100">
+      <w:hyperlink r:id="rId41">
         <w:r>
           <w:rPr>
             <w:lang w:val="pt_PT" w:bidi="pt_PT"/>
@@ -2561,16 +1281,16 @@
             <w:color w:val="0000EE"/>
             <w:u w:val="single"/>
           </w:rPr>
-          <w:t>10.32–33</w:t>
+          <w:t>Apocalipse 2.2</w:t>
         </w:r>
       </w:hyperlink>
       <w:r>
         <w:rPr>
           <w:lang w:val="pt_PT" w:bidi="pt_PT"/>
         </w:rPr>
-        <w:t xml:space="preserve">; </w:t>
-      </w:r>
-      <w:hyperlink r:id="rId64">
+        <w:t>,</w:t>
+      </w:r>
+      <w:hyperlink r:id="rId42">
         <w:r>
           <w:rPr>
             <w:lang w:val="pt_PT" w:bidi="pt_PT"/>
@@ -2579,16 +1299,16 @@
             <w:color w:val="0000EE"/>
             <w:u w:val="single"/>
           </w:rPr>
-          <w:t>11.20–24</w:t>
+          <w:t>14–16</w:t>
         </w:r>
       </w:hyperlink>
       <w:r>
         <w:rPr>
           <w:lang w:val="pt_PT" w:bidi="pt_PT"/>
         </w:rPr>
-        <w:t xml:space="preserve">; </w:t>
-      </w:r>
-      <w:hyperlink r:id="rId101">
+        <w:t>,</w:t>
+      </w:r>
+      <w:hyperlink r:id="rId43">
         <w:r>
           <w:rPr>
             <w:lang w:val="pt_PT" w:bidi="pt_PT"/>
@@ -2597,313 +1317,7 @@
             <w:color w:val="0000EE"/>
             <w:u w:val="single"/>
           </w:rPr>
-          <w:t>12.33–42</w:t>
-        </w:r>
-      </w:hyperlink>
-      <w:r>
-        <w:rPr>
-          <w:lang w:val="pt_PT" w:bidi="pt_PT"/>
-        </w:rPr>
-        <w:t xml:space="preserve">; </w:t>
-      </w:r>
-      <w:hyperlink r:id="rId58">
-        <w:r>
-          <w:rPr>
-            <w:lang w:val="pt_PT" w:bidi="pt_PT"/>
-          </w:rPr>
-          <w:rPr>
-            <w:color w:val="0000EE"/>
-            <w:u w:val="single"/>
-          </w:rPr>
-          <w:t>13.3–9</w:t>
-        </w:r>
-      </w:hyperlink>
-      <w:r>
-        <w:rPr>
-          <w:lang w:val="pt_PT" w:bidi="pt_PT"/>
-        </w:rPr>
-        <w:t>,</w:t>
-      </w:r>
-      <w:hyperlink r:id="rId59">
-        <w:r>
-          <w:rPr>
-            <w:lang w:val="pt_PT" w:bidi="pt_PT"/>
-          </w:rPr>
-          <w:rPr>
-            <w:color w:val="0000EE"/>
-            <w:u w:val="single"/>
-          </w:rPr>
-          <w:t>18–23</w:t>
-        </w:r>
-      </w:hyperlink>
-      <w:r>
-        <w:rPr>
-          <w:lang w:val="pt_PT" w:bidi="pt_PT"/>
-        </w:rPr>
-        <w:t xml:space="preserve">; </w:t>
-      </w:r>
-      <w:hyperlink r:id="rId56">
-        <w:r>
-          <w:rPr>
-            <w:lang w:val="pt_PT" w:bidi="pt_PT"/>
-          </w:rPr>
-          <w:rPr>
-            <w:color w:val="0000EE"/>
-            <w:u w:val="single"/>
-          </w:rPr>
-          <w:t>15.15–20</w:t>
-        </w:r>
-      </w:hyperlink>
-      <w:r>
-        <w:rPr>
-          <w:lang w:val="pt_PT" w:bidi="pt_PT"/>
-        </w:rPr>
-        <w:t xml:space="preserve">; </w:t>
-      </w:r>
-      <w:hyperlink r:id="rId60">
-        <w:r>
-          <w:rPr>
-            <w:lang w:val="pt_PT" w:bidi="pt_PT"/>
-          </w:rPr>
-          <w:rPr>
-            <w:color w:val="0000EE"/>
-            <w:u w:val="single"/>
-          </w:rPr>
-          <w:t>16.27</w:t>
-        </w:r>
-      </w:hyperlink>
-      <w:r>
-        <w:rPr>
-          <w:lang w:val="pt_PT" w:bidi="pt_PT"/>
-        </w:rPr>
-        <w:t xml:space="preserve">; </w:t>
-      </w:r>
-      <w:hyperlink r:id="rId102">
-        <w:r>
-          <w:rPr>
-            <w:lang w:val="pt_PT" w:bidi="pt_PT"/>
-          </w:rPr>
-          <w:rPr>
-            <w:color w:val="0000EE"/>
-            <w:u w:val="single"/>
-          </w:rPr>
-          <w:t>25.31–46</w:t>
-        </w:r>
-      </w:hyperlink>
-      <w:r>
-        <w:rPr>
-          <w:lang w:val="pt_PT" w:bidi="pt_PT"/>
-        </w:rPr>
-        <w:t xml:space="preserve">; </w:t>
-      </w:r>
-      <w:hyperlink r:id="rId103">
-        <w:r>
-          <w:rPr>
-            <w:lang w:val="pt_PT" w:bidi="pt_PT"/>
-          </w:rPr>
-          <w:rPr>
-            <w:color w:val="0000EE"/>
-            <w:u w:val="single"/>
-          </w:rPr>
-          <w:t>João 15.2</w:t>
-        </w:r>
-      </w:hyperlink>
-      <w:r>
-        <w:rPr>
-          <w:lang w:val="pt_PT" w:bidi="pt_PT"/>
-        </w:rPr>
-        <w:t xml:space="preserve">; </w:t>
-      </w:r>
-      <w:hyperlink r:id="rId86">
-        <w:r>
-          <w:rPr>
-            <w:lang w:val="pt_PT" w:bidi="pt_PT"/>
-          </w:rPr>
-          <w:rPr>
-            <w:color w:val="0000EE"/>
-            <w:u w:val="single"/>
-          </w:rPr>
-          <w:t>Romanos 2.6</w:t>
-        </w:r>
-      </w:hyperlink>
-      <w:r>
-        <w:rPr>
-          <w:lang w:val="pt_PT" w:bidi="pt_PT"/>
-        </w:rPr>
-        <w:t xml:space="preserve">; </w:t>
-      </w:r>
-      <w:hyperlink r:id="rId66">
-        <w:r>
-          <w:rPr>
-            <w:lang w:val="pt_PT" w:bidi="pt_PT"/>
-          </w:rPr>
-          <w:rPr>
-            <w:color w:val="0000EE"/>
-            <w:u w:val="single"/>
-          </w:rPr>
-          <w:t>Gálatas 5.6</w:t>
-        </w:r>
-      </w:hyperlink>
-      <w:r>
-        <w:rPr>
-          <w:lang w:val="pt_PT" w:bidi="pt_PT"/>
-        </w:rPr>
-        <w:t>,</w:t>
-      </w:r>
-      <w:hyperlink r:id="rId104">
-        <w:r>
-          <w:rPr>
-            <w:lang w:val="pt_PT" w:bidi="pt_PT"/>
-          </w:rPr>
-          <w:rPr>
-            <w:color w:val="0000EE"/>
-            <w:u w:val="single"/>
-          </w:rPr>
-          <w:t>16–26</w:t>
-        </w:r>
-      </w:hyperlink>
-      <w:r>
-        <w:rPr>
-          <w:lang w:val="pt_PT" w:bidi="pt_PT"/>
-        </w:rPr>
-        <w:t xml:space="preserve">; </w:t>
-      </w:r>
-      <w:hyperlink r:id="rId87">
-        <w:r>
-          <w:rPr>
-            <w:lang w:val="pt_PT" w:bidi="pt_PT"/>
-          </w:rPr>
-          <w:rPr>
-            <w:color w:val="0000EE"/>
-            <w:u w:val="single"/>
-          </w:rPr>
-          <w:t>6.5–10</w:t>
-        </w:r>
-      </w:hyperlink>
-      <w:r>
-        <w:rPr>
-          <w:lang w:val="pt_PT" w:bidi="pt_PT"/>
-        </w:rPr>
-        <w:t xml:space="preserve">; </w:t>
-      </w:r>
-      <w:hyperlink r:id="rId105">
-        <w:r>
-          <w:rPr>
-            <w:lang w:val="pt_PT" w:bidi="pt_PT"/>
-          </w:rPr>
-          <w:rPr>
-            <w:color w:val="0000EE"/>
-            <w:u w:val="single"/>
-          </w:rPr>
-          <w:t>Efésios 2.8–10</w:t>
-        </w:r>
-      </w:hyperlink>
-      <w:r>
-        <w:rPr>
-          <w:lang w:val="pt_PT" w:bidi="pt_PT"/>
-        </w:rPr>
-        <w:t xml:space="preserve">; </w:t>
-      </w:r>
-      <w:hyperlink r:id="rId106">
-        <w:r>
-          <w:rPr>
-            <w:lang w:val="pt_PT" w:bidi="pt_PT"/>
-          </w:rPr>
-          <w:rPr>
-            <w:color w:val="0000EE"/>
-            <w:u w:val="single"/>
-          </w:rPr>
-          <w:t>5.3–9</w:t>
-        </w:r>
-      </w:hyperlink>
-      <w:r>
-        <w:rPr>
-          <w:lang w:val="pt_PT" w:bidi="pt_PT"/>
-        </w:rPr>
-        <w:t xml:space="preserve">; </w:t>
-      </w:r>
-      <w:hyperlink r:id="rId88">
-        <w:r>
-          <w:rPr>
-            <w:lang w:val="pt_PT" w:bidi="pt_PT"/>
-          </w:rPr>
-          <w:rPr>
-            <w:color w:val="0000EE"/>
-            <w:u w:val="single"/>
-          </w:rPr>
-          <w:t>Filipenses 2.12–13</w:t>
-        </w:r>
-      </w:hyperlink>
-      <w:r>
-        <w:rPr>
-          <w:lang w:val="pt_PT" w:bidi="pt_PT"/>
-        </w:rPr>
-        <w:t xml:space="preserve">; </w:t>
-      </w:r>
-      <w:hyperlink r:id="rId107">
-        <w:r>
-          <w:rPr>
-            <w:lang w:val="pt_PT" w:bidi="pt_PT"/>
-          </w:rPr>
-          <w:rPr>
-            <w:color w:val="0000EE"/>
-            <w:u w:val="single"/>
-          </w:rPr>
-          <w:t>Hebreus 11.1–40</w:t>
-        </w:r>
-      </w:hyperlink>
-      <w:r>
-        <w:rPr>
-          <w:lang w:val="pt_PT" w:bidi="pt_PT"/>
-        </w:rPr>
-        <w:t xml:space="preserve">; </w:t>
-      </w:r>
-      <w:hyperlink r:id="rId76">
-        <w:r>
-          <w:rPr>
-            <w:lang w:val="pt_PT" w:bidi="pt_PT"/>
-          </w:rPr>
-          <w:rPr>
-            <w:color w:val="0000EE"/>
-            <w:u w:val="single"/>
-          </w:rPr>
-          <w:t>Tiago 2.14–26</w:t>
-        </w:r>
-      </w:hyperlink>
-      <w:r>
-        <w:rPr>
-          <w:lang w:val="pt_PT" w:bidi="pt_PT"/>
-        </w:rPr>
-        <w:t xml:space="preserve">; </w:t>
-      </w:r>
-      <w:hyperlink r:id="rId69">
-        <w:r>
-          <w:rPr>
-            <w:lang w:val="pt_PT" w:bidi="pt_PT"/>
-          </w:rPr>
-          <w:rPr>
-            <w:color w:val="0000EE"/>
-            <w:u w:val="single"/>
-          </w:rPr>
-          <w:t>1 João 1.5–10</w:t>
-        </w:r>
-      </w:hyperlink>
-      <w:r>
-        <w:rPr>
-          <w:lang w:val="pt_PT" w:bidi="pt_PT"/>
-        </w:rPr>
-        <w:t xml:space="preserve">; </w:t>
-      </w:r>
-      <w:hyperlink r:id="rId108">
-        <w:r>
-          <w:rPr>
-            <w:lang w:val="pt_PT" w:bidi="pt_PT"/>
-          </w:rPr>
-          <w:rPr>
-            <w:color w:val="0000EE"/>
-            <w:u w:val="single"/>
-          </w:rPr>
-          <w:t>Apocalipse 21.6–8</w:t>
+          <w:t>20–25</w:t>
         </w:r>
       </w:hyperlink>
       <w:r>
@@ -2933,7 +1347,7 @@
         <w:rPr>
           <w:lang w:val="pt_PT" w:bidi="pt_PT"/>
         </w:rPr>
-        <w:t>Fome</w:t>
+        <w:t>Hipocrisia religiosa</w:t>
       </w:r>
       <w:r>
         <w:rPr>
@@ -2952,187 +1366,7 @@
         <w:rPr>
           <w:lang w:val="pt_PT" w:bidi="pt_PT"/>
         </w:rPr>
-        <w:t>A fome ocorreu cedo na vida dos patriarcas Abraão e Isaque (</w:t>
-      </w:r>
-      <w:hyperlink r:id="rId109">
-        <w:r>
-          <w:rPr>
-            <w:lang w:val="pt_PT" w:bidi="pt_PT"/>
-          </w:rPr>
-          <w:rPr>
-            <w:color w:val="0000EE"/>
-            <w:u w:val="single"/>
-          </w:rPr>
-          <w:t>Gênesis 12.10</w:t>
-        </w:r>
-      </w:hyperlink>
-      <w:r>
-        <w:rPr>
-          <w:lang w:val="pt_PT" w:bidi="pt_PT"/>
-        </w:rPr>
-        <w:t xml:space="preserve">; </w:t>
-      </w:r>
-      <w:hyperlink r:id="rId110">
-        <w:r>
-          <w:rPr>
-            <w:lang w:val="pt_PT" w:bidi="pt_PT"/>
-          </w:rPr>
-          <w:rPr>
-            <w:color w:val="0000EE"/>
-            <w:u w:val="single"/>
-          </w:rPr>
-          <w:t>26.1</w:t>
-        </w:r>
-      </w:hyperlink>
-      <w:r>
-        <w:rPr>
-          <w:lang w:val="pt_PT" w:bidi="pt_PT"/>
-        </w:rPr>
-        <w:t>). Quando a família do patriarca Jacó enfrentou a fome, Deus já havia colocado seu filho José no Egito para ajudar o povo de Deus a superar a crise (</w:t>
-      </w:r>
-      <w:hyperlink r:id="rId111">
-        <w:r>
-          <w:rPr>
-            <w:lang w:val="pt_PT" w:bidi="pt_PT"/>
-          </w:rPr>
-          <w:rPr>
-            <w:color w:val="0000EE"/>
-            <w:u w:val="single"/>
-          </w:rPr>
-          <w:t>41.56–42.5</w:t>
-        </w:r>
-      </w:hyperlink>
-      <w:r>
-        <w:rPr>
-          <w:lang w:val="pt_PT" w:bidi="pt_PT"/>
-        </w:rPr>
-        <w:t xml:space="preserve">; </w:t>
-      </w:r>
-      <w:hyperlink r:id="rId112">
-        <w:r>
-          <w:rPr>
-            <w:lang w:val="pt_PT" w:bidi="pt_PT"/>
-          </w:rPr>
-          <w:rPr>
-            <w:color w:val="0000EE"/>
-            <w:u w:val="single"/>
-          </w:rPr>
-          <w:t>45.5</w:t>
-        </w:r>
-      </w:hyperlink>
-      <w:r>
-        <w:rPr>
-          <w:lang w:val="pt_PT" w:bidi="pt_PT"/>
-        </w:rPr>
-        <w:t>,</w:t>
-      </w:r>
-      <w:hyperlink r:id="rId113">
-        <w:r>
-          <w:rPr>
-            <w:lang w:val="pt_PT" w:bidi="pt_PT"/>
-          </w:rPr>
-          <w:rPr>
-            <w:color w:val="0000EE"/>
-            <w:u w:val="single"/>
-          </w:rPr>
-          <w:t>7</w:t>
-        </w:r>
-      </w:hyperlink>
-      <w:r>
-        <w:rPr>
-          <w:lang w:val="pt_PT" w:bidi="pt_PT"/>
-        </w:rPr>
-        <w:t xml:space="preserve">). Esta fome foi muito severa. No entanto, fomes eram comuns no mundo antigo (veja </w:t>
-      </w:r>
-      <w:hyperlink r:id="rId114">
-        <w:r>
-          <w:rPr>
-            <w:lang w:val="pt_PT" w:bidi="pt_PT"/>
-          </w:rPr>
-          <w:rPr>
-            <w:color w:val="0000EE"/>
-            <w:u w:val="single"/>
-          </w:rPr>
-          <w:t>Rute 1.1</w:t>
-        </w:r>
-      </w:hyperlink>
-      <w:r>
-        <w:rPr>
-          <w:lang w:val="pt_PT" w:bidi="pt_PT"/>
-        </w:rPr>
-        <w:t xml:space="preserve">; </w:t>
-      </w:r>
-      <w:hyperlink r:id="rId115">
-        <w:r>
-          <w:rPr>
-            <w:lang w:val="pt_PT" w:bidi="pt_PT"/>
-          </w:rPr>
-          <w:rPr>
-            <w:color w:val="0000EE"/>
-            <w:u w:val="single"/>
-          </w:rPr>
-          <w:t>2 Samuel 21.1</w:t>
-        </w:r>
-      </w:hyperlink>
-      <w:r>
-        <w:rPr>
-          <w:lang w:val="pt_PT" w:bidi="pt_PT"/>
-        </w:rPr>
-        <w:t xml:space="preserve">; </w:t>
-      </w:r>
-      <w:hyperlink r:id="rId116">
-        <w:r>
-          <w:rPr>
-            <w:lang w:val="pt_PT" w:bidi="pt_PT"/>
-          </w:rPr>
-          <w:rPr>
-            <w:color w:val="0000EE"/>
-            <w:u w:val="single"/>
-          </w:rPr>
-          <w:t>1 Reis 18.1–2</w:t>
-        </w:r>
-      </w:hyperlink>
-      <w:r>
-        <w:rPr>
-          <w:lang w:val="pt_PT" w:bidi="pt_PT"/>
-        </w:rPr>
-        <w:t xml:space="preserve">; </w:t>
-      </w:r>
-      <w:hyperlink r:id="rId117">
-        <w:r>
-          <w:rPr>
-            <w:lang w:val="pt_PT" w:bidi="pt_PT"/>
-          </w:rPr>
-          <w:rPr>
-            <w:color w:val="0000EE"/>
-            <w:u w:val="single"/>
-          </w:rPr>
-          <w:t>Ageu 1.1–11</w:t>
-        </w:r>
-      </w:hyperlink>
-      <w:r>
-        <w:rPr>
-          <w:lang w:val="pt_PT" w:bidi="pt_PT"/>
-        </w:rPr>
-        <w:t xml:space="preserve">; </w:t>
-      </w:r>
-      <w:hyperlink r:id="rId118">
-        <w:r>
-          <w:rPr>
-            <w:lang w:val="pt_PT" w:bidi="pt_PT"/>
-          </w:rPr>
-          <w:rPr>
-            <w:color w:val="0000EE"/>
-            <w:u w:val="single"/>
-          </w:rPr>
-          <w:t>Atos 11.28</w:t>
-        </w:r>
-      </w:hyperlink>
-      <w:r>
-        <w:rPr>
-          <w:lang w:val="pt_PT" w:bidi="pt_PT"/>
-        </w:rPr>
-        <w:t>).</w:t>
+        <w:t>A hipocrisia religiosa ocorre quando as pessoas obedecem seletivamente às regras e apenas fingem seguir a lei de Deus, sem uma mudança real em seus motivos e vidas. Aqueles que se gabam de seu compromisso religioso, muitas vezes, carecem de um verdadeiro desejo de obedecer a Deus.</w:t>
       </w:r>
     </w:p>
     <w:p>
@@ -3146,151 +1380,7 @@
         <w:rPr>
           <w:lang w:val="pt_PT" w:bidi="pt_PT"/>
         </w:rPr>
-        <w:t>A fome era um desastre terrível nas sociedades agrícolas. Seca, falha nas colheitas ou cerco poderiam causá-la (</w:t>
-      </w:r>
-      <w:hyperlink r:id="rId119">
-        <w:r>
-          <w:rPr>
-            <w:lang w:val="pt_PT" w:bidi="pt_PT"/>
-          </w:rPr>
-          <w:rPr>
-            <w:color w:val="0000EE"/>
-            <w:u w:val="single"/>
-          </w:rPr>
-          <w:t>2 Reis 25.1–30</w:t>
-        </w:r>
-      </w:hyperlink>
-      <w:r>
-        <w:rPr>
-          <w:lang w:val="pt_PT" w:bidi="pt_PT"/>
-        </w:rPr>
-        <w:t>). A fome muitas vezes vinha acompanhada de doenças ou guerra, afetando muitos níveis da sociedade (</w:t>
-      </w:r>
-      <w:hyperlink r:id="rId120">
-        <w:r>
-          <w:rPr>
-            <w:lang w:val="pt_PT" w:bidi="pt_PT"/>
-          </w:rPr>
-          <w:rPr>
-            <w:color w:val="0000EE"/>
-            <w:u w:val="single"/>
-          </w:rPr>
-          <w:t>Jeremias 14.12</w:t>
-        </w:r>
-      </w:hyperlink>
-      <w:r>
-        <w:rPr>
-          <w:lang w:val="pt_PT" w:bidi="pt_PT"/>
-        </w:rPr>
-        <w:t>). Isso incluía os animais (</w:t>
-      </w:r>
-      <w:hyperlink r:id="rId121">
-        <w:r>
-          <w:rPr>
-            <w:lang w:val="pt_PT" w:bidi="pt_PT"/>
-          </w:rPr>
-          <w:rPr>
-            <w:color w:val="0000EE"/>
-            <w:u w:val="single"/>
-          </w:rPr>
-          <w:t>Joel 1.20</w:t>
-        </w:r>
-      </w:hyperlink>
-      <w:r>
-        <w:rPr>
-          <w:lang w:val="pt_PT" w:bidi="pt_PT"/>
-        </w:rPr>
-        <w:t>). As pessoas dependiam da chuva, então algumas armazenavam alimentos para se preparar para a fome (</w:t>
-      </w:r>
-      <w:hyperlink r:id="rId122">
-        <w:r>
-          <w:rPr>
-            <w:lang w:val="pt_PT" w:bidi="pt_PT"/>
-          </w:rPr>
-          <w:rPr>
-            <w:color w:val="0000EE"/>
-            <w:u w:val="single"/>
-          </w:rPr>
-          <w:t>Gênesis 41.33–36</w:t>
-        </w:r>
-      </w:hyperlink>
-      <w:r>
-        <w:rPr>
-          <w:lang w:val="pt_PT" w:bidi="pt_PT"/>
-        </w:rPr>
-        <w:t xml:space="preserve">; </w:t>
-      </w:r>
-      <w:hyperlink r:id="rId123">
-        <w:r>
-          <w:rPr>
-            <w:lang w:val="pt_PT" w:bidi="pt_PT"/>
-          </w:rPr>
-          <w:rPr>
-            <w:color w:val="0000EE"/>
-            <w:u w:val="single"/>
-          </w:rPr>
-          <w:t>47.23–24</w:t>
-        </w:r>
-      </w:hyperlink>
-      <w:r>
-        <w:rPr>
-          <w:lang w:val="pt_PT" w:bidi="pt_PT"/>
-        </w:rPr>
-        <w:t xml:space="preserve">; compare </w:t>
-      </w:r>
-      <w:hyperlink r:id="rId124">
-        <w:r>
-          <w:rPr>
-            <w:lang w:val="pt_PT" w:bidi="pt_PT"/>
-          </w:rPr>
-          <w:rPr>
-            <w:color w:val="0000EE"/>
-            <w:u w:val="single"/>
-          </w:rPr>
-          <w:t>1 Crônicas 26.15</w:t>
-        </w:r>
-      </w:hyperlink>
-      <w:r>
-        <w:rPr>
-          <w:lang w:val="pt_PT" w:bidi="pt_PT"/>
-        </w:rPr>
-        <w:t xml:space="preserve">; </w:t>
-      </w:r>
-      <w:hyperlink r:id="rId125">
-        <w:r>
-          <w:rPr>
-            <w:lang w:val="pt_PT" w:bidi="pt_PT"/>
-          </w:rPr>
-          <w:rPr>
-            <w:color w:val="0000EE"/>
-            <w:u w:val="single"/>
-          </w:rPr>
-          <w:t>2 Crônicas 31.11</w:t>
-        </w:r>
-      </w:hyperlink>
-      <w:r>
-        <w:rPr>
-          <w:lang w:val="pt_PT" w:bidi="pt_PT"/>
-        </w:rPr>
-        <w:t xml:space="preserve">; </w:t>
-      </w:r>
-      <w:hyperlink r:id="rId126">
-        <w:r>
-          <w:rPr>
-            <w:lang w:val="pt_PT" w:bidi="pt_PT"/>
-          </w:rPr>
-          <w:rPr>
-            <w:color w:val="0000EE"/>
-            <w:u w:val="single"/>
-          </w:rPr>
-          <w:t>Neemias 10.37–39</w:t>
-        </w:r>
-      </w:hyperlink>
-      <w:r>
-        <w:rPr>
-          <w:lang w:val="pt_PT" w:bidi="pt_PT"/>
-        </w:rPr>
-        <w:t>).</w:t>
+        <w:t>O profeta Isaías pregou para pessoas que aparentavam ser muito religiosas. Elas jejuavam, oravam, celebravam dias santos e traziam sacrifícios para Jerusalém. No entanto, Deus rejeitou essas práticas.</w:t>
       </w:r>
     </w:p>
     <w:p>
@@ -3304,9 +1394,9 @@
         <w:rPr>
           <w:lang w:val="pt_PT" w:bidi="pt_PT"/>
         </w:rPr>
-        <w:t>Quando não havia comida suficiente, muitas coisas ruins aconteceram (</w:t>
-      </w:r>
-      <w:hyperlink r:id="rId109">
+        <w:t xml:space="preserve">Por quê? Esses atos tinham valor porque o Senhor próprio os havia prescrito! Mas a adoração do povo não era sincera. Faltava a santidade pessoal e a justiça social que Deus exige (veja, por exemplo, </w:t>
+      </w:r>
+      <w:hyperlink r:id="rId44">
         <w:r>
           <w:rPr>
             <w:lang w:val="pt_PT" w:bidi="pt_PT"/>
@@ -3315,230 +1405,14 @@
             <w:color w:val="0000EE"/>
             <w:u w:val="single"/>
           </w:rPr>
-          <w:t>Gênesis 12.10</w:t>
+          <w:t>Levítico 19.13–17</w:t>
         </w:r>
       </w:hyperlink>
       <w:r>
         <w:rPr>
           <w:lang w:val="pt_PT" w:bidi="pt_PT"/>
         </w:rPr>
-        <w:t xml:space="preserve">; </w:t>
-      </w:r>
-      <w:hyperlink r:id="rId110">
-        <w:r>
-          <w:rPr>
-            <w:lang w:val="pt_PT" w:bidi="pt_PT"/>
-          </w:rPr>
-          <w:rPr>
-            <w:color w:val="0000EE"/>
-            <w:u w:val="single"/>
-          </w:rPr>
-          <w:t>26.1</w:t>
-        </w:r>
-      </w:hyperlink>
-      <w:r>
-        <w:rPr>
-          <w:lang w:val="pt_PT" w:bidi="pt_PT"/>
-        </w:rPr>
-        <w:t xml:space="preserve">; </w:t>
-      </w:r>
-      <w:hyperlink r:id="rId127">
-        <w:r>
-          <w:rPr>
-            <w:lang w:val="pt_PT" w:bidi="pt_PT"/>
-          </w:rPr>
-          <w:rPr>
-            <w:color w:val="0000EE"/>
-            <w:u w:val="single"/>
-          </w:rPr>
-          <w:t>2 Reis 6.24–29</w:t>
-        </w:r>
-      </w:hyperlink>
-      <w:r>
-        <w:rPr>
-          <w:lang w:val="pt_PT" w:bidi="pt_PT"/>
-        </w:rPr>
-        <w:t xml:space="preserve">; </w:t>
-      </w:r>
-      <w:hyperlink r:id="rId128">
-        <w:r>
-          <w:rPr>
-            <w:lang w:val="pt_PT" w:bidi="pt_PT"/>
-          </w:rPr>
-          <w:rPr>
-            <w:color w:val="0000EE"/>
-            <w:u w:val="single"/>
-          </w:rPr>
-          <w:t>Neemias 5.1–3</w:t>
-        </w:r>
-      </w:hyperlink>
-      <w:r>
-        <w:rPr>
-          <w:lang w:val="pt_PT" w:bidi="pt_PT"/>
-        </w:rPr>
-        <w:t xml:space="preserve">; </w:t>
-      </w:r>
-      <w:hyperlink r:id="rId129">
-        <w:r>
-          <w:rPr>
-            <w:lang w:val="pt_PT" w:bidi="pt_PT"/>
-          </w:rPr>
-          <w:rPr>
-            <w:color w:val="0000EE"/>
-            <w:u w:val="single"/>
-          </w:rPr>
-          <w:t>Jeremias 19.9</w:t>
-        </w:r>
-      </w:hyperlink>
-      <w:r>
-        <w:rPr>
-          <w:lang w:val="pt_PT" w:bidi="pt_PT"/>
-        </w:rPr>
-        <w:t xml:space="preserve">; </w:t>
-      </w:r>
-      <w:hyperlink r:id="rId130">
-        <w:r>
-          <w:rPr>
-            <w:lang w:val="pt_PT" w:bidi="pt_PT"/>
-          </w:rPr>
-          <w:rPr>
-            <w:color w:val="0000EE"/>
-            <w:u w:val="single"/>
-          </w:rPr>
-          <w:t>Lamentações 2.20–21</w:t>
-        </w:r>
-      </w:hyperlink>
-      <w:r>
-        <w:rPr>
-          <w:lang w:val="pt_PT" w:bidi="pt_PT"/>
-        </w:rPr>
-        <w:t xml:space="preserve">; </w:t>
-      </w:r>
-      <w:hyperlink r:id="rId131">
-        <w:r>
-          <w:rPr>
-            <w:lang w:val="pt_PT" w:bidi="pt_PT"/>
-          </w:rPr>
-          <w:rPr>
-            <w:color w:val="0000EE"/>
-            <w:u w:val="single"/>
-          </w:rPr>
-          <w:t>4.8–10</w:t>
-        </w:r>
-      </w:hyperlink>
-      <w:r>
-        <w:rPr>
-          <w:lang w:val="pt_PT" w:bidi="pt_PT"/>
-        </w:rPr>
-        <w:t>).</w:t>
-      </w:r>
-    </w:p>
-    <w:p>
-      <w:pPr>
-        <w:pStyle w:val="ListBullet"/>
-        <w:spacing w:line="240" w:lineRule="auto"/>
-        <w:ind w:left="720"/>
-      </w:pPr>
-      <w:r>
-        <w:rPr>
-          <w:lang w:val="pt_PT" w:bidi="pt_PT"/>
-        </w:rPr>
-      </w:r>
-      <w:r>
-        <w:rPr>
-          <w:lang w:val="pt_PT" w:bidi="pt_PT"/>
-        </w:rPr>
-        <w:t>A comida se tornou muito cara.</w:t>
-      </w:r>
-    </w:p>
-    <w:p>
-      <w:pPr>
-        <w:pStyle w:val="ListBullet"/>
-        <w:spacing w:line="240" w:lineRule="auto"/>
-        <w:ind w:left="720"/>
-      </w:pPr>
-      <w:r>
-        <w:rPr>
-          <w:lang w:val="pt_PT" w:bidi="pt_PT"/>
-        </w:rPr>
-      </w:r>
-      <w:r>
-        <w:rPr>
-          <w:lang w:val="pt_PT" w:bidi="pt_PT"/>
-        </w:rPr>
-        <w:t>As pessoas furtavam umas das outras.</w:t>
-      </w:r>
-    </w:p>
-    <w:p>
-      <w:pPr>
-        <w:pStyle w:val="ListBullet"/>
-        <w:spacing w:line="240" w:lineRule="auto"/>
-        <w:ind w:left="720"/>
-      </w:pPr>
-      <w:r>
-        <w:rPr>
-          <w:lang w:val="pt_PT" w:bidi="pt_PT"/>
-        </w:rPr>
-      </w:r>
-      <w:r>
-        <w:rPr>
-          <w:lang w:val="pt_PT" w:bidi="pt_PT"/>
-        </w:rPr>
-        <w:t>Os pobres eram tratados de forma injusta.</w:t>
-      </w:r>
-    </w:p>
-    <w:p>
-      <w:pPr>
-        <w:pStyle w:val="ListBullet"/>
-        <w:spacing w:line="240" w:lineRule="auto"/>
-        <w:ind w:left="720"/>
-      </w:pPr>
-      <w:r>
-        <w:rPr>
-          <w:lang w:val="pt_PT" w:bidi="pt_PT"/>
-        </w:rPr>
-      </w:r>
-      <w:r>
-        <w:rPr>
-          <w:lang w:val="pt_PT" w:bidi="pt_PT"/>
-        </w:rPr>
-        <w:t>As fazendas não conseguiam cultivar colheitas.</w:t>
-      </w:r>
-    </w:p>
-    <w:p>
-      <w:pPr>
-        <w:pStyle w:val="ListBullet"/>
-        <w:spacing w:line="240" w:lineRule="auto"/>
-        <w:ind w:left="720"/>
-      </w:pPr>
-      <w:r>
-        <w:rPr>
-          <w:lang w:val="pt_PT" w:bidi="pt_PT"/>
-        </w:rPr>
-      </w:r>
-      <w:r>
-        <w:rPr>
-          <w:lang w:val="pt_PT" w:bidi="pt_PT"/>
-        </w:rPr>
-        <w:t>As pessoas precisaram deixar suas casas para encontrar comida.</w:t>
-      </w:r>
-    </w:p>
-    <w:p>
-      <w:pPr>
-        <w:pStyle w:val="ListBullet"/>
-        <w:spacing w:line="240" w:lineRule="auto"/>
-        <w:ind w:left="720"/>
-      </w:pPr>
-      <w:r>
-        <w:rPr>
-          <w:lang w:val="pt_PT" w:bidi="pt_PT"/>
-        </w:rPr>
-      </w:r>
-      <w:r>
-        <w:rPr>
-          <w:lang w:val="pt_PT" w:bidi="pt_PT"/>
-        </w:rPr>
-        <w:t>Nos piores casos, as pessoas chegaram a comer carne humana para sobreviver.</w:t>
+        <w:t>). O povo de Judá havia se tornado hipócrita religioso.</w:t>
       </w:r>
     </w:p>
     <w:p>
@@ -3552,9 +1426,9 @@
         <w:rPr>
           <w:lang w:val="pt_PT" w:bidi="pt_PT"/>
         </w:rPr>
-        <w:t>Às vezes, as pessoas viam a fome como um castigo de Deus contra os israelitas (</w:t>
-      </w:r>
-      <w:hyperlink r:id="rId132">
+        <w:t>Muitos anos após Isaías, Jesus abordou a hipocrisia dos fariseus. Ele os instou a obedecer a tudo o que Deus havia revelado, não apenas às partes que os tornavam populares (</w:t>
+      </w:r>
+      <w:hyperlink r:id="rId45">
         <w:r>
           <w:rPr>
             <w:lang w:val="pt_PT" w:bidi="pt_PT"/>
@@ -3563,16 +1437,16 @@
             <w:color w:val="0000EE"/>
             <w:u w:val="single"/>
           </w:rPr>
-          <w:t>Levítico 26.14–20</w:t>
+          <w:t>Mateus 23.1–36</w:t>
         </w:r>
       </w:hyperlink>
       <w:r>
         <w:rPr>
           <w:lang w:val="pt_PT" w:bidi="pt_PT"/>
         </w:rPr>
-        <w:t xml:space="preserve">; </w:t>
-      </w:r>
-      <w:hyperlink r:id="rId133">
+        <w:t xml:space="preserve">, especialmente </w:t>
+      </w:r>
+      <w:hyperlink r:id="rId46">
         <w:r>
           <w:rPr>
             <w:lang w:val="pt_PT" w:bidi="pt_PT"/>
@@ -3581,16 +1455,16 @@
             <w:color w:val="0000EE"/>
             <w:u w:val="single"/>
           </w:rPr>
-          <w:t>Deuteronômio 11.16–17</w:t>
+          <w:t>Mateus 23.23</w:t>
         </w:r>
       </w:hyperlink>
       <w:r>
         <w:rPr>
           <w:lang w:val="pt_PT" w:bidi="pt_PT"/>
         </w:rPr>
-        <w:t xml:space="preserve">; </w:t>
-      </w:r>
-      <w:hyperlink r:id="rId134">
+        <w:t>). Os apóstolos Paulo e Tiago também enfatizaram a diferença entre realizar atos religiosos e ter verdadeira espiritualidade (</w:t>
+      </w:r>
+      <w:hyperlink r:id="rId47">
         <w:r>
           <w:rPr>
             <w:lang w:val="pt_PT" w:bidi="pt_PT"/>
@@ -3599,7 +1473,7 @@
             <w:color w:val="0000EE"/>
             <w:u w:val="single"/>
           </w:rPr>
-          <w:t>28.33</w:t>
+          <w:t>1 Coríntios 3.1–23</w:t>
         </w:r>
       </w:hyperlink>
       <w:r>
@@ -3608,7 +1482,7 @@
         </w:rPr>
         <w:t xml:space="preserve">; </w:t>
       </w:r>
-      <w:hyperlink r:id="rId135">
+      <w:hyperlink r:id="rId48">
         <w:r>
           <w:rPr>
             <w:lang w:val="pt_PT" w:bidi="pt_PT"/>
@@ -3617,79 +1491,7 @@
             <w:color w:val="0000EE"/>
             <w:u w:val="single"/>
           </w:rPr>
-          <w:t>Jeremias 29.17–18</w:t>
-        </w:r>
-      </w:hyperlink>
-      <w:r>
-        <w:rPr>
-          <w:lang w:val="pt_PT" w:bidi="pt_PT"/>
-        </w:rPr>
-        <w:t>). Portanto, ser fiel a Deus era extremamente importante (</w:t>
-      </w:r>
-      <w:hyperlink r:id="rId136">
-        <w:r>
-          <w:rPr>
-            <w:lang w:val="pt_PT" w:bidi="pt_PT"/>
-          </w:rPr>
-          <w:rPr>
-            <w:color w:val="0000EE"/>
-            <w:u w:val="single"/>
-          </w:rPr>
-          <w:t>Salmo 33.18–19</w:t>
-        </w:r>
-      </w:hyperlink>
-      <w:r>
-        <w:rPr>
-          <w:lang w:val="pt_PT" w:bidi="pt_PT"/>
-        </w:rPr>
-        <w:t xml:space="preserve">; </w:t>
-      </w:r>
-      <w:hyperlink r:id="rId137">
-        <w:r>
-          <w:rPr>
-            <w:lang w:val="pt_PT" w:bidi="pt_PT"/>
-          </w:rPr>
-          <w:rPr>
-            <w:color w:val="0000EE"/>
-            <w:u w:val="single"/>
-          </w:rPr>
-          <w:t>37.19</w:t>
-        </w:r>
-      </w:hyperlink>
-      <w:r>
-        <w:rPr>
-          <w:lang w:val="pt_PT" w:bidi="pt_PT"/>
-        </w:rPr>
-        <w:t>). As bênçãos de Deus sobre a nação incluíam proteção contra a fome (</w:t>
-      </w:r>
-      <w:hyperlink r:id="rId138">
-        <w:r>
-          <w:rPr>
-            <w:lang w:val="pt_PT" w:bidi="pt_PT"/>
-          </w:rPr>
-          <w:rPr>
-            <w:color w:val="0000EE"/>
-            <w:u w:val="single"/>
-          </w:rPr>
-          <w:t>Ezequiel 34.29</w:t>
-        </w:r>
-      </w:hyperlink>
-      <w:r>
-        <w:rPr>
-          <w:lang w:val="pt_PT" w:bidi="pt_PT"/>
-        </w:rPr>
-        <w:t xml:space="preserve">; </w:t>
-      </w:r>
-      <w:hyperlink r:id="rId139">
-        <w:r>
-          <w:rPr>
-            <w:lang w:val="pt_PT" w:bidi="pt_PT"/>
-          </w:rPr>
-          <w:rPr>
-            <w:color w:val="0000EE"/>
-            <w:u w:val="single"/>
-          </w:rPr>
-          <w:t>36.29–30</w:t>
+          <w:t>Tiago 1.21–2.13</w:t>
         </w:r>
       </w:hyperlink>
       <w:r>
@@ -3710,9 +1512,9 @@
         <w:rPr>
           <w:lang w:val="pt_PT" w:bidi="pt_PT"/>
         </w:rPr>
-        <w:t>Jesus experimentou uma fome semelhante à de Israel durante seu tempo no deserto. Ele escolheu não fazer pão apenas para si mesmo (</w:t>
-      </w:r>
-      <w:hyperlink r:id="rId140">
+        <w:t xml:space="preserve">A crítica de Jesus aos fariseus também nos serve de alerta. Não devemos imitá-los (veja </w:t>
+      </w:r>
+      <w:hyperlink r:id="rId49">
         <w:r>
           <w:rPr>
             <w:lang w:val="pt_PT" w:bidi="pt_PT"/>
@@ -3721,16 +1523,16 @@
             <w:color w:val="0000EE"/>
             <w:u w:val="single"/>
           </w:rPr>
-          <w:t>Mateus 4.1–4</w:t>
+          <w:t>Mateus 6.1–18</w:t>
         </w:r>
       </w:hyperlink>
       <w:r>
         <w:rPr>
           <w:lang w:val="pt_PT" w:bidi="pt_PT"/>
         </w:rPr>
-        <w:t xml:space="preserve">; veja também </w:t>
-      </w:r>
-      <w:hyperlink r:id="rId141">
+        <w:t xml:space="preserve">; </w:t>
+      </w:r>
+      <w:hyperlink r:id="rId50">
         <w:r>
           <w:rPr>
             <w:lang w:val="pt_PT" w:bidi="pt_PT"/>
@@ -3739,32 +1541,14 @@
             <w:color w:val="0000EE"/>
             <w:u w:val="single"/>
           </w:rPr>
-          <w:t>Deuteronômio 8.3</w:t>
+          <w:t>1 Pedro 2.1</w:t>
         </w:r>
       </w:hyperlink>
       <w:r>
         <w:rPr>
           <w:lang w:val="pt_PT" w:bidi="pt_PT"/>
         </w:rPr>
-        <w:t>). Seu sucesso contra a tentação do diabo mostrou que a falta de comida e a fome podem construir humildade e confiança no cuidado de Deus. Jesus alimentou cinco mil pessoas para mostrar-lhes que ele é "o pão da vida", o "verdadeiro pão de Deus do céu" (</w:t>
-      </w:r>
-      <w:hyperlink r:id="rId142">
-        <w:r>
-          <w:rPr>
-            <w:lang w:val="pt_PT" w:bidi="pt_PT"/>
-          </w:rPr>
-          <w:rPr>
-            <w:color w:val="0000EE"/>
-            <w:u w:val="single"/>
-          </w:rPr>
-          <w:t>João 6.32–35</w:t>
-        </w:r>
-      </w:hyperlink>
-      <w:r>
-        <w:rPr>
-          <w:lang w:val="pt_PT" w:bidi="pt_PT"/>
-        </w:rPr>
-        <w:t>).</w:t>
+        <w:t>). Em vez disso, Jesus nos instrui a sermos genuínos com Deus e com os outros, obedecendo a todos os seus mandamentos. Em nossa adoração a Deus, devemos ir além das formas religiosas, focando mais do que apenas em ações externas.</w:t>
       </w:r>
     </w:p>
     <w:p>
@@ -3776,135 +1560,10 @@
       </w:r>
       <w:r>
         <w:rPr>
-          <w:lang w:val="pt_PT" w:bidi="pt_PT"/>
-        </w:rPr>
-        <w:t>No entanto, as multidões o seguiam mais pela comida do que por quem ele é (</w:t>
-      </w:r>
-      <w:hyperlink r:id="rId143">
-        <w:r>
-          <w:rPr>
-            <w:lang w:val="pt_PT" w:bidi="pt_PT"/>
-          </w:rPr>
-          <w:rPr>
-            <w:color w:val="0000EE"/>
-            <w:u w:val="single"/>
-          </w:rPr>
-          <w:t>João 6.26–27</w:t>
-        </w:r>
-      </w:hyperlink>
-      <w:r>
-        <w:rPr>
-          <w:lang w:val="pt_PT" w:bidi="pt_PT"/>
-        </w:rPr>
-        <w:t>). Embora não ignorasse o alimento físico, Jesus enfatizou a fome e a sede espirituais (</w:t>
-      </w:r>
-      <w:hyperlink r:id="rId144">
-        <w:r>
-          <w:rPr>
-            <w:lang w:val="pt_PT" w:bidi="pt_PT"/>
-          </w:rPr>
-          <w:rPr>
-            <w:color w:val="0000EE"/>
-            <w:u w:val="single"/>
-          </w:rPr>
-          <w:t>Lucas 6.21</w:t>
-        </w:r>
-      </w:hyperlink>
-      <w:r>
-        <w:rPr>
-          <w:lang w:val="pt_PT" w:bidi="pt_PT"/>
-        </w:rPr>
-        <w:t xml:space="preserve">; </w:t>
-      </w:r>
-      <w:hyperlink r:id="rId145">
-        <w:r>
-          <w:rPr>
-            <w:lang w:val="pt_PT" w:bidi="pt_PT"/>
-          </w:rPr>
-          <w:rPr>
-            <w:color w:val="0000EE"/>
-            <w:u w:val="single"/>
-          </w:rPr>
-          <w:t>João 4.34</w:t>
-        </w:r>
-      </w:hyperlink>
-      <w:r>
-        <w:rPr>
-          <w:lang w:val="pt_PT" w:bidi="pt_PT"/>
-        </w:rPr>
-        <w:t>). Comer serve tanto como um cenário quanto como um símbolo de comunhão (</w:t>
-      </w:r>
-      <w:hyperlink r:id="rId146">
-        <w:r>
-          <w:rPr>
-            <w:lang w:val="pt_PT" w:bidi="pt_PT"/>
-          </w:rPr>
-          <w:rPr>
-            <w:color w:val="0000EE"/>
-            <w:u w:val="single"/>
-          </w:rPr>
-          <w:t>Gênesis 43.34</w:t>
-        </w:r>
-      </w:hyperlink>
-      <w:r>
-        <w:rPr>
-          <w:lang w:val="pt_PT" w:bidi="pt_PT"/>
-        </w:rPr>
-        <w:t xml:space="preserve">; </w:t>
-      </w:r>
-      <w:hyperlink r:id="rId147">
-        <w:r>
-          <w:rPr>
-            <w:lang w:val="pt_PT" w:bidi="pt_PT"/>
-          </w:rPr>
-          <w:rPr>
-            <w:color w:val="0000EE"/>
-            <w:u w:val="single"/>
-          </w:rPr>
-          <w:t>Lucas 22.15–16</w:t>
-        </w:r>
-      </w:hyperlink>
-      <w:r>
-        <w:rPr>
-          <w:lang w:val="pt_PT" w:bidi="pt_PT"/>
-        </w:rPr>
-        <w:t xml:space="preserve">; </w:t>
-      </w:r>
-      <w:hyperlink r:id="rId148">
-        <w:r>
-          <w:rPr>
-            <w:lang w:val="pt_PT" w:bidi="pt_PT"/>
-          </w:rPr>
-          <w:rPr>
-            <w:color w:val="0000EE"/>
-            <w:u w:val="single"/>
-          </w:rPr>
-          <w:t>Apocalipse 19.9</w:t>
-        </w:r>
-      </w:hyperlink>
-      <w:r>
-        <w:rPr>
-          <w:lang w:val="pt_PT" w:bidi="pt_PT"/>
-        </w:rPr>
-        <w:t>). No céu, a fome não existirá mais (</w:t>
-      </w:r>
-      <w:hyperlink r:id="rId149">
-        <w:r>
-          <w:rPr>
-            <w:lang w:val="pt_PT" w:bidi="pt_PT"/>
-          </w:rPr>
-          <w:rPr>
-            <w:color w:val="0000EE"/>
-            <w:u w:val="single"/>
-          </w:rPr>
-          <w:t>Apocalipse 7.16</w:t>
-        </w:r>
-      </w:hyperlink>
-      <w:r>
-        <w:rPr>
-          <w:lang w:val="pt_PT" w:bidi="pt_PT"/>
-        </w:rPr>
-        <w:t>).</w:t>
+          <w:u w:val="single"/>
+          <w:lang w:val="pt_PT" w:bidi="pt_PT"/>
+        </w:rPr>
+        <w:t>Passagens para estudo adicional</w:t>
       </w:r>
     </w:p>
     <w:p>
@@ -3914,22 +1573,7 @@
           <w:lang w:val="pt_PT" w:bidi="pt_PT"/>
         </w:rPr>
       </w:r>
-      <w:r>
-        <w:rPr>
-          <w:u w:val="single"/>
-          <w:lang w:val="pt_PT" w:bidi="pt_PT"/>
-        </w:rPr>
-        <w:t>Passagens para estudo complementar</w:t>
-      </w:r>
-    </w:p>
-    <w:p>
-      <w:pPr/>
-      <w:r>
-        <w:rPr>
-          <w:lang w:val="pt_PT" w:bidi="pt_PT"/>
-        </w:rPr>
-      </w:r>
-      <w:hyperlink r:id="rId109">
+      <w:hyperlink r:id="rId51">
         <w:r>
           <w:rPr>
             <w:lang w:val="pt_PT" w:bidi="pt_PT"/>
@@ -3938,7 +1582,7 @@
             <w:color w:val="0000EE"/>
             <w:u w:val="single"/>
           </w:rPr>
-          <w:t>Gênesis 12.10</w:t>
+          <w:t>Salmo 50.16–23</w:t>
         </w:r>
       </w:hyperlink>
       <w:r>
@@ -3947,7 +1591,7 @@
         </w:rPr>
         <w:t xml:space="preserve">; </w:t>
       </w:r>
-      <w:hyperlink r:id="rId110">
+      <w:hyperlink r:id="rId52">
         <w:r>
           <w:rPr>
             <w:lang w:val="pt_PT" w:bidi="pt_PT"/>
@@ -3956,7 +1600,7 @@
             <w:color w:val="0000EE"/>
             <w:u w:val="single"/>
           </w:rPr>
-          <w:t>26.1</w:t>
+          <w:t>Provérbios 15.8</w:t>
         </w:r>
       </w:hyperlink>
       <w:r>
@@ -3965,7 +1609,7 @@
         </w:rPr>
         <w:t xml:space="preserve">; </w:t>
       </w:r>
-      <w:hyperlink r:id="rId122">
+      <w:hyperlink r:id="rId53">
         <w:r>
           <w:rPr>
             <w:lang w:val="pt_PT" w:bidi="pt_PT"/>
@@ -3974,16 +1618,16 @@
             <w:color w:val="0000EE"/>
             <w:u w:val="single"/>
           </w:rPr>
-          <w:t>41.33–36</w:t>
+          <w:t>26.23</w:t>
         </w:r>
       </w:hyperlink>
       <w:r>
         <w:rPr>
           <w:lang w:val="pt_PT" w:bidi="pt_PT"/>
         </w:rPr>
-        <w:t>,</w:t>
-      </w:r>
-      <w:hyperlink r:id="rId150">
+        <w:t xml:space="preserve">; </w:t>
+      </w:r>
+      <w:hyperlink r:id="rId54">
         <w:r>
           <w:rPr>
             <w:lang w:val="pt_PT" w:bidi="pt_PT"/>
@@ -3992,7 +1636,7 @@
             <w:color w:val="0000EE"/>
             <w:u w:val="single"/>
           </w:rPr>
-          <w:t>56–57</w:t>
+          <w:t>Isaías 1.11–15</w:t>
         </w:r>
       </w:hyperlink>
       <w:r>
@@ -4001,7 +1645,7 @@
         </w:rPr>
         <w:t xml:space="preserve">; </w:t>
       </w:r>
-      <w:hyperlink r:id="rId151">
+      <w:hyperlink r:id="rId55">
         <w:r>
           <w:rPr>
             <w:lang w:val="pt_PT" w:bidi="pt_PT"/>
@@ -4010,7 +1654,7 @@
             <w:color w:val="0000EE"/>
             <w:u w:val="single"/>
           </w:rPr>
-          <w:t>45.6–7</w:t>
+          <w:t>29.13–15</w:t>
         </w:r>
       </w:hyperlink>
       <w:r>
@@ -4019,7 +1663,7 @@
         </w:rPr>
         <w:t xml:space="preserve">; </w:t>
       </w:r>
-      <w:hyperlink r:id="rId152">
+      <w:hyperlink r:id="rId56">
         <w:r>
           <w:rPr>
             <w:lang w:val="pt_PT" w:bidi="pt_PT"/>
@@ -4028,7 +1672,7 @@
             <w:color w:val="0000EE"/>
             <w:u w:val="single"/>
           </w:rPr>
-          <w:t>Levítico 26.19–20</w:t>
+          <w:t>58.2–7</w:t>
         </w:r>
       </w:hyperlink>
       <w:r>
@@ -4037,7 +1681,7 @@
         </w:rPr>
         <w:t xml:space="preserve">; </w:t>
       </w:r>
-      <w:hyperlink r:id="rId141">
+      <w:hyperlink r:id="rId57">
         <w:r>
           <w:rPr>
             <w:lang w:val="pt_PT" w:bidi="pt_PT"/>
@@ -4046,7 +1690,7 @@
             <w:color w:val="0000EE"/>
             <w:u w:val="single"/>
           </w:rPr>
-          <w:t>Deuteronômio 8.3</w:t>
+          <w:t>Jeremias 7.4–10</w:t>
         </w:r>
       </w:hyperlink>
       <w:r>
@@ -4055,7 +1699,7 @@
         </w:rPr>
         <w:t xml:space="preserve">; </w:t>
       </w:r>
-      <w:hyperlink r:id="rId133">
+      <w:hyperlink r:id="rId58">
         <w:r>
           <w:rPr>
             <w:lang w:val="pt_PT" w:bidi="pt_PT"/>
@@ -4064,7 +1708,7 @@
             <w:color w:val="0000EE"/>
             <w:u w:val="single"/>
           </w:rPr>
-          <w:t>11.16–17</w:t>
+          <w:t>12.2</w:t>
         </w:r>
       </w:hyperlink>
       <w:r>
@@ -4073,7 +1717,7 @@
         </w:rPr>
         <w:t xml:space="preserve">; </w:t>
       </w:r>
-      <w:hyperlink r:id="rId114">
+      <w:hyperlink r:id="rId59">
         <w:r>
           <w:rPr>
             <w:lang w:val="pt_PT" w:bidi="pt_PT"/>
@@ -4082,7 +1726,7 @@
             <w:color w:val="0000EE"/>
             <w:u w:val="single"/>
           </w:rPr>
-          <w:t>Rute 1.1</w:t>
+          <w:t>Ezequiel 33.30–31</w:t>
         </w:r>
       </w:hyperlink>
       <w:r>
@@ -4091,7 +1735,7 @@
         </w:rPr>
         <w:t xml:space="preserve">; </w:t>
       </w:r>
-      <w:hyperlink r:id="rId115">
+      <w:hyperlink r:id="rId60">
         <w:r>
           <w:rPr>
             <w:lang w:val="pt_PT" w:bidi="pt_PT"/>
@@ -4100,7 +1744,7 @@
             <w:color w:val="0000EE"/>
             <w:u w:val="single"/>
           </w:rPr>
-          <w:t>2 Samuel 21.1</w:t>
+          <w:t>Oséias 8.13</w:t>
         </w:r>
       </w:hyperlink>
       <w:r>
@@ -4109,7 +1753,7 @@
         </w:rPr>
         <w:t xml:space="preserve">; </w:t>
       </w:r>
-      <w:hyperlink r:id="rId116">
+      <w:hyperlink r:id="rId61">
         <w:r>
           <w:rPr>
             <w:lang w:val="pt_PT" w:bidi="pt_PT"/>
@@ -4118,7 +1762,7 @@
             <w:color w:val="0000EE"/>
             <w:u w:val="single"/>
           </w:rPr>
-          <w:t>1 Reis 18.1–2</w:t>
+          <w:t>Amós 5.21–24</w:t>
         </w:r>
       </w:hyperlink>
       <w:r>
@@ -4127,7 +1771,7 @@
         </w:rPr>
         <w:t xml:space="preserve">; </w:t>
       </w:r>
-      <w:hyperlink r:id="rId153">
+      <w:hyperlink r:id="rId62">
         <w:r>
           <w:rPr>
             <w:lang w:val="pt_PT" w:bidi="pt_PT"/>
@@ -4136,7 +1780,7 @@
             <w:color w:val="0000EE"/>
             <w:u w:val="single"/>
           </w:rPr>
-          <w:t>2 Reis 8.1–2</w:t>
+          <w:t>Miquéias 3.11</w:t>
         </w:r>
       </w:hyperlink>
       <w:r>
@@ -4145,7 +1789,7 @@
         </w:rPr>
         <w:t xml:space="preserve">; </w:t>
       </w:r>
-      <w:hyperlink r:id="rId154">
+      <w:hyperlink r:id="rId63">
         <w:r>
           <w:rPr>
             <w:lang w:val="pt_PT" w:bidi="pt_PT"/>
@@ -4154,7 +1798,7 @@
             <w:color w:val="0000EE"/>
             <w:u w:val="single"/>
           </w:rPr>
-          <w:t>Jeremias 14.11–16</w:t>
+          <w:t>Zacarias 7.5–6</w:t>
         </w:r>
       </w:hyperlink>
       <w:r>
@@ -4163,7 +1807,7 @@
         </w:rPr>
         <w:t xml:space="preserve">; </w:t>
       </w:r>
-      <w:hyperlink r:id="rId155">
+      <w:hyperlink r:id="rId64">
         <w:r>
           <w:rPr>
             <w:lang w:val="pt_PT" w:bidi="pt_PT"/>
@@ -4172,7 +1816,7 @@
             <w:color w:val="0000EE"/>
             <w:u w:val="single"/>
           </w:rPr>
-          <w:t>Ezequiel 34.29–31</w:t>
+          <w:t>Malaquias 2.13–14</w:t>
         </w:r>
       </w:hyperlink>
       <w:r>
@@ -4181,7 +1825,7 @@
         </w:rPr>
         <w:t xml:space="preserve">; </w:t>
       </w:r>
-      <w:hyperlink r:id="rId156">
+      <w:hyperlink r:id="rId49">
         <w:r>
           <w:rPr>
             <w:lang w:val="pt_PT" w:bidi="pt_PT"/>
@@ -4190,7 +1834,7 @@
             <w:color w:val="0000EE"/>
             <w:u w:val="single"/>
           </w:rPr>
-          <w:t>36.28–32</w:t>
+          <w:t>Mateus 6.1–18</w:t>
         </w:r>
       </w:hyperlink>
       <w:r>
@@ -4199,7 +1843,7 @@
         </w:rPr>
         <w:t xml:space="preserve">; </w:t>
       </w:r>
-      <w:hyperlink r:id="rId157">
+      <w:hyperlink r:id="rId45">
         <w:r>
           <w:rPr>
             <w:lang w:val="pt_PT" w:bidi="pt_PT"/>
@@ -4208,7 +1852,7 @@
             <w:color w:val="0000EE"/>
             <w:u w:val="single"/>
           </w:rPr>
-          <w:t>Joel 1.1–20</w:t>
+          <w:t>23.1–36</w:t>
         </w:r>
       </w:hyperlink>
       <w:r>
@@ -4217,7 +1861,7 @@
         </w:rPr>
         <w:t xml:space="preserve">; </w:t>
       </w:r>
-      <w:hyperlink r:id="rId158">
+      <w:hyperlink r:id="rId65">
         <w:r>
           <w:rPr>
             <w:lang w:val="pt_PT" w:bidi="pt_PT"/>
@@ -4226,7 +1870,7 @@
             <w:color w:val="0000EE"/>
             <w:u w:val="single"/>
           </w:rPr>
-          <w:t>Amós 8.11–14</w:t>
+          <w:t>Tito 1.15–16</w:t>
         </w:r>
       </w:hyperlink>
       <w:r>
@@ -4235,7 +1879,7 @@
         </w:rPr>
         <w:t xml:space="preserve">; </w:t>
       </w:r>
-      <w:hyperlink r:id="rId117">
+      <w:hyperlink r:id="rId66">
         <w:r>
           <w:rPr>
             <w:lang w:val="pt_PT" w:bidi="pt_PT"/>
@@ -4244,7 +1888,7 @@
             <w:color w:val="0000EE"/>
             <w:u w:val="single"/>
           </w:rPr>
-          <w:t>Ageu 1.1–11</w:t>
+          <w:t>Tiago 1.21–27</w:t>
         </w:r>
       </w:hyperlink>
       <w:r>
@@ -4253,7 +1897,7 @@
         </w:rPr>
         <w:t xml:space="preserve">; </w:t>
       </w:r>
-      <w:hyperlink r:id="rId144">
+      <w:hyperlink r:id="rId50">
         <w:r>
           <w:rPr>
             <w:lang w:val="pt_PT" w:bidi="pt_PT"/>
@@ -4262,7 +1906,7 @@
             <w:color w:val="0000EE"/>
             <w:u w:val="single"/>
           </w:rPr>
-          <w:t>Lucas 6.21</w:t>
+          <w:t>1 Pedro 2.1</w:t>
         </w:r>
       </w:hyperlink>
       <w:r>
@@ -4271,7 +1915,7 @@
         </w:rPr>
         <w:t xml:space="preserve">; </w:t>
       </w:r>
-      <w:hyperlink r:id="rId142">
+      <w:hyperlink r:id="rId67">
         <w:r>
           <w:rPr>
             <w:lang w:val="pt_PT" w:bidi="pt_PT"/>
@@ -4280,16 +1924,16 @@
             <w:color w:val="0000EE"/>
             <w:u w:val="single"/>
           </w:rPr>
-          <w:t>João 6.32–35</w:t>
+          <w:t>1 João 2.4</w:t>
         </w:r>
       </w:hyperlink>
       <w:r>
         <w:rPr>
           <w:lang w:val="pt_PT" w:bidi="pt_PT"/>
         </w:rPr>
-        <w:t xml:space="preserve">; </w:t>
-      </w:r>
-      <w:hyperlink r:id="rId159">
+        <w:t>,</w:t>
+      </w:r>
+      <w:hyperlink r:id="rId68">
         <w:r>
           <w:rPr>
             <w:lang w:val="pt_PT" w:bidi="pt_PT"/>
@@ -4298,7 +1942,7 @@
             <w:color w:val="0000EE"/>
             <w:u w:val="single"/>
           </w:rPr>
-          <w:t>Atos 11.28–30</w:t>
+          <w:t>9</w:t>
         </w:r>
       </w:hyperlink>
       <w:r>
@@ -4307,7 +1951,7 @@
         </w:rPr>
         <w:t xml:space="preserve">; </w:t>
       </w:r>
-      <w:hyperlink r:id="rId149">
+      <w:hyperlink r:id="rId69">
         <w:r>
           <w:rPr>
             <w:lang w:val="pt_PT" w:bidi="pt_PT"/>
@@ -4316,7 +1960,7 @@
             <w:color w:val="0000EE"/>
             <w:u w:val="single"/>
           </w:rPr>
-          <w:t>Apocalipse 7.16</w:t>
+          <w:t>4.20.</w:t>
         </w:r>
       </w:hyperlink>
       <w:r>

--- a/por/docx/008.content.docx
+++ b/por/docx/008.content.docx
@@ -19,7 +19,7 @@
         <w:rPr>
           <w:lang w:val="pt_PT" w:bidi="pt_PT"/>
         </w:rPr>
-        <w:t>Resource: Tyndale Open Study Notes</w:t>
+        <w:t>Resource: Aquifer Open Study Notes (Themes)</w:t>
       </w:r>
       <w:r>
         <w:rPr>
@@ -112,7 +112,7 @@
         <w:rPr>
           <w:lang w:val="pt_PT" w:bidi="pt_PT"/>
         </w:rPr>
-        <w:t>Tyndale Open Study Notes</w:t>
+        <w:t>Aquifer Open Study Notes (Themes)</w:t>
       </w:r>
     </w:p>
     <w:p>

--- a/por/docx/008.content.docx
+++ b/por/docx/008.content.docx
@@ -247,36 +247,24 @@
         </w:rPr>
         <w:t>A Bíblia responde a estas e a perguntas semelhantes com um enfático "Não!" O universo, incluindo a terra e todas as criaturas vivas, veio das mãos habilidosas de um criador amoroso. Ele considerou isso "muito bom" (</w:t>
       </w:r>
-      <w:hyperlink r:id="rId13">
-        <w:r>
-          <w:rPr>
-            <w:lang w:val="pt_PT" w:bidi="pt_PT"/>
-          </w:rPr>
-          <w:rPr>
-            <w:color w:val="0000EE"/>
-            <w:u w:val="single"/>
-          </w:rPr>
-          <w:t>Gênesis 1.31</w:t>
-        </w:r>
-      </w:hyperlink>
+      <w:r>
+        <w:rPr>
+          <w:lang w:val="pt_PT" w:bidi="pt_PT"/>
+        </w:rPr>
+        <w:t>Gênesis 1.31</w:t>
+      </w:r>
       <w:r>
         <w:rPr>
           <w:lang w:val="pt_PT" w:bidi="pt_PT"/>
         </w:rPr>
         <w:t xml:space="preserve">). Por causa do pecado humano, este mundo físico precisa de redenção. Pela graça de Deus, ele compartilhará da redenção de Deus no fim dos tempos (veja </w:t>
       </w:r>
-      <w:hyperlink r:id="rId14">
-        <w:r>
-          <w:rPr>
-            <w:lang w:val="pt_PT" w:bidi="pt_PT"/>
-          </w:rPr>
-          <w:rPr>
-            <w:color w:val="0000EE"/>
-            <w:u w:val="single"/>
-          </w:rPr>
-          <w:t>Romanos 8.19–21</w:t>
-        </w:r>
-      </w:hyperlink>
+      <w:r>
+        <w:rPr>
+          <w:lang w:val="pt_PT" w:bidi="pt_PT"/>
+        </w:rPr>
+        <w:t>Romanos 8.19–21</w:t>
+      </w:r>
       <w:r>
         <w:rPr>
           <w:lang w:val="pt_PT" w:bidi="pt_PT"/>
@@ -348,198 +336,132 @@
           <w:lang w:val="pt_PT" w:bidi="pt_PT"/>
         </w:rPr>
       </w:r>
-      <w:hyperlink r:id="rId13">
-        <w:r>
-          <w:rPr>
-            <w:lang w:val="pt_PT" w:bidi="pt_PT"/>
-          </w:rPr>
-          <w:rPr>
-            <w:color w:val="0000EE"/>
-            <w:u w:val="single"/>
-          </w:rPr>
-          <w:t>Gênesis 1.31</w:t>
-        </w:r>
-      </w:hyperlink>
+      <w:r>
+        <w:rPr>
+          <w:lang w:val="pt_PT" w:bidi="pt_PT"/>
+        </w:rPr>
+        <w:t>Gênesis 1.31</w:t>
+      </w:r>
       <w:r>
         <w:rPr>
           <w:lang w:val="pt_PT" w:bidi="pt_PT"/>
         </w:rPr>
         <w:t xml:space="preserve">; </w:t>
       </w:r>
-      <w:hyperlink r:id="rId15">
-        <w:r>
-          <w:rPr>
-            <w:lang w:val="pt_PT" w:bidi="pt_PT"/>
-          </w:rPr>
-          <w:rPr>
-            <w:color w:val="0000EE"/>
-            <w:u w:val="single"/>
-          </w:rPr>
-          <w:t>12.7</w:t>
-        </w:r>
-      </w:hyperlink>
+      <w:r>
+        <w:rPr>
+          <w:lang w:val="pt_PT" w:bidi="pt_PT"/>
+        </w:rPr>
+        <w:t>12.7</w:t>
+      </w:r>
       <w:r>
         <w:rPr>
           <w:lang w:val="pt_PT" w:bidi="pt_PT"/>
         </w:rPr>
         <w:t xml:space="preserve">; </w:t>
       </w:r>
-      <w:hyperlink r:id="rId16">
-        <w:r>
-          <w:rPr>
-            <w:lang w:val="pt_PT" w:bidi="pt_PT"/>
-          </w:rPr>
-          <w:rPr>
-            <w:color w:val="0000EE"/>
-            <w:u w:val="single"/>
-          </w:rPr>
-          <w:t>13.14–17</w:t>
-        </w:r>
-      </w:hyperlink>
+      <w:r>
+        <w:rPr>
+          <w:lang w:val="pt_PT" w:bidi="pt_PT"/>
+        </w:rPr>
+        <w:t>13.14–17</w:t>
+      </w:r>
       <w:r>
         <w:rPr>
           <w:lang w:val="pt_PT" w:bidi="pt_PT"/>
         </w:rPr>
         <w:t xml:space="preserve">; </w:t>
       </w:r>
-      <w:hyperlink r:id="rId17">
-        <w:r>
-          <w:rPr>
-            <w:lang w:val="pt_PT" w:bidi="pt_PT"/>
-          </w:rPr>
-          <w:rPr>
-            <w:color w:val="0000EE"/>
-            <w:u w:val="single"/>
-          </w:rPr>
-          <w:t>15.12–21</w:t>
-        </w:r>
-      </w:hyperlink>
+      <w:r>
+        <w:rPr>
+          <w:lang w:val="pt_PT" w:bidi="pt_PT"/>
+        </w:rPr>
+        <w:t>15.12–21</w:t>
+      </w:r>
       <w:r>
         <w:rPr>
           <w:lang w:val="pt_PT" w:bidi="pt_PT"/>
         </w:rPr>
         <w:t xml:space="preserve">; </w:t>
       </w:r>
-      <w:hyperlink r:id="rId18">
-        <w:r>
-          <w:rPr>
-            <w:lang w:val="pt_PT" w:bidi="pt_PT"/>
-          </w:rPr>
-          <w:rPr>
-            <w:color w:val="0000EE"/>
-            <w:u w:val="single"/>
-          </w:rPr>
-          <w:t>17.7–8</w:t>
-        </w:r>
-      </w:hyperlink>
+      <w:r>
+        <w:rPr>
+          <w:lang w:val="pt_PT" w:bidi="pt_PT"/>
+        </w:rPr>
+        <w:t>17.7–8</w:t>
+      </w:r>
       <w:r>
         <w:rPr>
           <w:lang w:val="pt_PT" w:bidi="pt_PT"/>
         </w:rPr>
         <w:t xml:space="preserve">; </w:t>
       </w:r>
-      <w:hyperlink r:id="rId19">
-        <w:r>
-          <w:rPr>
-            <w:lang w:val="pt_PT" w:bidi="pt_PT"/>
-          </w:rPr>
-          <w:rPr>
-            <w:color w:val="0000EE"/>
-            <w:u w:val="single"/>
-          </w:rPr>
-          <w:t>35.11–13</w:t>
-        </w:r>
-      </w:hyperlink>
+      <w:r>
+        <w:rPr>
+          <w:lang w:val="pt_PT" w:bidi="pt_PT"/>
+        </w:rPr>
+        <w:t>35.11–13</w:t>
+      </w:r>
       <w:r>
         <w:rPr>
           <w:lang w:val="pt_PT" w:bidi="pt_PT"/>
         </w:rPr>
         <w:t xml:space="preserve">; </w:t>
       </w:r>
-      <w:hyperlink r:id="rId20">
-        <w:r>
-          <w:rPr>
-            <w:lang w:val="pt_PT" w:bidi="pt_PT"/>
-          </w:rPr>
-          <w:rPr>
-            <w:color w:val="0000EE"/>
-            <w:u w:val="single"/>
-          </w:rPr>
-          <w:t>50.24</w:t>
-        </w:r>
-      </w:hyperlink>
+      <w:r>
+        <w:rPr>
+          <w:lang w:val="pt_PT" w:bidi="pt_PT"/>
+        </w:rPr>
+        <w:t>50.24</w:t>
+      </w:r>
       <w:r>
         <w:rPr>
           <w:lang w:val="pt_PT" w:bidi="pt_PT"/>
         </w:rPr>
         <w:t xml:space="preserve">; </w:t>
       </w:r>
-      <w:hyperlink r:id="rId21">
-        <w:r>
-          <w:rPr>
-            <w:lang w:val="pt_PT" w:bidi="pt_PT"/>
-          </w:rPr>
-          <w:rPr>
-            <w:color w:val="0000EE"/>
-            <w:u w:val="single"/>
-          </w:rPr>
-          <w:t>Josué 13.1–21.45</w:t>
-        </w:r>
-      </w:hyperlink>
+      <w:r>
+        <w:rPr>
+          <w:lang w:val="pt_PT" w:bidi="pt_PT"/>
+        </w:rPr>
+        <w:t>Josué 13.1–21.45</w:t>
+      </w:r>
       <w:r>
         <w:rPr>
           <w:lang w:val="pt_PT" w:bidi="pt_PT"/>
         </w:rPr>
         <w:t xml:space="preserve">; </w:t>
       </w:r>
-      <w:hyperlink r:id="rId22">
-        <w:r>
-          <w:rPr>
-            <w:lang w:val="pt_PT" w:bidi="pt_PT"/>
-          </w:rPr>
-          <w:rPr>
-            <w:color w:val="0000EE"/>
-            <w:u w:val="single"/>
-          </w:rPr>
-          <w:t>Salmos 37.9–34</w:t>
-        </w:r>
-      </w:hyperlink>
+      <w:r>
+        <w:rPr>
+          <w:lang w:val="pt_PT" w:bidi="pt_PT"/>
+        </w:rPr>
+        <w:t>Salmos 37.9–34</w:t>
+      </w:r>
       <w:r>
         <w:rPr>
           <w:lang w:val="pt_PT" w:bidi="pt_PT"/>
         </w:rPr>
         <w:t xml:space="preserve">; </w:t>
       </w:r>
-      <w:hyperlink r:id="rId23">
-        <w:r>
-          <w:rPr>
-            <w:lang w:val="pt_PT" w:bidi="pt_PT"/>
-          </w:rPr>
-          <w:rPr>
-            <w:color w:val="0000EE"/>
-            <w:u w:val="single"/>
-          </w:rPr>
-          <w:t>Lucas 12.22–34</w:t>
-        </w:r>
-      </w:hyperlink>
+      <w:r>
+        <w:rPr>
+          <w:lang w:val="pt_PT" w:bidi="pt_PT"/>
+        </w:rPr>
+        <w:t>Lucas 12.22–34</w:t>
+      </w:r>
       <w:r>
         <w:rPr>
           <w:lang w:val="pt_PT" w:bidi="pt_PT"/>
         </w:rPr>
         <w:t xml:space="preserve">; </w:t>
       </w:r>
-      <w:hyperlink r:id="rId24">
-        <w:r>
-          <w:rPr>
-            <w:lang w:val="pt_PT" w:bidi="pt_PT"/>
-          </w:rPr>
-          <w:rPr>
-            <w:color w:val="0000EE"/>
-            <w:u w:val="single"/>
-          </w:rPr>
-          <w:t>16.9–11</w:t>
-        </w:r>
-      </w:hyperlink>
+      <w:r>
+        <w:rPr>
+          <w:lang w:val="pt_PT" w:bidi="pt_PT"/>
+        </w:rPr>
+        <w:t>16.9–11</w:t>
+      </w:r>
       <w:r>
         <w:rPr>
           <w:lang w:val="pt_PT" w:bidi="pt_PT"/>
@@ -638,54 +560,36 @@
         </w:rPr>
         <w:t>. Por exemplo, os saduceus eram uma seita dentro do judaísmo, assim como os fariseus (</w:t>
       </w:r>
-      <w:hyperlink r:id="rId25">
-        <w:r>
-          <w:rPr>
-            <w:lang w:val="pt_PT" w:bidi="pt_PT"/>
-          </w:rPr>
-          <w:rPr>
-            <w:color w:val="0000EE"/>
-            <w:u w:val="single"/>
-          </w:rPr>
-          <w:t>Atos 5.17</w:t>
-        </w:r>
-      </w:hyperlink>
+      <w:r>
+        <w:rPr>
+          <w:lang w:val="pt_PT" w:bidi="pt_PT"/>
+        </w:rPr>
+        <w:t>Atos 5.17</w:t>
+      </w:r>
       <w:r>
         <w:rPr>
           <w:lang w:val="pt_PT" w:bidi="pt_PT"/>
         </w:rPr>
         <w:t xml:space="preserve">; </w:t>
       </w:r>
-      <w:hyperlink r:id="rId26">
-        <w:r>
-          <w:rPr>
-            <w:lang w:val="pt_PT" w:bidi="pt_PT"/>
-          </w:rPr>
-          <w:rPr>
-            <w:color w:val="0000EE"/>
-            <w:u w:val="single"/>
-          </w:rPr>
-          <w:t>15.5</w:t>
-        </w:r>
-      </w:hyperlink>
+      <w:r>
+        <w:rPr>
+          <w:lang w:val="pt_PT" w:bidi="pt_PT"/>
+        </w:rPr>
+        <w:t>15.5</w:t>
+      </w:r>
       <w:r>
         <w:rPr>
           <w:lang w:val="pt_PT" w:bidi="pt_PT"/>
         </w:rPr>
         <w:t>). Eles chamavam os primeiros crentes em Jesus como o Messias de "a seita dos Nazarenos" (</w:t>
       </w:r>
-      <w:hyperlink r:id="rId27">
-        <w:r>
-          <w:rPr>
-            <w:lang w:val="pt_PT" w:bidi="pt_PT"/>
-          </w:rPr>
-          <w:rPr>
-            <w:color w:val="0000EE"/>
-            <w:u w:val="single"/>
-          </w:rPr>
-          <w:t>Atos 24.5</w:t>
-        </w:r>
-      </w:hyperlink>
+      <w:r>
+        <w:rPr>
+          <w:lang w:val="pt_PT" w:bidi="pt_PT"/>
+        </w:rPr>
+        <w:t>Atos 24.5</w:t>
+      </w:r>
       <w:r>
         <w:rPr>
           <w:lang w:val="pt_PT" w:bidi="pt_PT"/>
@@ -745,18 +649,12 @@
         </w:rPr>
         <w:t xml:space="preserve"> divisivas se formariam entre eles (</w:t>
       </w:r>
-      <w:hyperlink r:id="rId28">
-        <w:r>
-          <w:rPr>
-            <w:lang w:val="pt_PT" w:bidi="pt_PT"/>
-          </w:rPr>
-          <w:rPr>
-            <w:color w:val="0000EE"/>
-            <w:u w:val="single"/>
-          </w:rPr>
-          <w:t>1 Coríntios 11.19</w:t>
-        </w:r>
-      </w:hyperlink>
+      <w:r>
+        <w:rPr>
+          <w:lang w:val="pt_PT" w:bidi="pt_PT"/>
+        </w:rPr>
+        <w:t>1 Coríntios 11.19</w:t>
+      </w:r>
       <w:r>
         <w:rPr>
           <w:lang w:val="pt_PT" w:bidi="pt_PT"/>
@@ -790,18 +688,12 @@
         </w:rPr>
         <w:t xml:space="preserve"> passou a significar ensinamentos que se afastam da norma e fazem com que as pessoas deixem a ortodoxia (crenças tradicionais e estabelecidas). Pedro alertou os cristãos sobre falsos mestres que tentariam enganar os fiéis com "heresias destruidoras" (</w:t>
       </w:r>
-      <w:hyperlink r:id="rId29">
-        <w:r>
-          <w:rPr>
-            <w:lang w:val="pt_PT" w:bidi="pt_PT"/>
-          </w:rPr>
-          <w:rPr>
-            <w:color w:val="0000EE"/>
-            <w:u w:val="single"/>
-          </w:rPr>
-          <w:t>2 Pedro 2.1</w:t>
-        </w:r>
-      </w:hyperlink>
+      <w:r>
+        <w:rPr>
+          <w:lang w:val="pt_PT" w:bidi="pt_PT"/>
+        </w:rPr>
+        <w:t>2 Pedro 2.1</w:t>
+      </w:r>
       <w:r>
         <w:rPr>
           <w:lang w:val="pt_PT" w:bidi="pt_PT"/>
@@ -1005,36 +897,24 @@
         </w:rPr>
         <w:t xml:space="preserve"> 3.3.4; compare </w:t>
       </w:r>
-      <w:hyperlink r:id="rId30">
-        <w:r>
-          <w:rPr>
-            <w:lang w:val="pt_PT" w:bidi="pt_PT"/>
-          </w:rPr>
-          <w:rPr>
-            <w:color w:val="0000EE"/>
-            <w:u w:val="single"/>
-          </w:rPr>
-          <w:t>1 João 5.5–8</w:t>
-        </w:r>
-      </w:hyperlink>
+      <w:r>
+        <w:rPr>
+          <w:lang w:val="pt_PT" w:bidi="pt_PT"/>
+        </w:rPr>
+        <w:t>1 João 5.5–8</w:t>
+      </w:r>
       <w:r>
         <w:rPr>
           <w:lang w:val="pt_PT" w:bidi="pt_PT"/>
         </w:rPr>
         <w:t xml:space="preserve">; </w:t>
       </w:r>
-      <w:hyperlink r:id="rId31">
-        <w:r>
-          <w:rPr>
-            <w:lang w:val="pt_PT" w:bidi="pt_PT"/>
-          </w:rPr>
-          <w:rPr>
-            <w:color w:val="0000EE"/>
-            <w:u w:val="single"/>
-          </w:rPr>
-          <w:t>2 João 1.7</w:t>
-        </w:r>
-      </w:hyperlink>
+      <w:r>
+        <w:rPr>
+          <w:lang w:val="pt_PT" w:bidi="pt_PT"/>
+        </w:rPr>
+        <w:t>2 João 1.7</w:t>
+      </w:r>
       <w:r>
         <w:rPr>
           <w:lang w:val="pt_PT" w:bidi="pt_PT"/>
@@ -1092,234 +972,156 @@
           <w:lang w:val="pt_PT" w:bidi="pt_PT"/>
         </w:rPr>
       </w:r>
-      <w:hyperlink r:id="rId32">
-        <w:r>
-          <w:rPr>
-            <w:lang w:val="pt_PT" w:bidi="pt_PT"/>
-          </w:rPr>
-          <w:rPr>
-            <w:color w:val="0000EE"/>
-            <w:u w:val="single"/>
-          </w:rPr>
-          <w:t>Atos 8.9–24</w:t>
-        </w:r>
-      </w:hyperlink>
+      <w:r>
+        <w:rPr>
+          <w:lang w:val="pt_PT" w:bidi="pt_PT"/>
+        </w:rPr>
+        <w:t>Atos 8.9–24</w:t>
+      </w:r>
       <w:r>
         <w:rPr>
           <w:lang w:val="pt_PT" w:bidi="pt_PT"/>
         </w:rPr>
         <w:t xml:space="preserve">; </w:t>
       </w:r>
-      <w:hyperlink r:id="rId33">
-        <w:r>
-          <w:rPr>
-            <w:lang w:val="pt_PT" w:bidi="pt_PT"/>
-          </w:rPr>
-          <w:rPr>
-            <w:color w:val="0000EE"/>
-            <w:u w:val="single"/>
-          </w:rPr>
-          <w:t>2 Coríntios 11.1–15</w:t>
-        </w:r>
-      </w:hyperlink>
+      <w:r>
+        <w:rPr>
+          <w:lang w:val="pt_PT" w:bidi="pt_PT"/>
+        </w:rPr>
+        <w:t>2 Coríntios 11.1–15</w:t>
+      </w:r>
       <w:r>
         <w:rPr>
           <w:lang w:val="pt_PT" w:bidi="pt_PT"/>
         </w:rPr>
         <w:t xml:space="preserve">; </w:t>
       </w:r>
-      <w:hyperlink r:id="rId34">
-        <w:r>
-          <w:rPr>
-            <w:lang w:val="pt_PT" w:bidi="pt_PT"/>
-          </w:rPr>
-          <w:rPr>
-            <w:color w:val="0000EE"/>
-            <w:u w:val="single"/>
-          </w:rPr>
-          <w:t>Colossenses 1.23</w:t>
-        </w:r>
-      </w:hyperlink>
+      <w:r>
+        <w:rPr>
+          <w:lang w:val="pt_PT" w:bidi="pt_PT"/>
+        </w:rPr>
+        <w:t>Colossenses 1.23</w:t>
+      </w:r>
       <w:r>
         <w:rPr>
           <w:lang w:val="pt_PT" w:bidi="pt_PT"/>
         </w:rPr>
         <w:t xml:space="preserve">; </w:t>
       </w:r>
-      <w:hyperlink r:id="rId35">
-        <w:r>
-          <w:rPr>
-            <w:lang w:val="pt_PT" w:bidi="pt_PT"/>
-          </w:rPr>
-          <w:rPr>
-            <w:color w:val="0000EE"/>
-            <w:u w:val="single"/>
-          </w:rPr>
-          <w:t>2.6–23</w:t>
-        </w:r>
-      </w:hyperlink>
+      <w:r>
+        <w:rPr>
+          <w:lang w:val="pt_PT" w:bidi="pt_PT"/>
+        </w:rPr>
+        <w:t>2.6–23</w:t>
+      </w:r>
       <w:r>
         <w:rPr>
           <w:lang w:val="pt_PT" w:bidi="pt_PT"/>
         </w:rPr>
         <w:t xml:space="preserve">; </w:t>
       </w:r>
-      <w:hyperlink r:id="rId36">
-        <w:r>
-          <w:rPr>
-            <w:lang w:val="pt_PT" w:bidi="pt_PT"/>
-          </w:rPr>
-          <w:rPr>
-            <w:color w:val="0000EE"/>
-            <w:u w:val="single"/>
-          </w:rPr>
-          <w:t>1 Timóteo 6.20</w:t>
-        </w:r>
-      </w:hyperlink>
+      <w:r>
+        <w:rPr>
+          <w:lang w:val="pt_PT" w:bidi="pt_PT"/>
+        </w:rPr>
+        <w:t>1 Timóteo 6.20</w:t>
+      </w:r>
       <w:r>
         <w:rPr>
           <w:lang w:val="pt_PT" w:bidi="pt_PT"/>
         </w:rPr>
         <w:t xml:space="preserve">; </w:t>
       </w:r>
-      <w:hyperlink r:id="rId37">
-        <w:r>
-          <w:rPr>
-            <w:lang w:val="pt_PT" w:bidi="pt_PT"/>
-          </w:rPr>
-          <w:rPr>
-            <w:color w:val="0000EE"/>
-            <w:u w:val="single"/>
-          </w:rPr>
-          <w:t>2 Pedro 2.1–22</w:t>
-        </w:r>
-      </w:hyperlink>
+      <w:r>
+        <w:rPr>
+          <w:lang w:val="pt_PT" w:bidi="pt_PT"/>
+        </w:rPr>
+        <w:t>2 Pedro 2.1–22</w:t>
+      </w:r>
       <w:r>
         <w:rPr>
           <w:lang w:val="pt_PT" w:bidi="pt_PT"/>
         </w:rPr>
         <w:t xml:space="preserve">; </w:t>
       </w:r>
-      <w:hyperlink r:id="rId38">
-        <w:r>
-          <w:rPr>
-            <w:lang w:val="pt_PT" w:bidi="pt_PT"/>
-          </w:rPr>
-          <w:rPr>
-            <w:color w:val="0000EE"/>
-            <w:u w:val="single"/>
-          </w:rPr>
-          <w:t>1 João 4.2–3</w:t>
-        </w:r>
-      </w:hyperlink>
+      <w:r>
+        <w:rPr>
+          <w:lang w:val="pt_PT" w:bidi="pt_PT"/>
+        </w:rPr>
+        <w:t>1 João 4.2–3</w:t>
+      </w:r>
       <w:r>
         <w:rPr>
           <w:lang w:val="pt_PT" w:bidi="pt_PT"/>
         </w:rPr>
         <w:t xml:space="preserve">; </w:t>
       </w:r>
-      <w:hyperlink r:id="rId30">
-        <w:r>
-          <w:rPr>
-            <w:lang w:val="pt_PT" w:bidi="pt_PT"/>
-          </w:rPr>
-          <w:rPr>
-            <w:color w:val="0000EE"/>
-            <w:u w:val="single"/>
-          </w:rPr>
-          <w:t>5.5–8</w:t>
-        </w:r>
-      </w:hyperlink>
+      <w:r>
+        <w:rPr>
+          <w:lang w:val="pt_PT" w:bidi="pt_PT"/>
+        </w:rPr>
+        <w:t>5.5–8</w:t>
+      </w:r>
       <w:r>
         <w:rPr>
           <w:lang w:val="pt_PT" w:bidi="pt_PT"/>
         </w:rPr>
         <w:t xml:space="preserve">; </w:t>
       </w:r>
-      <w:hyperlink r:id="rId39">
-        <w:r>
-          <w:rPr>
-            <w:lang w:val="pt_PT" w:bidi="pt_PT"/>
-          </w:rPr>
-          <w:rPr>
-            <w:color w:val="0000EE"/>
-            <w:u w:val="single"/>
-          </w:rPr>
-          <w:t>2 João 1.7–11</w:t>
-        </w:r>
-      </w:hyperlink>
+      <w:r>
+        <w:rPr>
+          <w:lang w:val="pt_PT" w:bidi="pt_PT"/>
+        </w:rPr>
+        <w:t>2 João 1.7–11</w:t>
+      </w:r>
       <w:r>
         <w:rPr>
           <w:lang w:val="pt_PT" w:bidi="pt_PT"/>
         </w:rPr>
         <w:t xml:space="preserve">; </w:t>
       </w:r>
-      <w:hyperlink r:id="rId40">
-        <w:r>
-          <w:rPr>
-            <w:lang w:val="pt_PT" w:bidi="pt_PT"/>
-          </w:rPr>
-          <w:rPr>
-            <w:color w:val="0000EE"/>
-            <w:u w:val="single"/>
-          </w:rPr>
-          <w:t>3 João 1.9–12</w:t>
-        </w:r>
-      </w:hyperlink>
+      <w:r>
+        <w:rPr>
+          <w:lang w:val="pt_PT" w:bidi="pt_PT"/>
+        </w:rPr>
+        <w:t>3 João 1.9–12</w:t>
+      </w:r>
       <w:r>
         <w:rPr>
           <w:lang w:val="pt_PT" w:bidi="pt_PT"/>
         </w:rPr>
         <w:t xml:space="preserve">; </w:t>
       </w:r>
-      <w:hyperlink r:id="rId41">
-        <w:r>
-          <w:rPr>
-            <w:lang w:val="pt_PT" w:bidi="pt_PT"/>
-          </w:rPr>
-          <w:rPr>
-            <w:color w:val="0000EE"/>
-            <w:u w:val="single"/>
-          </w:rPr>
-          <w:t>Apocalipse 2.2</w:t>
-        </w:r>
-      </w:hyperlink>
+      <w:r>
+        <w:rPr>
+          <w:lang w:val="pt_PT" w:bidi="pt_PT"/>
+        </w:rPr>
+        <w:t>Apocalipse 2.2</w:t>
+      </w:r>
       <w:r>
         <w:rPr>
           <w:lang w:val="pt_PT" w:bidi="pt_PT"/>
         </w:rPr>
         <w:t>,</w:t>
       </w:r>
-      <w:hyperlink r:id="rId42">
-        <w:r>
-          <w:rPr>
-            <w:lang w:val="pt_PT" w:bidi="pt_PT"/>
-          </w:rPr>
-          <w:rPr>
-            <w:color w:val="0000EE"/>
-            <w:u w:val="single"/>
-          </w:rPr>
-          <w:t>14–16</w:t>
-        </w:r>
-      </w:hyperlink>
+      <w:r>
+        <w:rPr>
+          <w:lang w:val="pt_PT" w:bidi="pt_PT"/>
+        </w:rPr>
+        <w:t>14–16</w:t>
+      </w:r>
       <w:r>
         <w:rPr>
           <w:lang w:val="pt_PT" w:bidi="pt_PT"/>
         </w:rPr>
         <w:t>,</w:t>
       </w:r>
-      <w:hyperlink r:id="rId43">
-        <w:r>
-          <w:rPr>
-            <w:lang w:val="pt_PT" w:bidi="pt_PT"/>
-          </w:rPr>
-          <w:rPr>
-            <w:color w:val="0000EE"/>
-            <w:u w:val="single"/>
-          </w:rPr>
-          <w:t>20–25</w:t>
-        </w:r>
-      </w:hyperlink>
+      <w:r>
+        <w:rPr>
+          <w:lang w:val="pt_PT" w:bidi="pt_PT"/>
+        </w:rPr>
+        <w:t>20–25</w:t>
+      </w:r>
       <w:r>
         <w:rPr>
           <w:lang w:val="pt_PT" w:bidi="pt_PT"/>
@@ -1396,18 +1198,12 @@
         </w:rPr>
         <w:t xml:space="preserve">Por quê? Esses atos tinham valor porque o Senhor próprio os havia prescrito! Mas a adoração do povo não era sincera. Faltava a santidade pessoal e a justiça social que Deus exige (veja, por exemplo, </w:t>
       </w:r>
-      <w:hyperlink r:id="rId44">
-        <w:r>
-          <w:rPr>
-            <w:lang w:val="pt_PT" w:bidi="pt_PT"/>
-          </w:rPr>
-          <w:rPr>
-            <w:color w:val="0000EE"/>
-            <w:u w:val="single"/>
-          </w:rPr>
-          <w:t>Levítico 19.13–17</w:t>
-        </w:r>
-      </w:hyperlink>
+      <w:r>
+        <w:rPr>
+          <w:lang w:val="pt_PT" w:bidi="pt_PT"/>
+        </w:rPr>
+        <w:t>Levítico 19.13–17</w:t>
+      </w:r>
       <w:r>
         <w:rPr>
           <w:lang w:val="pt_PT" w:bidi="pt_PT"/>
@@ -1428,72 +1224,48 @@
         </w:rPr>
         <w:t>Muitos anos após Isaías, Jesus abordou a hipocrisia dos fariseus. Ele os instou a obedecer a tudo o que Deus havia revelado, não apenas às partes que os tornavam populares (</w:t>
       </w:r>
-      <w:hyperlink r:id="rId45">
-        <w:r>
-          <w:rPr>
-            <w:lang w:val="pt_PT" w:bidi="pt_PT"/>
-          </w:rPr>
-          <w:rPr>
-            <w:color w:val="0000EE"/>
-            <w:u w:val="single"/>
-          </w:rPr>
-          <w:t>Mateus 23.1–36</w:t>
-        </w:r>
-      </w:hyperlink>
+      <w:r>
+        <w:rPr>
+          <w:lang w:val="pt_PT" w:bidi="pt_PT"/>
+        </w:rPr>
+        <w:t>Mateus 23.1–36</w:t>
+      </w:r>
       <w:r>
         <w:rPr>
           <w:lang w:val="pt_PT" w:bidi="pt_PT"/>
         </w:rPr>
         <w:t xml:space="preserve">, especialmente </w:t>
       </w:r>
-      <w:hyperlink r:id="rId46">
-        <w:r>
-          <w:rPr>
-            <w:lang w:val="pt_PT" w:bidi="pt_PT"/>
-          </w:rPr>
-          <w:rPr>
-            <w:color w:val="0000EE"/>
-            <w:u w:val="single"/>
-          </w:rPr>
-          <w:t>Mateus 23.23</w:t>
-        </w:r>
-      </w:hyperlink>
+      <w:r>
+        <w:rPr>
+          <w:lang w:val="pt_PT" w:bidi="pt_PT"/>
+        </w:rPr>
+        <w:t>Mateus 23.23</w:t>
+      </w:r>
       <w:r>
         <w:rPr>
           <w:lang w:val="pt_PT" w:bidi="pt_PT"/>
         </w:rPr>
         <w:t>). Os apóstolos Paulo e Tiago também enfatizaram a diferença entre realizar atos religiosos e ter verdadeira espiritualidade (</w:t>
       </w:r>
-      <w:hyperlink r:id="rId47">
-        <w:r>
-          <w:rPr>
-            <w:lang w:val="pt_PT" w:bidi="pt_PT"/>
-          </w:rPr>
-          <w:rPr>
-            <w:color w:val="0000EE"/>
-            <w:u w:val="single"/>
-          </w:rPr>
-          <w:t>1 Coríntios 3.1–23</w:t>
-        </w:r>
-      </w:hyperlink>
+      <w:r>
+        <w:rPr>
+          <w:lang w:val="pt_PT" w:bidi="pt_PT"/>
+        </w:rPr>
+        <w:t>1 Coríntios 3.1–23</w:t>
+      </w:r>
       <w:r>
         <w:rPr>
           <w:lang w:val="pt_PT" w:bidi="pt_PT"/>
         </w:rPr>
         <w:t xml:space="preserve">; </w:t>
       </w:r>
-      <w:hyperlink r:id="rId48">
-        <w:r>
-          <w:rPr>
-            <w:lang w:val="pt_PT" w:bidi="pt_PT"/>
-          </w:rPr>
-          <w:rPr>
-            <w:color w:val="0000EE"/>
-            <w:u w:val="single"/>
-          </w:rPr>
-          <w:t>Tiago 1.21–2.13</w:t>
-        </w:r>
-      </w:hyperlink>
+      <w:r>
+        <w:rPr>
+          <w:lang w:val="pt_PT" w:bidi="pt_PT"/>
+        </w:rPr>
+        <w:t>Tiago 1.21–2.13</w:t>
+      </w:r>
       <w:r>
         <w:rPr>
           <w:lang w:val="pt_PT" w:bidi="pt_PT"/>
@@ -1514,36 +1286,24 @@
         </w:rPr>
         <w:t xml:space="preserve">A crítica de Jesus aos fariseus também nos serve de alerta. Não devemos imitá-los (veja </w:t>
       </w:r>
-      <w:hyperlink r:id="rId49">
-        <w:r>
-          <w:rPr>
-            <w:lang w:val="pt_PT" w:bidi="pt_PT"/>
-          </w:rPr>
-          <w:rPr>
-            <w:color w:val="0000EE"/>
-            <w:u w:val="single"/>
-          </w:rPr>
-          <w:t>Mateus 6.1–18</w:t>
-        </w:r>
-      </w:hyperlink>
+      <w:r>
+        <w:rPr>
+          <w:lang w:val="pt_PT" w:bidi="pt_PT"/>
+        </w:rPr>
+        <w:t>Mateus 6.1–18</w:t>
+      </w:r>
       <w:r>
         <w:rPr>
           <w:lang w:val="pt_PT" w:bidi="pt_PT"/>
         </w:rPr>
         <w:t xml:space="preserve">; </w:t>
       </w:r>
-      <w:hyperlink r:id="rId50">
-        <w:r>
-          <w:rPr>
-            <w:lang w:val="pt_PT" w:bidi="pt_PT"/>
-          </w:rPr>
-          <w:rPr>
-            <w:color w:val="0000EE"/>
-            <w:u w:val="single"/>
-          </w:rPr>
-          <w:t>1 Pedro 2.1</w:t>
-        </w:r>
-      </w:hyperlink>
+      <w:r>
+        <w:rPr>
+          <w:lang w:val="pt_PT" w:bidi="pt_PT"/>
+        </w:rPr>
+        <w:t>1 Pedro 2.1</w:t>
+      </w:r>
       <w:r>
         <w:rPr>
           <w:lang w:val="pt_PT" w:bidi="pt_PT"/>
@@ -1573,396 +1333,264 @@
           <w:lang w:val="pt_PT" w:bidi="pt_PT"/>
         </w:rPr>
       </w:r>
-      <w:hyperlink r:id="rId51">
-        <w:r>
-          <w:rPr>
-            <w:lang w:val="pt_PT" w:bidi="pt_PT"/>
-          </w:rPr>
-          <w:rPr>
-            <w:color w:val="0000EE"/>
-            <w:u w:val="single"/>
-          </w:rPr>
-          <w:t>Salmo 50.16–23</w:t>
-        </w:r>
-      </w:hyperlink>
+      <w:r>
+        <w:rPr>
+          <w:lang w:val="pt_PT" w:bidi="pt_PT"/>
+        </w:rPr>
+        <w:t>Salmo 50.16–23</w:t>
+      </w:r>
       <w:r>
         <w:rPr>
           <w:lang w:val="pt_PT" w:bidi="pt_PT"/>
         </w:rPr>
         <w:t xml:space="preserve">; </w:t>
       </w:r>
-      <w:hyperlink r:id="rId52">
-        <w:r>
-          <w:rPr>
-            <w:lang w:val="pt_PT" w:bidi="pt_PT"/>
-          </w:rPr>
-          <w:rPr>
-            <w:color w:val="0000EE"/>
-            <w:u w:val="single"/>
-          </w:rPr>
-          <w:t>Provérbios 15.8</w:t>
-        </w:r>
-      </w:hyperlink>
+      <w:r>
+        <w:rPr>
+          <w:lang w:val="pt_PT" w:bidi="pt_PT"/>
+        </w:rPr>
+        <w:t>Provérbios 15.8</w:t>
+      </w:r>
       <w:r>
         <w:rPr>
           <w:lang w:val="pt_PT" w:bidi="pt_PT"/>
         </w:rPr>
         <w:t xml:space="preserve">; </w:t>
       </w:r>
-      <w:hyperlink r:id="rId53">
-        <w:r>
-          <w:rPr>
-            <w:lang w:val="pt_PT" w:bidi="pt_PT"/>
-          </w:rPr>
-          <w:rPr>
-            <w:color w:val="0000EE"/>
-            <w:u w:val="single"/>
-          </w:rPr>
-          <w:t>26.23</w:t>
-        </w:r>
-      </w:hyperlink>
+      <w:r>
+        <w:rPr>
+          <w:lang w:val="pt_PT" w:bidi="pt_PT"/>
+        </w:rPr>
+        <w:t>26.23</w:t>
+      </w:r>
       <w:r>
         <w:rPr>
           <w:lang w:val="pt_PT" w:bidi="pt_PT"/>
         </w:rPr>
         <w:t xml:space="preserve">; </w:t>
       </w:r>
-      <w:hyperlink r:id="rId54">
-        <w:r>
-          <w:rPr>
-            <w:lang w:val="pt_PT" w:bidi="pt_PT"/>
-          </w:rPr>
-          <w:rPr>
-            <w:color w:val="0000EE"/>
-            <w:u w:val="single"/>
-          </w:rPr>
-          <w:t>Isaías 1.11–15</w:t>
-        </w:r>
-      </w:hyperlink>
+      <w:r>
+        <w:rPr>
+          <w:lang w:val="pt_PT" w:bidi="pt_PT"/>
+        </w:rPr>
+        <w:t>Isaías 1.11–15</w:t>
+      </w:r>
       <w:r>
         <w:rPr>
           <w:lang w:val="pt_PT" w:bidi="pt_PT"/>
         </w:rPr>
         <w:t xml:space="preserve">; </w:t>
       </w:r>
-      <w:hyperlink r:id="rId55">
-        <w:r>
-          <w:rPr>
-            <w:lang w:val="pt_PT" w:bidi="pt_PT"/>
-          </w:rPr>
-          <w:rPr>
-            <w:color w:val="0000EE"/>
-            <w:u w:val="single"/>
-          </w:rPr>
-          <w:t>29.13–15</w:t>
-        </w:r>
-      </w:hyperlink>
+      <w:r>
+        <w:rPr>
+          <w:lang w:val="pt_PT" w:bidi="pt_PT"/>
+        </w:rPr>
+        <w:t>29.13–15</w:t>
+      </w:r>
       <w:r>
         <w:rPr>
           <w:lang w:val="pt_PT" w:bidi="pt_PT"/>
         </w:rPr>
         <w:t xml:space="preserve">; </w:t>
       </w:r>
-      <w:hyperlink r:id="rId56">
-        <w:r>
-          <w:rPr>
-            <w:lang w:val="pt_PT" w:bidi="pt_PT"/>
-          </w:rPr>
-          <w:rPr>
-            <w:color w:val="0000EE"/>
-            <w:u w:val="single"/>
-          </w:rPr>
-          <w:t>58.2–7</w:t>
-        </w:r>
-      </w:hyperlink>
+      <w:r>
+        <w:rPr>
+          <w:lang w:val="pt_PT" w:bidi="pt_PT"/>
+        </w:rPr>
+        <w:t>58.2–7</w:t>
+      </w:r>
       <w:r>
         <w:rPr>
           <w:lang w:val="pt_PT" w:bidi="pt_PT"/>
         </w:rPr>
         <w:t xml:space="preserve">; </w:t>
       </w:r>
-      <w:hyperlink r:id="rId57">
-        <w:r>
-          <w:rPr>
-            <w:lang w:val="pt_PT" w:bidi="pt_PT"/>
-          </w:rPr>
-          <w:rPr>
-            <w:color w:val="0000EE"/>
-            <w:u w:val="single"/>
-          </w:rPr>
-          <w:t>Jeremias 7.4–10</w:t>
-        </w:r>
-      </w:hyperlink>
+      <w:r>
+        <w:rPr>
+          <w:lang w:val="pt_PT" w:bidi="pt_PT"/>
+        </w:rPr>
+        <w:t>Jeremias 7.4–10</w:t>
+      </w:r>
       <w:r>
         <w:rPr>
           <w:lang w:val="pt_PT" w:bidi="pt_PT"/>
         </w:rPr>
         <w:t xml:space="preserve">; </w:t>
       </w:r>
-      <w:hyperlink r:id="rId58">
-        <w:r>
-          <w:rPr>
-            <w:lang w:val="pt_PT" w:bidi="pt_PT"/>
-          </w:rPr>
-          <w:rPr>
-            <w:color w:val="0000EE"/>
-            <w:u w:val="single"/>
-          </w:rPr>
-          <w:t>12.2</w:t>
-        </w:r>
-      </w:hyperlink>
+      <w:r>
+        <w:rPr>
+          <w:lang w:val="pt_PT" w:bidi="pt_PT"/>
+        </w:rPr>
+        <w:t>12.2</w:t>
+      </w:r>
       <w:r>
         <w:rPr>
           <w:lang w:val="pt_PT" w:bidi="pt_PT"/>
         </w:rPr>
         <w:t xml:space="preserve">; </w:t>
       </w:r>
-      <w:hyperlink r:id="rId59">
-        <w:r>
-          <w:rPr>
-            <w:lang w:val="pt_PT" w:bidi="pt_PT"/>
-          </w:rPr>
-          <w:rPr>
-            <w:color w:val="0000EE"/>
-            <w:u w:val="single"/>
-          </w:rPr>
-          <w:t>Ezequiel 33.30–31</w:t>
-        </w:r>
-      </w:hyperlink>
+      <w:r>
+        <w:rPr>
+          <w:lang w:val="pt_PT" w:bidi="pt_PT"/>
+        </w:rPr>
+        <w:t>Ezequiel 33.30–31</w:t>
+      </w:r>
       <w:r>
         <w:rPr>
           <w:lang w:val="pt_PT" w:bidi="pt_PT"/>
         </w:rPr>
         <w:t xml:space="preserve">; </w:t>
       </w:r>
-      <w:hyperlink r:id="rId60">
-        <w:r>
-          <w:rPr>
-            <w:lang w:val="pt_PT" w:bidi="pt_PT"/>
-          </w:rPr>
-          <w:rPr>
-            <w:color w:val="0000EE"/>
-            <w:u w:val="single"/>
-          </w:rPr>
-          <w:t>Oséias 8.13</w:t>
-        </w:r>
-      </w:hyperlink>
+      <w:r>
+        <w:rPr>
+          <w:lang w:val="pt_PT" w:bidi="pt_PT"/>
+        </w:rPr>
+        <w:t>Oséias 8.13</w:t>
+      </w:r>
       <w:r>
         <w:rPr>
           <w:lang w:val="pt_PT" w:bidi="pt_PT"/>
         </w:rPr>
         <w:t xml:space="preserve">; </w:t>
       </w:r>
-      <w:hyperlink r:id="rId61">
-        <w:r>
-          <w:rPr>
-            <w:lang w:val="pt_PT" w:bidi="pt_PT"/>
-          </w:rPr>
-          <w:rPr>
-            <w:color w:val="0000EE"/>
-            <w:u w:val="single"/>
-          </w:rPr>
-          <w:t>Amós 5.21–24</w:t>
-        </w:r>
-      </w:hyperlink>
+      <w:r>
+        <w:rPr>
+          <w:lang w:val="pt_PT" w:bidi="pt_PT"/>
+        </w:rPr>
+        <w:t>Amós 5.21–24</w:t>
+      </w:r>
       <w:r>
         <w:rPr>
           <w:lang w:val="pt_PT" w:bidi="pt_PT"/>
         </w:rPr>
         <w:t xml:space="preserve">; </w:t>
       </w:r>
-      <w:hyperlink r:id="rId62">
-        <w:r>
-          <w:rPr>
-            <w:lang w:val="pt_PT" w:bidi="pt_PT"/>
-          </w:rPr>
-          <w:rPr>
-            <w:color w:val="0000EE"/>
-            <w:u w:val="single"/>
-          </w:rPr>
-          <w:t>Miquéias 3.11</w:t>
-        </w:r>
-      </w:hyperlink>
+      <w:r>
+        <w:rPr>
+          <w:lang w:val="pt_PT" w:bidi="pt_PT"/>
+        </w:rPr>
+        <w:t>Miquéias 3.11</w:t>
+      </w:r>
       <w:r>
         <w:rPr>
           <w:lang w:val="pt_PT" w:bidi="pt_PT"/>
         </w:rPr>
         <w:t xml:space="preserve">; </w:t>
       </w:r>
-      <w:hyperlink r:id="rId63">
-        <w:r>
-          <w:rPr>
-            <w:lang w:val="pt_PT" w:bidi="pt_PT"/>
-          </w:rPr>
-          <w:rPr>
-            <w:color w:val="0000EE"/>
-            <w:u w:val="single"/>
-          </w:rPr>
-          <w:t>Zacarias 7.5–6</w:t>
-        </w:r>
-      </w:hyperlink>
+      <w:r>
+        <w:rPr>
+          <w:lang w:val="pt_PT" w:bidi="pt_PT"/>
+        </w:rPr>
+        <w:t>Zacarias 7.5–6</w:t>
+      </w:r>
       <w:r>
         <w:rPr>
           <w:lang w:val="pt_PT" w:bidi="pt_PT"/>
         </w:rPr>
         <w:t xml:space="preserve">; </w:t>
       </w:r>
-      <w:hyperlink r:id="rId64">
-        <w:r>
-          <w:rPr>
-            <w:lang w:val="pt_PT" w:bidi="pt_PT"/>
-          </w:rPr>
-          <w:rPr>
-            <w:color w:val="0000EE"/>
-            <w:u w:val="single"/>
-          </w:rPr>
-          <w:t>Malaquias 2.13–14</w:t>
-        </w:r>
-      </w:hyperlink>
+      <w:r>
+        <w:rPr>
+          <w:lang w:val="pt_PT" w:bidi="pt_PT"/>
+        </w:rPr>
+        <w:t>Malaquias 2.13–14</w:t>
+      </w:r>
       <w:r>
         <w:rPr>
           <w:lang w:val="pt_PT" w:bidi="pt_PT"/>
         </w:rPr>
         <w:t xml:space="preserve">; </w:t>
       </w:r>
-      <w:hyperlink r:id="rId49">
-        <w:r>
-          <w:rPr>
-            <w:lang w:val="pt_PT" w:bidi="pt_PT"/>
-          </w:rPr>
-          <w:rPr>
-            <w:color w:val="0000EE"/>
-            <w:u w:val="single"/>
-          </w:rPr>
-          <w:t>Mateus 6.1–18</w:t>
-        </w:r>
-      </w:hyperlink>
+      <w:r>
+        <w:rPr>
+          <w:lang w:val="pt_PT" w:bidi="pt_PT"/>
+        </w:rPr>
+        <w:t>Mateus 6.1–18</w:t>
+      </w:r>
       <w:r>
         <w:rPr>
           <w:lang w:val="pt_PT" w:bidi="pt_PT"/>
         </w:rPr>
         <w:t xml:space="preserve">; </w:t>
       </w:r>
-      <w:hyperlink r:id="rId45">
-        <w:r>
-          <w:rPr>
-            <w:lang w:val="pt_PT" w:bidi="pt_PT"/>
-          </w:rPr>
-          <w:rPr>
-            <w:color w:val="0000EE"/>
-            <w:u w:val="single"/>
-          </w:rPr>
-          <w:t>23.1–36</w:t>
-        </w:r>
-      </w:hyperlink>
+      <w:r>
+        <w:rPr>
+          <w:lang w:val="pt_PT" w:bidi="pt_PT"/>
+        </w:rPr>
+        <w:t>23.1–36</w:t>
+      </w:r>
       <w:r>
         <w:rPr>
           <w:lang w:val="pt_PT" w:bidi="pt_PT"/>
         </w:rPr>
         <w:t xml:space="preserve">; </w:t>
       </w:r>
-      <w:hyperlink r:id="rId65">
-        <w:r>
-          <w:rPr>
-            <w:lang w:val="pt_PT" w:bidi="pt_PT"/>
-          </w:rPr>
-          <w:rPr>
-            <w:color w:val="0000EE"/>
-            <w:u w:val="single"/>
-          </w:rPr>
-          <w:t>Tito 1.15–16</w:t>
-        </w:r>
-      </w:hyperlink>
+      <w:r>
+        <w:rPr>
+          <w:lang w:val="pt_PT" w:bidi="pt_PT"/>
+        </w:rPr>
+        <w:t>Tito 1.15–16</w:t>
+      </w:r>
       <w:r>
         <w:rPr>
           <w:lang w:val="pt_PT" w:bidi="pt_PT"/>
         </w:rPr>
         <w:t xml:space="preserve">; </w:t>
       </w:r>
-      <w:hyperlink r:id="rId66">
-        <w:r>
-          <w:rPr>
-            <w:lang w:val="pt_PT" w:bidi="pt_PT"/>
-          </w:rPr>
-          <w:rPr>
-            <w:color w:val="0000EE"/>
-            <w:u w:val="single"/>
-          </w:rPr>
-          <w:t>Tiago 1.21–27</w:t>
-        </w:r>
-      </w:hyperlink>
+      <w:r>
+        <w:rPr>
+          <w:lang w:val="pt_PT" w:bidi="pt_PT"/>
+        </w:rPr>
+        <w:t>Tiago 1.21–27</w:t>
+      </w:r>
       <w:r>
         <w:rPr>
           <w:lang w:val="pt_PT" w:bidi="pt_PT"/>
         </w:rPr>
         <w:t xml:space="preserve">; </w:t>
       </w:r>
-      <w:hyperlink r:id="rId50">
-        <w:r>
-          <w:rPr>
-            <w:lang w:val="pt_PT" w:bidi="pt_PT"/>
-          </w:rPr>
-          <w:rPr>
-            <w:color w:val="0000EE"/>
-            <w:u w:val="single"/>
-          </w:rPr>
-          <w:t>1 Pedro 2.1</w:t>
-        </w:r>
-      </w:hyperlink>
+      <w:r>
+        <w:rPr>
+          <w:lang w:val="pt_PT" w:bidi="pt_PT"/>
+        </w:rPr>
+        <w:t>1 Pedro 2.1</w:t>
+      </w:r>
       <w:r>
         <w:rPr>
           <w:lang w:val="pt_PT" w:bidi="pt_PT"/>
         </w:rPr>
         <w:t xml:space="preserve">; </w:t>
       </w:r>
-      <w:hyperlink r:id="rId67">
-        <w:r>
-          <w:rPr>
-            <w:lang w:val="pt_PT" w:bidi="pt_PT"/>
-          </w:rPr>
-          <w:rPr>
-            <w:color w:val="0000EE"/>
-            <w:u w:val="single"/>
-          </w:rPr>
-          <w:t>1 João 2.4</w:t>
-        </w:r>
-      </w:hyperlink>
+      <w:r>
+        <w:rPr>
+          <w:lang w:val="pt_PT" w:bidi="pt_PT"/>
+        </w:rPr>
+        <w:t>1 João 2.4</w:t>
+      </w:r>
       <w:r>
         <w:rPr>
           <w:lang w:val="pt_PT" w:bidi="pt_PT"/>
         </w:rPr>
         <w:t>,</w:t>
       </w:r>
-      <w:hyperlink r:id="rId68">
-        <w:r>
-          <w:rPr>
-            <w:lang w:val="pt_PT" w:bidi="pt_PT"/>
-          </w:rPr>
-          <w:rPr>
-            <w:color w:val="0000EE"/>
-            <w:u w:val="single"/>
-          </w:rPr>
-          <w:t>9</w:t>
-        </w:r>
-      </w:hyperlink>
+      <w:r>
+        <w:rPr>
+          <w:lang w:val="pt_PT" w:bidi="pt_PT"/>
+        </w:rPr>
+        <w:t>9</w:t>
+      </w:r>
       <w:r>
         <w:rPr>
           <w:lang w:val="pt_PT" w:bidi="pt_PT"/>
         </w:rPr>
         <w:t xml:space="preserve">; </w:t>
       </w:r>
-      <w:hyperlink r:id="rId69">
-        <w:r>
-          <w:rPr>
-            <w:lang w:val="pt_PT" w:bidi="pt_PT"/>
-          </w:rPr>
-          <w:rPr>
-            <w:color w:val="0000EE"/>
-            <w:u w:val="single"/>
-          </w:rPr>
-          <w:t>4.20.</w:t>
-        </w:r>
-      </w:hyperlink>
+      <w:r>
+        <w:rPr>
+          <w:lang w:val="pt_PT" w:bidi="pt_PT"/>
+        </w:rPr>
+        <w:t>4.20.</w:t>
+      </w:r>
       <w:r>
         <w:rPr>
           <w:lang w:val="pt_PT" w:bidi="pt_PT"/>
